--- a/output/education/2026-03-26_ai-medical-education-integrated/ai-medical-education-integrated_guide_facilitator.docx
+++ b/output/education/2026-03-26_ai-medical-education-integrated/ai-medical-education-integrated_guide_facilitator.docx
@@ -98,10 +98,10 @@
         <w:tblLook w:firstColumn="1" w:firstRow="1" w:lastColumn="0" w:lastRow="0" w:noHBand="0" w:noVBand="1" w:val="04A0"/>
       </w:tblPr>
       <w:tblGrid>
-        <w:gridCol w:w="2160"/>
-        <w:gridCol w:w="2160"/>
-        <w:gridCol w:w="2160"/>
-        <w:gridCol w:w="2160"/>
+        <w:gridCol w:w="850"/>
+        <w:gridCol w:w="1029"/>
+        <w:gridCol w:w="850"/>
+        <w:gridCol w:w="7107"/>
       </w:tblGrid>
       <w:tr>
         <w:tc>
@@ -1725,11 +1725,11 @@
         <w:tblLook w:firstColumn="1" w:firstRow="1" w:lastColumn="0" w:lastRow="0" w:noHBand="0" w:noVBand="1" w:val="04A0"/>
       </w:tblPr>
       <w:tblGrid>
-        <w:gridCol w:w="1728"/>
-        <w:gridCol w:w="1728"/>
-        <w:gridCol w:w="1728"/>
-        <w:gridCol w:w="1728"/>
-        <w:gridCol w:w="1728"/>
+        <w:gridCol w:w="850"/>
+        <w:gridCol w:w="1169"/>
+        <w:gridCol w:w="3969"/>
+        <w:gridCol w:w="850"/>
+        <w:gridCol w:w="2941"/>
       </w:tblGrid>
       <w:tr>
         <w:tc>
@@ -2606,10 +2606,10 @@
         <w:tblLook w:firstColumn="1" w:firstRow="1" w:lastColumn="0" w:lastRow="0" w:noHBand="0" w:noVBand="1" w:val="04A0"/>
       </w:tblPr>
       <w:tblGrid>
-        <w:gridCol w:w="2160"/>
-        <w:gridCol w:w="2160"/>
-        <w:gridCol w:w="2160"/>
-        <w:gridCol w:w="2160"/>
+        <w:gridCol w:w="850"/>
+        <w:gridCol w:w="5381"/>
+        <w:gridCol w:w="850"/>
+        <w:gridCol w:w="2398"/>
       </w:tblGrid>
       <w:tr>
         <w:tc>
@@ -3161,9 +3161,9 @@
         <w:tblLook w:firstColumn="1" w:firstRow="1" w:lastColumn="0" w:lastRow="0" w:noHBand="0" w:noVBand="1" w:val="04A0"/>
       </w:tblPr>
       <w:tblGrid>
-        <w:gridCol w:w="2880"/>
-        <w:gridCol w:w="2880"/>
-        <w:gridCol w:w="2880"/>
+        <w:gridCol w:w="1471"/>
+        <w:gridCol w:w="2615"/>
+        <w:gridCol w:w="4985"/>
       </w:tblGrid>
       <w:tr>
         <w:tc>
@@ -3471,10 +3471,10 @@
         <w:tblLook w:firstColumn="1" w:firstRow="1" w:lastColumn="0" w:lastRow="0" w:noHBand="0" w:noVBand="1" w:val="04A0"/>
       </w:tblPr>
       <w:tblGrid>
-        <w:gridCol w:w="2160"/>
-        <w:gridCol w:w="2160"/>
-        <w:gridCol w:w="2160"/>
-        <w:gridCol w:w="2160"/>
+        <w:gridCol w:w="2268"/>
+        <w:gridCol w:w="2268"/>
+        <w:gridCol w:w="1134"/>
+        <w:gridCol w:w="3402"/>
       </w:tblGrid>
       <w:tr>
         <w:tc>

--- a/output/education/2026-03-26_ai-medical-education-integrated/ai-medical-education-integrated_guide_facilitator.docx
+++ b/output/education/2026-03-26_ai-medical-education-integrated/ai-medical-education-integrated_guide_facilitator.docx
@@ -4,18 +4,36 @@
   <w:body>
     <w:p>
       <w:pPr>
-        <w:pStyle w:val="Heading1"/>
+        <w:pStyle w:val="Title"/>
       </w:pPr>
       <w:r>
+        <w:rPr>
+          <w:color w:val="333333"/>
+          <w:sz w:val="44"/>
+        </w:rPr>
         <w:t>ファシリテーターガイド</w:t>
       </w:r>
     </w:p>
     <w:p>
-      <w:pPr>
-        <w:pStyle w:val="Heading2"/>
-      </w:pPr>
       <w:r>
-        <w:t>「AI時代の臨床推論 — 使いこなす力と疑う力」統合セッション | 2026-03-26</w:t>
+        <w:rPr>
+          <w:rFonts w:ascii="Calibri" w:hAnsi="Calibri"/>
+          <w:b/>
+          <w:i w:val="0"/>
+          <w:sz w:val="28"/>
+        </w:rPr>
+        <w:t>AI × 医学教育 — 使いこなす力と疑う力</w:t>
+      </w:r>
+    </w:p>
+    <w:p>
+      <w:r>
+        <w:rPr>
+          <w:rFonts w:ascii="Calibri" w:hAnsi="Calibri"/>
+          <w:b w:val="0"/>
+          <w:i/>
+          <w:sz w:val="20"/>
+        </w:rPr>
+        <w:t>研修医版45分 + 全スタッフ版20分 | 2026-03-26 | ガニェの9教授事象</w:t>
       </w:r>
     </w:p>
     <w:p>
@@ -23,7 +41,7 @@
         <w:pStyle w:val="Heading1"/>
       </w:pPr>
       <w:r>
-        <w:t>Part 1: チートシート（印刷して手元に）</w:t>
+        <w:t>Part 1: チートシート</w:t>
       </w:r>
     </w:p>
     <w:p>
@@ -39,7 +57,7 @@
         <w:pStyle w:val="ListBullet"/>
       </w:pPr>
       <w:r>
-        <w:t>[ ] スマホまたはPC（参加者各自）— ChatGPT/Claude使用</w:t>
+        <w:t>プロジェクター / モニター</w:t>
       </w:r>
     </w:p>
     <w:p>
@@ -47,7 +65,7 @@
         <w:pStyle w:val="ListBullet"/>
       </w:pPr>
       <w:r>
-        <w:t>[ ] Wi-Fi接続確認（ハンズオン必須）</w:t>
+        <w:t>タイマー（ロールプレイ・対話用）</w:t>
       </w:r>
     </w:p>
     <w:p>
@@ -55,7 +73,7 @@
         <w:pStyle w:val="ListBullet"/>
       </w:pPr>
       <w:r>
-        <w:t>[ ] プロジェクター / モニター（スライド投影用）</w:t>
+        <w:t>本チートシート印刷（人数分）</w:t>
       </w:r>
     </w:p>
     <w:p>
@@ -63,23 +81,7 @@
         <w:pStyle w:val="ListBullet"/>
       </w:pPr>
       <w:r>
-        <w:t>[ ] タイマー（ハンズオン・ディスカッション用）</w:t>
-      </w:r>
-    </w:p>
-    <w:p>
-      <w:pPr>
-        <w:pStyle w:val="ListBullet"/>
-      </w:pPr>
-      <w:r>
-        <w:t>[ ] 付箋 + ペン（ディスカッション用、任意）</w:t>
-      </w:r>
-    </w:p>
-    <w:p>
-      <w:pPr>
-        <w:pStyle w:val="ListBullet"/>
-      </w:pPr>
-      <w:r>
-        <w:t>[ ] 参加者チートシート印刷（Part 3）</w:t>
+        <w:t>ロールプレイ症例カード（研修医版のみ）</w:t>
       </w:r>
     </w:p>
     <w:p>
@@ -87,7 +89,7 @@
         <w:pStyle w:val="Heading2"/>
       </w:pPr>
       <w:r>
-        <w:t>タイムライン + 声かけセリフ（45分版）</w:t>
+        <w:t>AIの3世代</w:t>
       </w:r>
     </w:p>
     <w:tbl>
@@ -98,10 +100,10 @@
         <w:tblLook w:firstColumn="1" w:firstRow="1" w:lastColumn="0" w:lastRow="0" w:noHBand="0" w:noVBand="1" w:val="04A0"/>
       </w:tblPr>
       <w:tblGrid>
-        <w:gridCol w:w="850"/>
-        <w:gridCol w:w="1029"/>
-        <w:gridCol w:w="850"/>
-        <w:gridCol w:w="7107"/>
+        <w:gridCol w:w="2268"/>
+        <w:gridCol w:w="1984"/>
+        <w:gridCol w:w="2268"/>
+        <w:gridCol w:w="2551"/>
       </w:tblGrid>
       <w:tr>
         <w:tc>
@@ -117,7 +119,286 @@
                 <w:color w:val="FFFFFF"/>
                 <w:sz w:val="18"/>
               </w:rPr>
-              <w:t>時間</w:t>
+              <w:t>世代</w:t>
+            </w:r>
+          </w:p>
+        </w:tc>
+        <w:tc>
+          <w:tcPr>
+            <w:tcW w:type="dxa" w:w="2160"/>
+            <w:shd w:fill="0D2B3E" w:val="clear"/>
+          </w:tcPr>
+          <w:p>
+            <w:r>
+              <w:rPr>
+                <w:rFonts w:ascii="Calibri" w:hAnsi="Calibri"/>
+                <w:b/>
+                <w:color w:val="FFFFFF"/>
+                <w:sz w:val="18"/>
+              </w:rPr>
+              <w:t>特徴</w:t>
+            </w:r>
+          </w:p>
+        </w:tc>
+        <w:tc>
+          <w:tcPr>
+            <w:tcW w:type="dxa" w:w="2160"/>
+            <w:shd w:fill="0D2B3E" w:val="clear"/>
+          </w:tcPr>
+          <w:p>
+            <w:r>
+              <w:rPr>
+                <w:rFonts w:ascii="Calibri" w:hAnsi="Calibri"/>
+                <w:b/>
+                <w:color w:val="FFFFFF"/>
+                <w:sz w:val="18"/>
+              </w:rPr>
+              <w:t>医療での例</w:t>
+            </w:r>
+          </w:p>
+        </w:tc>
+        <w:tc>
+          <w:tcPr>
+            <w:tcW w:type="dxa" w:w="2160"/>
+            <w:shd w:fill="0D2B3E" w:val="clear"/>
+          </w:tcPr>
+          <w:p>
+            <w:r>
+              <w:rPr>
+                <w:rFonts w:ascii="Calibri" w:hAnsi="Calibri"/>
+                <w:b/>
+                <w:color w:val="FFFFFF"/>
+                <w:sz w:val="18"/>
+              </w:rPr>
+              <w:t>限界</w:t>
+            </w:r>
+          </w:p>
+        </w:tc>
+      </w:tr>
+      <w:tr>
+        <w:tc>
+          <w:tcPr>
+            <w:tcW w:type="dxa" w:w="2160"/>
+            <w:shd w:fill="E8F0F0" w:val="clear"/>
+          </w:tcPr>
+          <w:p>
+            <w:r>
+              <w:rPr>
+                <w:rFonts w:ascii="Calibri" w:hAnsi="Calibri"/>
+                <w:sz w:val="18"/>
+              </w:rPr>
+              <w:t>第1世代: ルールベース</w:t>
+            </w:r>
+          </w:p>
+        </w:tc>
+        <w:tc>
+          <w:tcPr>
+            <w:tcW w:type="dxa" w:w="2160"/>
+            <w:shd w:fill="E8F0F0" w:val="clear"/>
+          </w:tcPr>
+          <w:p>
+            <w:r>
+              <w:rPr>
+                <w:rFonts w:ascii="Calibri" w:hAnsi="Calibri"/>
+                <w:sz w:val="18"/>
+              </w:rPr>
+              <w:t>人間がルールを書く</w:t>
+            </w:r>
+          </w:p>
+        </w:tc>
+        <w:tc>
+          <w:tcPr>
+            <w:tcW w:type="dxa" w:w="2160"/>
+            <w:shd w:fill="E8F0F0" w:val="clear"/>
+          </w:tcPr>
+          <w:p>
+            <w:r>
+              <w:rPr>
+                <w:rFonts w:ascii="Calibri" w:hAnsi="Calibri"/>
+                <w:sz w:val="18"/>
+              </w:rPr>
+              <w:t>処方チェック、アラート</w:t>
+            </w:r>
+          </w:p>
+        </w:tc>
+        <w:tc>
+          <w:tcPr>
+            <w:tcW w:type="dxa" w:w="2160"/>
+            <w:shd w:fill="E8F0F0" w:val="clear"/>
+          </w:tcPr>
+          <w:p>
+            <w:r>
+              <w:rPr>
+                <w:rFonts w:ascii="Calibri" w:hAnsi="Calibri"/>
+                <w:sz w:val="18"/>
+              </w:rPr>
+              <w:t>ルール外の事象に対応不可</w:t>
+            </w:r>
+          </w:p>
+        </w:tc>
+      </w:tr>
+      <w:tr>
+        <w:tc>
+          <w:tcPr>
+            <w:tcW w:type="dxa" w:w="2160"/>
+            <w:shd w:fill="FFFFFF" w:val="clear"/>
+          </w:tcPr>
+          <w:p>
+            <w:r>
+              <w:rPr>
+                <w:rFonts w:ascii="Calibri" w:hAnsi="Calibri"/>
+                <w:sz w:val="18"/>
+              </w:rPr>
+              <w:t>第2世代: 生成AI</w:t>
+            </w:r>
+          </w:p>
+        </w:tc>
+        <w:tc>
+          <w:tcPr>
+            <w:tcW w:type="dxa" w:w="2160"/>
+            <w:shd w:fill="FFFFFF" w:val="clear"/>
+          </w:tcPr>
+          <w:p>
+            <w:r>
+              <w:rPr>
+                <w:rFonts w:ascii="Calibri" w:hAnsi="Calibri"/>
+                <w:sz w:val="18"/>
+              </w:rPr>
+              <w:t>1つのAIが何でもやる</w:t>
+            </w:r>
+          </w:p>
+        </w:tc>
+        <w:tc>
+          <w:tcPr>
+            <w:tcW w:type="dxa" w:w="2160"/>
+            <w:shd w:fill="FFFFFF" w:val="clear"/>
+          </w:tcPr>
+          <w:p>
+            <w:r>
+              <w:rPr>
+                <w:rFonts w:ascii="Calibri" w:hAnsi="Calibri"/>
+                <w:sz w:val="18"/>
+              </w:rPr>
+              <w:t>ChatGPT/Claude</w:t>
+            </w:r>
+          </w:p>
+        </w:tc>
+        <w:tc>
+          <w:tcPr>
+            <w:tcW w:type="dxa" w:w="2160"/>
+            <w:shd w:fill="FFFFFF" w:val="clear"/>
+          </w:tcPr>
+          <w:p>
+            <w:r>
+              <w:rPr>
+                <w:rFonts w:ascii="Calibri" w:hAnsi="Calibri"/>
+                <w:sz w:val="18"/>
+              </w:rPr>
+              <w:t>ハルシネーション、コンテキスト制限</w:t>
+            </w:r>
+          </w:p>
+        </w:tc>
+      </w:tr>
+      <w:tr>
+        <w:tc>
+          <w:tcPr>
+            <w:tcW w:type="dxa" w:w="2160"/>
+            <w:shd w:fill="E8F0F0" w:val="clear"/>
+          </w:tcPr>
+          <w:p>
+            <w:r>
+              <w:rPr>
+                <w:rFonts w:ascii="Calibri" w:hAnsi="Calibri"/>
+                <w:sz w:val="18"/>
+              </w:rPr>
+              <w:t>第3世代: エージェントAI</w:t>
+            </w:r>
+          </w:p>
+        </w:tc>
+        <w:tc>
+          <w:tcPr>
+            <w:tcW w:type="dxa" w:w="2160"/>
+            <w:shd w:fill="E8F0F0" w:val="clear"/>
+          </w:tcPr>
+          <w:p>
+            <w:r>
+              <w:rPr>
+                <w:rFonts w:ascii="Calibri" w:hAnsi="Calibri"/>
+                <w:sz w:val="18"/>
+              </w:rPr>
+              <w:t>専門AIチームが協力</w:t>
+            </w:r>
+          </w:p>
+        </w:tc>
+        <w:tc>
+          <w:tcPr>
+            <w:tcW w:type="dxa" w:w="2160"/>
+            <w:shd w:fill="E8F0F0" w:val="clear"/>
+          </w:tcPr>
+          <w:p>
+            <w:r>
+              <w:rPr>
+                <w:rFonts w:ascii="Calibri" w:hAnsi="Calibri"/>
+                <w:sz w:val="18"/>
+              </w:rPr>
+              <w:t>マルチエージェント診断支援</w:t>
+            </w:r>
+          </w:p>
+        </w:tc>
+        <w:tc>
+          <w:tcPr>
+            <w:tcW w:type="dxa" w:w="2160"/>
+            <w:shd w:fill="E8F0F0" w:val="clear"/>
+          </w:tcPr>
+          <w:p>
+            <w:r>
+              <w:rPr>
+                <w:rFonts w:ascii="Calibri" w:hAnsi="Calibri"/>
+                <w:sz w:val="18"/>
+              </w:rPr>
+              <w:t>実装はまだ研究段階</w:t>
+            </w:r>
+          </w:p>
+        </w:tc>
+      </w:tr>
+    </w:tbl>
+    <w:p/>
+    <w:p>
+      <w:pPr>
+        <w:pStyle w:val="Heading2"/>
+      </w:pPr>
+      <w:r>
+        <w:t>認知バイアスとAI</w:t>
+      </w:r>
+    </w:p>
+    <w:tbl>
+      <w:tblPr>
+        <w:tblStyle w:val="TableGrid"/>
+        <w:tblW w:type="auto" w:w="0"/>
+        <w:jc w:val="center"/>
+        <w:tblLook w:firstColumn="1" w:firstRow="1" w:lastColumn="0" w:lastRow="0" w:noHBand="0" w:noVBand="1" w:val="04A0"/>
+      </w:tblPr>
+      <w:tblGrid>
+        <w:gridCol w:w="1701"/>
+        <w:gridCol w:w="1984"/>
+        <w:gridCol w:w="2551"/>
+        <w:gridCol w:w="2835"/>
+      </w:tblGrid>
+      <w:tr>
+        <w:tc>
+          <w:tcPr>
+            <w:tcW w:type="dxa" w:w="2160"/>
+            <w:shd w:fill="0D2B3E" w:val="clear"/>
+          </w:tcPr>
+          <w:p>
+            <w:r>
+              <w:rPr>
+                <w:rFonts w:ascii="Calibri" w:hAnsi="Calibri"/>
+                <w:b/>
+                <w:color w:val="FFFFFF"/>
+                <w:sz w:val="18"/>
+              </w:rPr>
+              <w:t>バイアス</w:t>
             </w:r>
           </w:p>
         </w:tc>
@@ -151,13 +432,855 @@
                 <w:color w:val="FFFFFF"/>
                 <w:sz w:val="18"/>
               </w:rPr>
+              <w:t>AIとの関係</w:t>
+            </w:r>
+          </w:p>
+        </w:tc>
+        <w:tc>
+          <w:tcPr>
+            <w:tcW w:type="dxa" w:w="2160"/>
+            <w:shd w:fill="0D2B3E" w:val="clear"/>
+          </w:tcPr>
+          <w:p>
+            <w:r>
+              <w:rPr>
+                <w:rFonts w:ascii="Calibri" w:hAnsi="Calibri"/>
+                <w:b/>
+                <w:color w:val="FFFFFF"/>
+                <w:sz w:val="18"/>
+              </w:rPr>
+              <w:t>対策</w:t>
+            </w:r>
+          </w:p>
+        </w:tc>
+      </w:tr>
+      <w:tr>
+        <w:tc>
+          <w:tcPr>
+            <w:tcW w:type="dxa" w:w="2160"/>
+            <w:shd w:fill="E8F0F0" w:val="clear"/>
+          </w:tcPr>
+          <w:p>
+            <w:r>
+              <w:rPr>
+                <w:rFonts w:ascii="Calibri" w:hAnsi="Calibri"/>
+                <w:sz w:val="18"/>
+              </w:rPr>
+              <w:t>アンカリング</w:t>
+            </w:r>
+          </w:p>
+        </w:tc>
+        <w:tc>
+          <w:tcPr>
+            <w:tcW w:type="dxa" w:w="2160"/>
+            <w:shd w:fill="E8F0F0" w:val="clear"/>
+          </w:tcPr>
+          <w:p>
+            <w:r>
+              <w:rPr>
+                <w:rFonts w:ascii="Calibri" w:hAnsi="Calibri"/>
+                <w:sz w:val="18"/>
+              </w:rPr>
+              <w:t>最初の情報に引きずられる</w:t>
+            </w:r>
+          </w:p>
+        </w:tc>
+        <w:tc>
+          <w:tcPr>
+            <w:tcW w:type="dxa" w:w="2160"/>
+            <w:shd w:fill="E8F0F0" w:val="clear"/>
+          </w:tcPr>
+          <w:p>
+            <w:r>
+              <w:rPr>
+                <w:rFonts w:ascii="Calibri" w:hAnsi="Calibri"/>
+                <w:sz w:val="18"/>
+              </w:rPr>
+              <w:t>AIの最初の提案に固執</w:t>
+            </w:r>
+          </w:p>
+        </w:tc>
+        <w:tc>
+          <w:tcPr>
+            <w:tcW w:type="dxa" w:w="2160"/>
+            <w:shd w:fill="E8F0F0" w:val="clear"/>
+          </w:tcPr>
+          <w:p>
+            <w:r>
+              <w:rPr>
+                <w:rFonts w:ascii="Calibri" w:hAnsi="Calibri"/>
+                <w:sz w:val="18"/>
+              </w:rPr>
+              <w:t>自分で3つ鑑別を出してからAIに聞く</w:t>
+            </w:r>
+          </w:p>
+        </w:tc>
+      </w:tr>
+      <w:tr>
+        <w:tc>
+          <w:tcPr>
+            <w:tcW w:type="dxa" w:w="2160"/>
+            <w:shd w:fill="FFFFFF" w:val="clear"/>
+          </w:tcPr>
+          <w:p>
+            <w:r>
+              <w:rPr>
+                <w:rFonts w:ascii="Calibri" w:hAnsi="Calibri"/>
+                <w:sz w:val="18"/>
+              </w:rPr>
+              <w:t>自動化バイアス</w:t>
+            </w:r>
+          </w:p>
+        </w:tc>
+        <w:tc>
+          <w:tcPr>
+            <w:tcW w:type="dxa" w:w="2160"/>
+            <w:shd w:fill="FFFFFF" w:val="clear"/>
+          </w:tcPr>
+          <w:p>
+            <w:r>
+              <w:rPr>
+                <w:rFonts w:ascii="Calibri" w:hAnsi="Calibri"/>
+                <w:sz w:val="18"/>
+              </w:rPr>
+              <w:t>機械を無条件に信頼</w:t>
+            </w:r>
+          </w:p>
+        </w:tc>
+        <w:tc>
+          <w:tcPr>
+            <w:tcW w:type="dxa" w:w="2160"/>
+            <w:shd w:fill="FFFFFF" w:val="clear"/>
+          </w:tcPr>
+          <w:p>
+            <w:r>
+              <w:rPr>
+                <w:rFonts w:ascii="Calibri" w:hAnsi="Calibri"/>
+                <w:sz w:val="18"/>
+              </w:rPr>
+              <w:t>「AIが言ったから正しい」</w:t>
+            </w:r>
+          </w:p>
+        </w:tc>
+        <w:tc>
+          <w:tcPr>
+            <w:tcW w:type="dxa" w:w="2160"/>
+            <w:shd w:fill="FFFFFF" w:val="clear"/>
+          </w:tcPr>
+          <w:p>
+            <w:r>
+              <w:rPr>
+                <w:rFonts w:ascii="Calibri" w:hAnsi="Calibri"/>
+                <w:sz w:val="18"/>
+              </w:rPr>
+              <w:t>AIの答えの根拠を必ず確認</w:t>
+            </w:r>
+          </w:p>
+        </w:tc>
+      </w:tr>
+      <w:tr>
+        <w:tc>
+          <w:tcPr>
+            <w:tcW w:type="dxa" w:w="2160"/>
+            <w:shd w:fill="E8F0F0" w:val="clear"/>
+          </w:tcPr>
+          <w:p>
+            <w:r>
+              <w:rPr>
+                <w:rFonts w:ascii="Calibri" w:hAnsi="Calibri"/>
+                <w:sz w:val="18"/>
+              </w:rPr>
+              <w:t>確証バイアス</w:t>
+            </w:r>
+          </w:p>
+        </w:tc>
+        <w:tc>
+          <w:tcPr>
+            <w:tcW w:type="dxa" w:w="2160"/>
+            <w:shd w:fill="E8F0F0" w:val="clear"/>
+          </w:tcPr>
+          <w:p>
+            <w:r>
+              <w:rPr>
+                <w:rFonts w:ascii="Calibri" w:hAnsi="Calibri"/>
+                <w:sz w:val="18"/>
+              </w:rPr>
+              <w:t>自説を支持する情報だけ探す</w:t>
+            </w:r>
+          </w:p>
+        </w:tc>
+        <w:tc>
+          <w:tcPr>
+            <w:tcW w:type="dxa" w:w="2160"/>
+            <w:shd w:fill="E8F0F0" w:val="clear"/>
+          </w:tcPr>
+          <w:p>
+            <w:r>
+              <w:rPr>
+                <w:rFonts w:ascii="Calibri" w:hAnsi="Calibri"/>
+                <w:sz w:val="18"/>
+              </w:rPr>
+              <w:t>AIの答えを支持する証拠だけ集める</w:t>
+            </w:r>
+          </w:p>
+        </w:tc>
+        <w:tc>
+          <w:tcPr>
+            <w:tcW w:type="dxa" w:w="2160"/>
+            <w:shd w:fill="E8F0F0" w:val="clear"/>
+          </w:tcPr>
+          <w:p>
+            <w:r>
+              <w:rPr>
+                <w:rFonts w:ascii="Calibri" w:hAnsi="Calibri"/>
+                <w:sz w:val="18"/>
+              </w:rPr>
+              <w:t>反証を意識的に探す</w:t>
+            </w:r>
+          </w:p>
+        </w:tc>
+      </w:tr>
+    </w:tbl>
+    <w:p/>
+    <w:p>
+      <w:pPr>
+        <w:pStyle w:val="Heading2"/>
+      </w:pPr>
+      <w:r>
+        <w:t>AI活用の使い分け</w:t>
+      </w:r>
+    </w:p>
+    <w:tbl>
+      <w:tblPr>
+        <w:tblStyle w:val="TableGrid"/>
+        <w:tblW w:type="auto" w:w="0"/>
+        <w:jc w:val="center"/>
+        <w:tblLook w:firstColumn="1" w:firstRow="1" w:lastColumn="0" w:lastRow="0" w:noHBand="0" w:noVBand="1" w:val="04A0"/>
+      </w:tblPr>
+      <w:tblGrid>
+        <w:gridCol w:w="2835"/>
+        <w:gridCol w:w="1417"/>
+        <w:gridCol w:w="4819"/>
+      </w:tblGrid>
+      <w:tr>
+        <w:tc>
+          <w:tcPr>
+            <w:tcW w:type="dxa" w:w="2880"/>
+            <w:shd w:fill="0D2B3E" w:val="clear"/>
+          </w:tcPr>
+          <w:p>
+            <w:r>
+              <w:rPr>
+                <w:rFonts w:ascii="Calibri" w:hAnsi="Calibri"/>
+                <w:b/>
+                <w:color w:val="FFFFFF"/>
+                <w:sz w:val="18"/>
+              </w:rPr>
+              <w:t>場面</w:t>
+            </w:r>
+          </w:p>
+        </w:tc>
+        <w:tc>
+          <w:tcPr>
+            <w:tcW w:type="dxa" w:w="2880"/>
+            <w:shd w:fill="0D2B3E" w:val="clear"/>
+          </w:tcPr>
+          <w:p>
+            <w:r>
+              <w:rPr>
+                <w:rFonts w:ascii="Calibri" w:hAnsi="Calibri"/>
+                <w:b/>
+                <w:color w:val="FFFFFF"/>
+                <w:sz w:val="18"/>
+              </w:rPr>
+              <w:t>推奨</w:t>
+            </w:r>
+          </w:p>
+        </w:tc>
+        <w:tc>
+          <w:tcPr>
+            <w:tcW w:type="dxa" w:w="2880"/>
+            <w:shd w:fill="0D2B3E" w:val="clear"/>
+          </w:tcPr>
+          <w:p>
+            <w:r>
+              <w:rPr>
+                <w:rFonts w:ascii="Calibri" w:hAnsi="Calibri"/>
+                <w:b/>
+                <w:color w:val="FFFFFF"/>
+                <w:sz w:val="18"/>
+              </w:rPr>
+              <w:t>理由</w:t>
+            </w:r>
+          </w:p>
+        </w:tc>
+      </w:tr>
+      <w:tr>
+        <w:tc>
+          <w:tcPr>
+            <w:tcW w:type="dxa" w:w="2880"/>
+            <w:shd w:fill="E8F0F0" w:val="clear"/>
+          </w:tcPr>
+          <w:p>
+            <w:r>
+              <w:rPr>
+                <w:rFonts w:ascii="Calibri" w:hAnsi="Calibri"/>
+                <w:sz w:val="18"/>
+              </w:rPr>
+              <w:t>鑑別診断リスト作成</w:t>
+            </w:r>
+          </w:p>
+        </w:tc>
+        <w:tc>
+          <w:tcPr>
+            <w:tcW w:type="dxa" w:w="2880"/>
+            <w:shd w:fill="E8F0F0" w:val="clear"/>
+          </w:tcPr>
+          <w:p>
+            <w:r>
+              <w:rPr>
+                <w:rFonts w:ascii="Calibri" w:hAnsi="Calibri"/>
+                <w:sz w:val="18"/>
+              </w:rPr>
+              <w:t>○ 推奨</w:t>
+            </w:r>
+          </w:p>
+        </w:tc>
+        <w:tc>
+          <w:tcPr>
+            <w:tcW w:type="dxa" w:w="2880"/>
+            <w:shd w:fill="E8F0F0" w:val="clear"/>
+          </w:tcPr>
+          <w:p>
+            <w:r>
+              <w:rPr>
+                <w:rFonts w:ascii="Calibri" w:hAnsi="Calibri"/>
+                <w:sz w:val="18"/>
+              </w:rPr>
+              <w:t>網羅性でAIが優位</w:t>
+            </w:r>
+          </w:p>
+        </w:tc>
+      </w:tr>
+      <w:tr>
+        <w:tc>
+          <w:tcPr>
+            <w:tcW w:type="dxa" w:w="2880"/>
+            <w:shd w:fill="FFFFFF" w:val="clear"/>
+          </w:tcPr>
+          <w:p>
+            <w:r>
+              <w:rPr>
+                <w:rFonts w:ascii="Calibri" w:hAnsi="Calibri"/>
+                <w:sz w:val="18"/>
+              </w:rPr>
+              <w:t>ガイドライン確認</w:t>
+            </w:r>
+          </w:p>
+        </w:tc>
+        <w:tc>
+          <w:tcPr>
+            <w:tcW w:type="dxa" w:w="2880"/>
+            <w:shd w:fill="FFFFFF" w:val="clear"/>
+          </w:tcPr>
+          <w:p>
+            <w:r>
+              <w:rPr>
+                <w:rFonts w:ascii="Calibri" w:hAnsi="Calibri"/>
+                <w:sz w:val="18"/>
+              </w:rPr>
+              <w:t>○ 推奨</w:t>
+            </w:r>
+          </w:p>
+        </w:tc>
+        <w:tc>
+          <w:tcPr>
+            <w:tcW w:type="dxa" w:w="2880"/>
+            <w:shd w:fill="FFFFFF" w:val="clear"/>
+          </w:tcPr>
+          <w:p>
+            <w:r>
+              <w:rPr>
+                <w:rFonts w:ascii="Calibri" w:hAnsi="Calibri"/>
+                <w:sz w:val="18"/>
+              </w:rPr>
+              <w:t>最新情報の素早い検索</w:t>
+            </w:r>
+          </w:p>
+        </w:tc>
+      </w:tr>
+      <w:tr>
+        <w:tc>
+          <w:tcPr>
+            <w:tcW w:type="dxa" w:w="2880"/>
+            <w:shd w:fill="E8F0F0" w:val="clear"/>
+          </w:tcPr>
+          <w:p>
+            <w:r>
+              <w:rPr>
+                <w:rFonts w:ascii="Calibri" w:hAnsi="Calibri"/>
+                <w:sz w:val="18"/>
+              </w:rPr>
+              <w:t>薬剤相互作用チェック</w:t>
+            </w:r>
+          </w:p>
+        </w:tc>
+        <w:tc>
+          <w:tcPr>
+            <w:tcW w:type="dxa" w:w="2880"/>
+            <w:shd w:fill="E8F0F0" w:val="clear"/>
+          </w:tcPr>
+          <w:p>
+            <w:r>
+              <w:rPr>
+                <w:rFonts w:ascii="Calibri" w:hAnsi="Calibri"/>
+                <w:sz w:val="18"/>
+              </w:rPr>
+              <w:t>○ 推奨</w:t>
+            </w:r>
+          </w:p>
+        </w:tc>
+        <w:tc>
+          <w:tcPr>
+            <w:tcW w:type="dxa" w:w="2880"/>
+            <w:shd w:fill="E8F0F0" w:val="clear"/>
+          </w:tcPr>
+          <w:p>
+            <w:r>
+              <w:rPr>
+                <w:rFonts w:ascii="Calibri" w:hAnsi="Calibri"/>
+                <w:sz w:val="18"/>
+              </w:rPr>
+              <w:t>組み合わせの網羅はAI向き</w:t>
+            </w:r>
+          </w:p>
+        </w:tc>
+      </w:tr>
+      <w:tr>
+        <w:tc>
+          <w:tcPr>
+            <w:tcW w:type="dxa" w:w="2880"/>
+            <w:shd w:fill="FFFFFF" w:val="clear"/>
+          </w:tcPr>
+          <w:p>
+            <w:r>
+              <w:rPr>
+                <w:rFonts w:ascii="Calibri" w:hAnsi="Calibri"/>
+                <w:sz w:val="18"/>
+              </w:rPr>
+              <w:t>最終診断の決定</w:t>
+            </w:r>
+          </w:p>
+        </w:tc>
+        <w:tc>
+          <w:tcPr>
+            <w:tcW w:type="dxa" w:w="2880"/>
+            <w:shd w:fill="FFFFFF" w:val="clear"/>
+          </w:tcPr>
+          <w:p>
+            <w:r>
+              <w:rPr>
+                <w:rFonts w:ascii="Calibri" w:hAnsi="Calibri"/>
+                <w:sz w:val="18"/>
+              </w:rPr>
+              <w:t>× 注意</w:t>
+            </w:r>
+          </w:p>
+        </w:tc>
+        <w:tc>
+          <w:tcPr>
+            <w:tcW w:type="dxa" w:w="2880"/>
+            <w:shd w:fill="FFFFFF" w:val="clear"/>
+          </w:tcPr>
+          <w:p>
+            <w:r>
+              <w:rPr>
+                <w:rFonts w:ascii="Calibri" w:hAnsi="Calibri"/>
+                <w:sz w:val="18"/>
+              </w:rPr>
+              <w:t>文脈依存の判断は人間が優位</w:t>
+            </w:r>
+          </w:p>
+        </w:tc>
+      </w:tr>
+      <w:tr>
+        <w:tc>
+          <w:tcPr>
+            <w:tcW w:type="dxa" w:w="2880"/>
+            <w:shd w:fill="E8F0F0" w:val="clear"/>
+          </w:tcPr>
+          <w:p>
+            <w:r>
+              <w:rPr>
+                <w:rFonts w:ascii="Calibri" w:hAnsi="Calibri"/>
+                <w:sz w:val="18"/>
+              </w:rPr>
+              <w:t>患者への意思決定支援</w:t>
+            </w:r>
+          </w:p>
+        </w:tc>
+        <w:tc>
+          <w:tcPr>
+            <w:tcW w:type="dxa" w:w="2880"/>
+            <w:shd w:fill="E8F0F0" w:val="clear"/>
+          </w:tcPr>
+          <w:p>
+            <w:r>
+              <w:rPr>
+                <w:rFonts w:ascii="Calibri" w:hAnsi="Calibri"/>
+                <w:sz w:val="18"/>
+              </w:rPr>
+              <w:t>× 注意</w:t>
+            </w:r>
+          </w:p>
+        </w:tc>
+        <w:tc>
+          <w:tcPr>
+            <w:tcW w:type="dxa" w:w="2880"/>
+            <w:shd w:fill="E8F0F0" w:val="clear"/>
+          </w:tcPr>
+          <w:p>
+            <w:r>
+              <w:rPr>
+                <w:rFonts w:ascii="Calibri" w:hAnsi="Calibri"/>
+                <w:sz w:val="18"/>
+              </w:rPr>
+              <w:t>価値観を踏まえた対話は人間の仕事</w:t>
+            </w:r>
+          </w:p>
+        </w:tc>
+      </w:tr>
+      <w:tr>
+        <w:tc>
+          <w:tcPr>
+            <w:tcW w:type="dxa" w:w="2880"/>
+            <w:shd w:fill="FFFFFF" w:val="clear"/>
+          </w:tcPr>
+          <w:p>
+            <w:r>
+              <w:rPr>
+                <w:rFonts w:ascii="Calibri" w:hAnsi="Calibri"/>
+                <w:sz w:val="18"/>
+              </w:rPr>
+              <w:t>感情的サポート</w:t>
+            </w:r>
+          </w:p>
+        </w:tc>
+        <w:tc>
+          <w:tcPr>
+            <w:tcW w:type="dxa" w:w="2880"/>
+            <w:shd w:fill="FFFFFF" w:val="clear"/>
+          </w:tcPr>
+          <w:p>
+            <w:r>
+              <w:rPr>
+                <w:rFonts w:ascii="Calibri" w:hAnsi="Calibri"/>
+                <w:sz w:val="18"/>
+              </w:rPr>
+              <w:t>× 不向き</w:t>
+            </w:r>
+          </w:p>
+        </w:tc>
+        <w:tc>
+          <w:tcPr>
+            <w:tcW w:type="dxa" w:w="2880"/>
+            <w:shd w:fill="FFFFFF" w:val="clear"/>
+          </w:tcPr>
+          <w:p>
+            <w:r>
+              <w:rPr>
+                <w:rFonts w:ascii="Calibri" w:hAnsi="Calibri"/>
+                <w:sz w:val="18"/>
+              </w:rPr>
+              <w:t>共感は人間の能力</w:t>
+            </w:r>
+          </w:p>
+        </w:tc>
+      </w:tr>
+    </w:tbl>
+    <w:p/>
+    <w:p>
+      <w:pPr>
+        <w:pStyle w:val="Heading2"/>
+      </w:pPr>
+      <w:r>
+        <w:t>ロールプレイの3つの役割</w:t>
+      </w:r>
+    </w:p>
+    <w:tbl>
+      <w:tblPr>
+        <w:tblStyle w:val="TableGrid"/>
+        <w:tblW w:type="auto" w:w="0"/>
+        <w:jc w:val="center"/>
+        <w:tblLook w:firstColumn="1" w:firstRow="1" w:lastColumn="0" w:lastRow="0" w:noHBand="0" w:noVBand="1" w:val="04A0"/>
+      </w:tblPr>
+      <w:tblGrid>
+        <w:gridCol w:w="1701"/>
+        <w:gridCol w:w="3118"/>
+        <w:gridCol w:w="4252"/>
+      </w:tblGrid>
+      <w:tr>
+        <w:tc>
+          <w:tcPr>
+            <w:tcW w:type="dxa" w:w="2880"/>
+            <w:shd w:fill="0D2B3E" w:val="clear"/>
+          </w:tcPr>
+          <w:p>
+            <w:r>
+              <w:rPr>
+                <w:rFonts w:ascii="Calibri" w:hAnsi="Calibri"/>
+                <w:b/>
+                <w:color w:val="FFFFFF"/>
+                <w:sz w:val="18"/>
+              </w:rPr>
+              <w:t>役割</w:t>
+            </w:r>
+          </w:p>
+        </w:tc>
+        <w:tc>
+          <w:tcPr>
+            <w:tcW w:type="dxa" w:w="2880"/>
+            <w:shd w:fill="0D2B3E" w:val="clear"/>
+          </w:tcPr>
+          <w:p>
+            <w:r>
+              <w:rPr>
+                <w:rFonts w:ascii="Calibri" w:hAnsi="Calibri"/>
+                <w:b/>
+                <w:color w:val="FFFFFF"/>
+                <w:sz w:val="18"/>
+              </w:rPr>
+              <w:t>何をするか</w:t>
+            </w:r>
+          </w:p>
+        </w:tc>
+        <w:tc>
+          <w:tcPr>
+            <w:tcW w:type="dxa" w:w="2880"/>
+            <w:shd w:fill="0D2B3E" w:val="clear"/>
+          </w:tcPr>
+          <w:p>
+            <w:r>
+              <w:rPr>
+                <w:rFonts w:ascii="Calibri" w:hAnsi="Calibri"/>
+                <w:b/>
+                <w:color w:val="FFFFFF"/>
+                <w:sz w:val="18"/>
+              </w:rPr>
+              <w:t>ファシリテーターの注目点</w:t>
+            </w:r>
+          </w:p>
+        </w:tc>
+      </w:tr>
+      <w:tr>
+        <w:tc>
+          <w:tcPr>
+            <w:tcW w:type="dxa" w:w="2880"/>
+            <w:shd w:fill="E8F0F0" w:val="clear"/>
+          </w:tcPr>
+          <w:p>
+            <w:r>
+              <w:rPr>
+                <w:rFonts w:ascii="Calibri" w:hAnsi="Calibri"/>
+                <w:sz w:val="18"/>
+              </w:rPr>
+              <w:t>Patient AI</w:t>
+            </w:r>
+          </w:p>
+        </w:tc>
+        <w:tc>
+          <w:tcPr>
+            <w:tcW w:type="dxa" w:w="2880"/>
+            <w:shd w:fill="E8F0F0" w:val="clear"/>
+          </w:tcPr>
+          <w:p>
+            <w:r>
+              <w:rPr>
+                <w:rFonts w:ascii="Calibri" w:hAnsi="Calibri"/>
+                <w:sz w:val="18"/>
+              </w:rPr>
+              <w:t>症状・検査結果を段階的に開示</w:t>
+            </w:r>
+          </w:p>
+        </w:tc>
+        <w:tc>
+          <w:tcPr>
+            <w:tcW w:type="dxa" w:w="2880"/>
+            <w:shd w:fill="E8F0F0" w:val="clear"/>
+          </w:tcPr>
+          <w:p>
+            <w:r>
+              <w:rPr>
+                <w:rFonts w:ascii="Calibri" w:hAnsi="Calibri"/>
+                <w:sz w:val="18"/>
+              </w:rPr>
+              <w:t>情報の出し方でバイアスが変わるか観察</w:t>
+            </w:r>
+          </w:p>
+        </w:tc>
+      </w:tr>
+      <w:tr>
+        <w:tc>
+          <w:tcPr>
+            <w:tcW w:type="dxa" w:w="2880"/>
+            <w:shd w:fill="FFFFFF" w:val="clear"/>
+          </w:tcPr>
+          <w:p>
+            <w:r>
+              <w:rPr>
+                <w:rFonts w:ascii="Calibri" w:hAnsi="Calibri"/>
+                <w:sz w:val="18"/>
+              </w:rPr>
+              <w:t>Socratic AI</w:t>
+            </w:r>
+          </w:p>
+        </w:tc>
+        <w:tc>
+          <w:tcPr>
+            <w:tcW w:type="dxa" w:w="2880"/>
+            <w:shd w:fill="FFFFFF" w:val="clear"/>
+          </w:tcPr>
+          <w:p>
+            <w:r>
+              <w:rPr>
+                <w:rFonts w:ascii="Calibri" w:hAnsi="Calibri"/>
+                <w:sz w:val="18"/>
+              </w:rPr>
+              <w:t>「なぜ？」「他には？」で深堀り</w:t>
+            </w:r>
+          </w:p>
+        </w:tc>
+        <w:tc>
+          <w:tcPr>
+            <w:tcW w:type="dxa" w:w="2880"/>
+            <w:shd w:fill="FFFFFF" w:val="clear"/>
+          </w:tcPr>
+          <w:p>
+            <w:r>
+              <w:rPr>
+                <w:rFonts w:ascii="Calibri" w:hAnsi="Calibri"/>
+                <w:sz w:val="18"/>
+              </w:rPr>
+              <w:t>思考を広げる質問ができているか</w:t>
+            </w:r>
+          </w:p>
+        </w:tc>
+      </w:tr>
+      <w:tr>
+        <w:tc>
+          <w:tcPr>
+            <w:tcW w:type="dxa" w:w="2880"/>
+            <w:shd w:fill="E8F0F0" w:val="clear"/>
+          </w:tcPr>
+          <w:p>
+            <w:r>
+              <w:rPr>
+                <w:rFonts w:ascii="Calibri" w:hAnsi="Calibri"/>
+                <w:sz w:val="18"/>
+              </w:rPr>
+              <w:t>Red Team AI</w:t>
+            </w:r>
+          </w:p>
+        </w:tc>
+        <w:tc>
+          <w:tcPr>
+            <w:tcW w:type="dxa" w:w="2880"/>
+            <w:shd w:fill="E8F0F0" w:val="clear"/>
+          </w:tcPr>
+          <w:p>
+            <w:r>
+              <w:rPr>
+                <w:rFonts w:ascii="Calibri" w:hAnsi="Calibri"/>
+                <w:sz w:val="18"/>
+              </w:rPr>
+              <w:t>意図的に反論・反証を提示</w:t>
+            </w:r>
+          </w:p>
+        </w:tc>
+        <w:tc>
+          <w:tcPr>
+            <w:tcW w:type="dxa" w:w="2880"/>
+            <w:shd w:fill="E8F0F0" w:val="clear"/>
+          </w:tcPr>
+          <w:p>
+            <w:r>
+              <w:rPr>
+                <w:rFonts w:ascii="Calibri" w:hAnsi="Calibri"/>
+                <w:sz w:val="18"/>
+              </w:rPr>
+              <w:t>反論に対して建設的に対応できるか</w:t>
+            </w:r>
+          </w:p>
+        </w:tc>
+      </w:tr>
+    </w:tbl>
+    <w:p/>
+    <w:p>
+      <w:pPr>
+        <w:pStyle w:val="Heading1"/>
+      </w:pPr>
+      <w:r>
+        <w:t>Part 2: タイムライン</w:t>
+      </w:r>
+    </w:p>
+    <w:p>
+      <w:pPr>
+        <w:pStyle w:val="Heading2"/>
+      </w:pPr>
+      <w:r>
+        <w:t>研修医版（45分）</w:t>
+      </w:r>
+    </w:p>
+    <w:tbl>
+      <w:tblPr>
+        <w:tblStyle w:val="TableGrid"/>
+        <w:tblW w:type="auto" w:w="0"/>
+        <w:jc w:val="center"/>
+        <w:tblLook w:firstColumn="1" w:firstRow="1" w:lastColumn="0" w:lastRow="0" w:noHBand="0" w:noVBand="1" w:val="04A0"/>
+      </w:tblPr>
+      <w:tblGrid>
+        <w:gridCol w:w="1417"/>
+        <w:gridCol w:w="1984"/>
+        <w:gridCol w:w="5669"/>
+      </w:tblGrid>
+      <w:tr>
+        <w:tc>
+          <w:tcPr>
+            <w:tcW w:type="dxa" w:w="2880"/>
+            <w:shd w:fill="0D2B3E" w:val="clear"/>
+          </w:tcPr>
+          <w:p>
+            <w:r>
+              <w:rPr>
+                <w:rFonts w:ascii="Calibri" w:hAnsi="Calibri"/>
+                <w:b/>
+                <w:color w:val="FFFFFF"/>
+                <w:sz w:val="18"/>
+              </w:rPr>
+              <w:t>時間</w:t>
+            </w:r>
+          </w:p>
+        </w:tc>
+        <w:tc>
+          <w:tcPr>
+            <w:tcW w:type="dxa" w:w="2880"/>
+            <w:shd w:fill="0D2B3E" w:val="clear"/>
+          </w:tcPr>
+          <w:p>
+            <w:r>
+              <w:rPr>
+                <w:rFonts w:ascii="Calibri" w:hAnsi="Calibri"/>
+                <w:b/>
+                <w:color w:val="FFFFFF"/>
+                <w:sz w:val="18"/>
+              </w:rPr>
               <w:t>スライド</w:t>
             </w:r>
           </w:p>
         </w:tc>
         <w:tc>
           <w:tcPr>
-            <w:tcW w:type="dxa" w:w="2160"/>
+            <w:tcW w:type="dxa" w:w="2880"/>
             <w:shd w:fill="0D2B3E" w:val="clear"/>
           </w:tcPr>
           <w:p>
@@ -176,7 +1299,7 @@
       <w:tr>
         <w:tc>
           <w:tcPr>
-            <w:tcW w:type="dxa" w:w="2160"/>
+            <w:tcW w:type="dxa" w:w="2880"/>
             <w:shd w:fill="E8F0F0" w:val="clear"/>
           </w:tcPr>
           <w:p>
@@ -185,13 +1308,13 @@
                 <w:rFonts w:ascii="Calibri" w:hAnsi="Calibri"/>
                 <w:sz w:val="18"/>
               </w:rPr>
-              <w:t>------</w:t>
+              <w:t>0-3分</w:t>
             </w:r>
           </w:p>
         </w:tc>
         <w:tc>
           <w:tcPr>
-            <w:tcW w:type="dxa" w:w="2160"/>
+            <w:tcW w:type="dxa" w:w="2880"/>
             <w:shd w:fill="E8F0F0" w:val="clear"/>
           </w:tcPr>
           <w:p>
@@ -200,13 +1323,13 @@
                 <w:rFonts w:ascii="Calibri" w:hAnsi="Calibri"/>
                 <w:sz w:val="18"/>
               </w:rPr>
-              <w:t>------</w:t>
+              <w:t>S1 矛盾データ</w:t>
             </w:r>
           </w:p>
         </w:tc>
         <w:tc>
           <w:tcPr>
-            <w:tcW w:type="dxa" w:w="2160"/>
+            <w:tcW w:type="dxa" w:w="2880"/>
             <w:shd w:fill="E8F0F0" w:val="clear"/>
           </w:tcPr>
           <w:p>
@@ -215,13 +1338,62 @@
                 <w:rFonts w:ascii="Calibri" w:hAnsi="Calibri"/>
                 <w:sz w:val="18"/>
               </w:rPr>
-              <w:t>---------</w:t>
+              <w:t>「80%の医師がAIを使っている。でもAI+医師はAI単独より精度が低い」</w:t>
+            </w:r>
+          </w:p>
+        </w:tc>
+      </w:tr>
+      <w:tr>
+        <w:tc>
+          <w:tcPr>
+            <w:tcW w:type="dxa" w:w="2880"/>
+            <w:shd w:fill="FFFFFF" w:val="clear"/>
+          </w:tcPr>
+          <w:p>
+            <w:r>
+              <w:rPr>
+                <w:rFonts w:ascii="Calibri" w:hAnsi="Calibri"/>
+                <w:sz w:val="18"/>
+              </w:rPr>
+              <w:t>3-5分</w:t>
             </w:r>
           </w:p>
         </w:tc>
         <w:tc>
           <w:tcPr>
-            <w:tcW w:type="dxa" w:w="2160"/>
+            <w:tcW w:type="dxa" w:w="2880"/>
+            <w:shd w:fill="FFFFFF" w:val="clear"/>
+          </w:tcPr>
+          <w:p>
+            <w:r>
+              <w:rPr>
+                <w:rFonts w:ascii="Calibri" w:hAnsi="Calibri"/>
+                <w:sz w:val="18"/>
+              </w:rPr>
+              <w:t>S2 目標</w:t>
+            </w:r>
+          </w:p>
+        </w:tc>
+        <w:tc>
+          <w:tcPr>
+            <w:tcW w:type="dxa" w:w="2880"/>
+            <w:shd w:fill="FFFFFF" w:val="clear"/>
+          </w:tcPr>
+          <w:p>
+            <w:r>
+              <w:rPr>
+                <w:rFonts w:ascii="Calibri" w:hAnsi="Calibri"/>
+                <w:sz w:val="18"/>
+              </w:rPr>
+              <w:t>「45分で4つの力を身につけます」</w:t>
+            </w:r>
+          </w:p>
+        </w:tc>
+      </w:tr>
+      <w:tr>
+        <w:tc>
+          <w:tcPr>
+            <w:tcW w:type="dxa" w:w="2880"/>
             <w:shd w:fill="E8F0F0" w:val="clear"/>
           </w:tcPr>
           <w:p>
@@ -230,7 +1402,37 @@
                 <w:rFonts w:ascii="Calibri" w:hAnsi="Calibri"/>
                 <w:sz w:val="18"/>
               </w:rPr>
-              <w:t>----------------</w:t>
+              <w:t>5-10分</w:t>
+            </w:r>
+          </w:p>
+        </w:tc>
+        <w:tc>
+          <w:tcPr>
+            <w:tcW w:type="dxa" w:w="2880"/>
+            <w:shd w:fill="E8F0F0" w:val="clear"/>
+          </w:tcPr>
+          <w:p>
+            <w:r>
+              <w:rPr>
+                <w:rFonts w:ascii="Calibri" w:hAnsi="Calibri"/>
+                <w:sz w:val="18"/>
+              </w:rPr>
+              <w:t>S3-4 AI進化</w:t>
+            </w:r>
+          </w:p>
+        </w:tc>
+        <w:tc>
+          <w:tcPr>
+            <w:tcW w:type="dxa" w:w="2880"/>
+            <w:shd w:fill="E8F0F0" w:val="clear"/>
+          </w:tcPr>
+          <w:p>
+            <w:r>
+              <w:rPr>
+                <w:rFonts w:ascii="Calibri" w:hAnsi="Calibri"/>
+                <w:sz w:val="18"/>
+              </w:rPr>
+              <w:t>「チーム医療のAI版がマルチエージェント。Mount Sinaiの成果は衝撃的」</w:t>
             </w:r>
           </w:p>
         </w:tc>
@@ -238,7 +1440,7 @@
       <w:tr>
         <w:tc>
           <w:tcPr>
-            <w:tcW w:type="dxa" w:w="2160"/>
+            <w:tcW w:type="dxa" w:w="2880"/>
             <w:shd w:fill="FFFFFF" w:val="clear"/>
           </w:tcPr>
           <w:p>
@@ -247,13 +1449,13 @@
                 <w:rFonts w:ascii="Calibri" w:hAnsi="Calibri"/>
                 <w:sz w:val="18"/>
               </w:rPr>
-              <w:t>0:00-3:00</w:t>
+              <w:t>10-15分</w:t>
             </w:r>
           </w:p>
         </w:tc>
         <w:tc>
           <w:tcPr>
-            <w:tcW w:type="dxa" w:w="2160"/>
+            <w:tcW w:type="dxa" w:w="2880"/>
             <w:shd w:fill="FFFFFF" w:val="clear"/>
           </w:tcPr>
           <w:p>
@@ -262,13 +1464,13 @@
                 <w:rFonts w:ascii="Calibri" w:hAnsi="Calibri"/>
                 <w:sz w:val="18"/>
               </w:rPr>
-              <w:t>注意喚起</w:t>
+              <w:t>S5-6 バイアス</w:t>
             </w:r>
           </w:p>
         </w:tc>
         <w:tc>
           <w:tcPr>
-            <w:tcW w:type="dxa" w:w="2160"/>
+            <w:tcW w:type="dxa" w:w="2880"/>
             <w:shd w:fill="FFFFFF" w:val="clear"/>
           </w:tcPr>
           <w:p>
@@ -277,13 +1479,62 @@
                 <w:rFonts w:ascii="Calibri" w:hAnsi="Calibri"/>
                 <w:sz w:val="18"/>
               </w:rPr>
-              <w:t>Slide 1</w:t>
+              <w:t>「AIが引き起こす3つのバイアス。あなたも経験あるはず」</w:t>
+            </w:r>
+          </w:p>
+        </w:tc>
+      </w:tr>
+      <w:tr>
+        <w:tc>
+          <w:tcPr>
+            <w:tcW w:type="dxa" w:w="2880"/>
+            <w:shd w:fill="E8F0F0" w:val="clear"/>
+          </w:tcPr>
+          <w:p>
+            <w:r>
+              <w:rPr>
+                <w:rFonts w:ascii="Calibri" w:hAnsi="Calibri"/>
+                <w:sz w:val="18"/>
+              </w:rPr>
+              <w:t>15-30分</w:t>
             </w:r>
           </w:p>
         </w:tc>
         <w:tc>
           <w:tcPr>
-            <w:tcW w:type="dxa" w:w="2160"/>
+            <w:tcW w:type="dxa" w:w="2880"/>
+            <w:shd w:fill="E8F0F0" w:val="clear"/>
+          </w:tcPr>
+          <w:p>
+            <w:r>
+              <w:rPr>
+                <w:rFonts w:ascii="Calibri" w:hAnsi="Calibri"/>
+                <w:sz w:val="18"/>
+              </w:rPr>
+              <w:t>S7 ロールプレイ</w:t>
+            </w:r>
+          </w:p>
+        </w:tc>
+        <w:tc>
+          <w:tcPr>
+            <w:tcW w:type="dxa" w:w="2880"/>
+            <w:shd w:fill="E8F0F0" w:val="clear"/>
+          </w:tcPr>
+          <w:p>
+            <w:r>
+              <w:rPr>
+                <w:rFonts w:ascii="Calibri" w:hAnsi="Calibri"/>
+                <w:sz w:val="18"/>
+              </w:rPr>
+              <w:t>「3人1組。各役割5分ずつ。症例カードを配ります」</w:t>
+            </w:r>
+          </w:p>
+        </w:tc>
+      </w:tr>
+      <w:tr>
+        <w:tc>
+          <w:tcPr>
+            <w:tcW w:type="dxa" w:w="2880"/>
             <w:shd w:fill="FFFFFF" w:val="clear"/>
           </w:tcPr>
           <w:p>
@@ -292,7 +1543,37 @@
                 <w:rFonts w:ascii="Calibri" w:hAnsi="Calibri"/>
                 <w:sz w:val="18"/>
               </w:rPr>
-              <w:t>「今日は2つの衝撃的な数字から始めます。1つ目：80%超の医師がAIを臨床で使っています。2つ目：でもAIを使った医師の診断精度は、AI単独より低かった。なぜだと思いますか？」（10秒待つ）</w:t>
+              <w:t>30-35分</w:t>
+            </w:r>
+          </w:p>
+        </w:tc>
+        <w:tc>
+          <w:tcPr>
+            <w:tcW w:type="dxa" w:w="2880"/>
+            <w:shd w:fill="FFFFFF" w:val="clear"/>
+          </w:tcPr>
+          <w:p>
+            <w:r>
+              <w:rPr>
+                <w:rFonts w:ascii="Calibri" w:hAnsi="Calibri"/>
+                <w:sz w:val="18"/>
+              </w:rPr>
+              <w:t>S8 振り返り</w:t>
+            </w:r>
+          </w:p>
+        </w:tc>
+        <w:tc>
+          <w:tcPr>
+            <w:tcW w:type="dxa" w:w="2880"/>
+            <w:shd w:fill="FFFFFF" w:val="clear"/>
+          </w:tcPr>
+          <w:p>
+            <w:r>
+              <w:rPr>
+                <w:rFonts w:ascii="Calibri" w:hAnsi="Calibri"/>
+                <w:sz w:val="18"/>
+              </w:rPr>
+              <w:t>「引きずられた瞬間はあった？自分で考えるバランスは？」</w:t>
             </w:r>
           </w:p>
         </w:tc>
@@ -300,7 +1581,7 @@
       <w:tr>
         <w:tc>
           <w:tcPr>
-            <w:tcW w:type="dxa" w:w="2160"/>
+            <w:tcW w:type="dxa" w:w="2880"/>
             <w:shd w:fill="E8F0F0" w:val="clear"/>
           </w:tcPr>
           <w:p>
@@ -309,13 +1590,13 @@
                 <w:rFonts w:ascii="Calibri" w:hAnsi="Calibri"/>
                 <w:sz w:val="18"/>
               </w:rPr>
-              <w:t>3:00-4:00</w:t>
+              <w:t>35-42分</w:t>
             </w:r>
           </w:p>
         </w:tc>
         <w:tc>
           <w:tcPr>
-            <w:tcW w:type="dxa" w:w="2160"/>
+            <w:tcW w:type="dxa" w:w="2880"/>
             <w:shd w:fill="E8F0F0" w:val="clear"/>
           </w:tcPr>
           <w:p>
@@ -324,13 +1605,13 @@
                 <w:rFonts w:ascii="Calibri" w:hAnsi="Calibri"/>
                 <w:sz w:val="18"/>
               </w:rPr>
-              <w:t>学習目標</w:t>
+              <w:t>S9 3ルール</w:t>
             </w:r>
           </w:p>
         </w:tc>
         <w:tc>
           <w:tcPr>
-            <w:tcW w:type="dxa" w:w="2160"/>
+            <w:tcW w:type="dxa" w:w="2880"/>
             <w:shd w:fill="E8F0F0" w:val="clear"/>
           </w:tcPr>
           <w:p>
@@ -339,13 +1620,137 @@
                 <w:rFonts w:ascii="Calibri" w:hAnsi="Calibri"/>
                 <w:sz w:val="18"/>
               </w:rPr>
-              <w:t>Slide 2</w:t>
+              <w:t>「まず自分で考える。AIを疑う。過程を記録する」</w:t>
+            </w:r>
+          </w:p>
+        </w:tc>
+      </w:tr>
+      <w:tr>
+        <w:tc>
+          <w:tcPr>
+            <w:tcW w:type="dxa" w:w="2880"/>
+            <w:shd w:fill="FFFFFF" w:val="clear"/>
+          </w:tcPr>
+          <w:p>
+            <w:r>
+              <w:rPr>
+                <w:rFonts w:ascii="Calibri" w:hAnsi="Calibri"/>
+                <w:sz w:val="18"/>
+              </w:rPr>
+              <w:t>42-45分</w:t>
             </w:r>
           </w:p>
         </w:tc>
         <w:tc>
           <w:tcPr>
-            <w:tcW w:type="dxa" w:w="2160"/>
+            <w:tcW w:type="dxa" w:w="2880"/>
+            <w:shd w:fill="FFFFFF" w:val="clear"/>
+          </w:tcPr>
+          <w:p>
+            <w:r>
+              <w:rPr>
+                <w:rFonts w:ascii="Calibri" w:hAnsi="Calibri"/>
+                <w:sz w:val="18"/>
+              </w:rPr>
+              <w:t>S10 持ち帰り</w:t>
+            </w:r>
+          </w:p>
+        </w:tc>
+        <w:tc>
+          <w:tcPr>
+            <w:tcW w:type="dxa" w:w="2880"/>
+            <w:shd w:fill="FFFFFF" w:val="clear"/>
+          </w:tcPr>
+          <w:p>
+            <w:r>
+              <w:rPr>
+                <w:rFonts w:ascii="Calibri" w:hAnsi="Calibri"/>
+                <w:sz w:val="18"/>
+              </w:rPr>
+              <w:t>「今日、次の症例で試してみてください」</w:t>
+            </w:r>
+          </w:p>
+        </w:tc>
+      </w:tr>
+    </w:tbl>
+    <w:p/>
+    <w:p>
+      <w:pPr>
+        <w:pStyle w:val="Heading2"/>
+      </w:pPr>
+      <w:r>
+        <w:t>全スタッフ版（20分）</w:t>
+      </w:r>
+    </w:p>
+    <w:tbl>
+      <w:tblPr>
+        <w:tblStyle w:val="TableGrid"/>
+        <w:tblW w:type="auto" w:w="0"/>
+        <w:jc w:val="center"/>
+        <w:tblLook w:firstColumn="1" w:firstRow="1" w:lastColumn="0" w:lastRow="0" w:noHBand="0" w:noVBand="1" w:val="04A0"/>
+      </w:tblPr>
+      <w:tblGrid>
+        <w:gridCol w:w="1417"/>
+        <w:gridCol w:w="1984"/>
+        <w:gridCol w:w="5669"/>
+      </w:tblGrid>
+      <w:tr>
+        <w:tc>
+          <w:tcPr>
+            <w:tcW w:type="dxa" w:w="2880"/>
+            <w:shd w:fill="0D2B3E" w:val="clear"/>
+          </w:tcPr>
+          <w:p>
+            <w:r>
+              <w:rPr>
+                <w:rFonts w:ascii="Calibri" w:hAnsi="Calibri"/>
+                <w:b/>
+                <w:color w:val="FFFFFF"/>
+                <w:sz w:val="18"/>
+              </w:rPr>
+              <w:t>時間</w:t>
+            </w:r>
+          </w:p>
+        </w:tc>
+        <w:tc>
+          <w:tcPr>
+            <w:tcW w:type="dxa" w:w="2880"/>
+            <w:shd w:fill="0D2B3E" w:val="clear"/>
+          </w:tcPr>
+          <w:p>
+            <w:r>
+              <w:rPr>
+                <w:rFonts w:ascii="Calibri" w:hAnsi="Calibri"/>
+                <w:b/>
+                <w:color w:val="FFFFFF"/>
+                <w:sz w:val="18"/>
+              </w:rPr>
+              <w:t>スライド</w:t>
+            </w:r>
+          </w:p>
+        </w:tc>
+        <w:tc>
+          <w:tcPr>
+            <w:tcW w:type="dxa" w:w="2880"/>
+            <w:shd w:fill="0D2B3E" w:val="clear"/>
+          </w:tcPr>
+          <w:p>
+            <w:r>
+              <w:rPr>
+                <w:rFonts w:ascii="Calibri" w:hAnsi="Calibri"/>
+                <w:b/>
+                <w:color w:val="FFFFFF"/>
+                <w:sz w:val="18"/>
+              </w:rPr>
+              <w:t>あなたのセリフ</w:t>
+            </w:r>
+          </w:p>
+        </w:tc>
+      </w:tr>
+      <w:tr>
+        <w:tc>
+          <w:tcPr>
+            <w:tcW w:type="dxa" w:w="2880"/>
             <w:shd w:fill="E8F0F0" w:val="clear"/>
           </w:tcPr>
           <w:p>
@@ -354,7 +1759,37 @@
                 <w:rFonts w:ascii="Calibri" w:hAnsi="Calibri"/>
                 <w:sz w:val="18"/>
               </w:rPr>
-              <w:t>「今日の45分で、この4つを目指します」（さらっと読み上げ、時間を使いすぎない）</w:t>
+              <w:t>0-2分</w:t>
+            </w:r>
+          </w:p>
+        </w:tc>
+        <w:tc>
+          <w:tcPr>
+            <w:tcW w:type="dxa" w:w="2880"/>
+            <w:shd w:fill="E8F0F0" w:val="clear"/>
+          </w:tcPr>
+          <w:p>
+            <w:r>
+              <w:rPr>
+                <w:rFonts w:ascii="Calibri" w:hAnsi="Calibri"/>
+                <w:sz w:val="18"/>
+              </w:rPr>
+              <w:t>S1 導入</w:t>
+            </w:r>
+          </w:p>
+        </w:tc>
+        <w:tc>
+          <w:tcPr>
+            <w:tcW w:type="dxa" w:w="2880"/>
+            <w:shd w:fill="E8F0F0" w:val="clear"/>
+          </w:tcPr>
+          <w:p>
+            <w:r>
+              <w:rPr>
+                <w:rFonts w:ascii="Calibri" w:hAnsi="Calibri"/>
+                <w:sz w:val="18"/>
+              </w:rPr>
+              <w:t>「80%の医師がAIを使い始めている。でも使い方は教わっていない」</w:t>
             </w:r>
           </w:p>
         </w:tc>
@@ -362,7 +1797,7 @@
       <w:tr>
         <w:tc>
           <w:tcPr>
-            <w:tcW w:type="dxa" w:w="2160"/>
+            <w:tcW w:type="dxa" w:w="2880"/>
             <w:shd w:fill="FFFFFF" w:val="clear"/>
           </w:tcPr>
           <w:p>
@@ -371,13 +1806,13 @@
                 <w:rFonts w:ascii="Calibri" w:hAnsi="Calibri"/>
                 <w:sz w:val="18"/>
               </w:rPr>
-              <w:t>4:00-6:00</w:t>
+              <w:t>2-6分</w:t>
             </w:r>
           </w:p>
         </w:tc>
         <w:tc>
           <w:tcPr>
-            <w:tcW w:type="dxa" w:w="2160"/>
+            <w:tcW w:type="dxa" w:w="2880"/>
             <w:shd w:fill="FFFFFF" w:val="clear"/>
           </w:tcPr>
           <w:p>
@@ -386,13 +1821,13 @@
                 <w:rFonts w:ascii="Calibri" w:hAnsi="Calibri"/>
                 <w:sz w:val="18"/>
               </w:rPr>
-              <w:t>前提確認</w:t>
+              <w:t>S2 得意・苦手</w:t>
             </w:r>
           </w:p>
         </w:tc>
         <w:tc>
           <w:tcPr>
-            <w:tcW w:type="dxa" w:w="2160"/>
+            <w:tcW w:type="dxa" w:w="2880"/>
             <w:shd w:fill="FFFFFF" w:val="clear"/>
           </w:tcPr>
           <w:p>
@@ -401,13 +1836,62 @@
                 <w:rFonts w:ascii="Calibri" w:hAnsi="Calibri"/>
                 <w:sz w:val="18"/>
               </w:rPr>
-              <w:t>Slide 3</w:t>
+              <w:t>「AIは情報整理が得意。でも判断と共感は人間の仕事」</w:t>
+            </w:r>
+          </w:p>
+        </w:tc>
+      </w:tr>
+      <w:tr>
+        <w:tc>
+          <w:tcPr>
+            <w:tcW w:type="dxa" w:w="2880"/>
+            <w:shd w:fill="E8F0F0" w:val="clear"/>
+          </w:tcPr>
+          <w:p>
+            <w:r>
+              <w:rPr>
+                <w:rFonts w:ascii="Calibri" w:hAnsi="Calibri"/>
+                <w:sz w:val="18"/>
+              </w:rPr>
+              <w:t>6-10分</w:t>
             </w:r>
           </w:p>
         </w:tc>
         <w:tc>
           <w:tcPr>
-            <w:tcW w:type="dxa" w:w="2160"/>
+            <w:tcW w:type="dxa" w:w="2880"/>
+            <w:shd w:fill="E8F0F0" w:val="clear"/>
+          </w:tcPr>
+          <w:p>
+            <w:r>
+              <w:rPr>
+                <w:rFonts w:ascii="Calibri" w:hAnsi="Calibri"/>
+                <w:sz w:val="18"/>
+              </w:rPr>
+              <w:t>S3 チームAI</w:t>
+            </w:r>
+          </w:p>
+        </w:tc>
+        <w:tc>
+          <w:tcPr>
+            <w:tcW w:type="dxa" w:w="2880"/>
+            <w:shd w:fill="E8F0F0" w:val="clear"/>
+          </w:tcPr>
+          <w:p>
+            <w:r>
+              <w:rPr>
+                <w:rFonts w:ascii="Calibri" w:hAnsi="Calibri"/>
+                <w:sz w:val="18"/>
+              </w:rPr>
+              <w:t>「AI同士が協力するマルチエージェントの時代」</w:t>
+            </w:r>
+          </w:p>
+        </w:tc>
+      </w:tr>
+      <w:tr>
+        <w:tc>
+          <w:tcPr>
+            <w:tcW w:type="dxa" w:w="2880"/>
             <w:shd w:fill="FFFFFF" w:val="clear"/>
           </w:tcPr>
           <w:p>
@@ -416,7 +1900,37 @@
                 <w:rFonts w:ascii="Calibri" w:hAnsi="Calibri"/>
                 <w:sz w:val="18"/>
               </w:rPr>
-              <w:t>「まず挙手で聞きます。AIを臨床で使ったことがある人？」（挙手を数え、割合をコメント。多ければ「今日の話が刺さるはず」、少なければ「80%の世界がもうすぐ来ます」）</w:t>
+              <w:t>10-13分</w:t>
+            </w:r>
+          </w:p>
+        </w:tc>
+        <w:tc>
+          <w:tcPr>
+            <w:tcW w:type="dxa" w:w="2880"/>
+            <w:shd w:fill="FFFFFF" w:val="clear"/>
+          </w:tcPr>
+          <w:p>
+            <w:r>
+              <w:rPr>
+                <w:rFonts w:ascii="Calibri" w:hAnsi="Calibri"/>
+                <w:sz w:val="18"/>
+              </w:rPr>
+              <w:t>S4 注意点</w:t>
+            </w:r>
+          </w:p>
+        </w:tc>
+        <w:tc>
+          <w:tcPr>
+            <w:tcW w:type="dxa" w:w="2880"/>
+            <w:shd w:fill="FFFFFF" w:val="clear"/>
+          </w:tcPr>
+          <w:p>
+            <w:r>
+              <w:rPr>
+                <w:rFonts w:ascii="Calibri" w:hAnsi="Calibri"/>
+                <w:sz w:val="18"/>
+              </w:rPr>
+              <w:t>「嘘をつく、引きずられる、個人情報。3つの注意」</w:t>
             </w:r>
           </w:p>
         </w:tc>
@@ -424,7 +1938,7 @@
       <w:tr>
         <w:tc>
           <w:tcPr>
-            <w:tcW w:type="dxa" w:w="2160"/>
+            <w:tcW w:type="dxa" w:w="2880"/>
             <w:shd w:fill="E8F0F0" w:val="clear"/>
           </w:tcPr>
           <w:p>
@@ -433,13 +1947,13 @@
                 <w:rFonts w:ascii="Calibri" w:hAnsi="Calibri"/>
                 <w:sz w:val="18"/>
               </w:rPr>
-              <w:t>6:00-10:00</w:t>
+              <w:t>13-17分</w:t>
             </w:r>
           </w:p>
         </w:tc>
         <w:tc>
           <w:tcPr>
-            <w:tcW w:type="dxa" w:w="2160"/>
+            <w:tcW w:type="dxa" w:w="2880"/>
             <w:shd w:fill="E8F0F0" w:val="clear"/>
           </w:tcPr>
           <w:p>
@@ -448,13 +1962,13 @@
                 <w:rFonts w:ascii="Calibri" w:hAnsi="Calibri"/>
                 <w:sz w:val="18"/>
               </w:rPr>
-              <w:t>AIの3世代+マルチエージェント</w:t>
+              <w:t>S5 対話</w:t>
             </w:r>
           </w:p>
         </w:tc>
         <w:tc>
           <w:tcPr>
-            <w:tcW w:type="dxa" w:w="2160"/>
+            <w:tcW w:type="dxa" w:w="2880"/>
             <w:shd w:fill="E8F0F0" w:val="clear"/>
           </w:tcPr>
           <w:p>
@@ -463,22 +1977,7 @@
                 <w:rFonts w:ascii="Calibri" w:hAnsi="Calibri"/>
                 <w:sz w:val="18"/>
               </w:rPr>
-              <w:t>Slide 4</w:t>
-            </w:r>
-          </w:p>
-        </w:tc>
-        <w:tc>
-          <w:tcPr>
-            <w:tcW w:type="dxa" w:w="2160"/>
-            <w:shd w:fill="E8F0F0" w:val="clear"/>
-          </w:tcPr>
-          <w:p>
-            <w:r>
-              <w:rPr>
-                <w:rFonts w:ascii="Calibri" w:hAnsi="Calibri"/>
-                <w:sz w:val="18"/>
-              </w:rPr>
-              <w:t>「AIには3つの世代があります。今は第3世代に入っています。Mount Sinaiの研究で精度向上+コスト65分の1が実証されました。チーム医療の発想と同じです」</w:t>
+              <w:t>「あなたの業務でAIが使えそうな場面は？3分どうぞ」</w:t>
             </w:r>
           </w:p>
         </w:tc>
@@ -486,7 +1985,7 @@
       <w:tr>
         <w:tc>
           <w:tcPr>
-            <w:tcW w:type="dxa" w:w="2160"/>
+            <w:tcW w:type="dxa" w:w="2880"/>
             <w:shd w:fill="FFFFFF" w:val="clear"/>
           </w:tcPr>
           <w:p>
@@ -495,13 +1994,13 @@
                 <w:rFonts w:ascii="Calibri" w:hAnsi="Calibri"/>
                 <w:sz w:val="18"/>
               </w:rPr>
-              <w:t>10:00-12:00</w:t>
+              <w:t>17-20分</w:t>
             </w:r>
           </w:p>
         </w:tc>
         <w:tc>
           <w:tcPr>
-            <w:tcW w:type="dxa" w:w="2160"/>
+            <w:tcW w:type="dxa" w:w="2880"/>
             <w:shd w:fill="FFFFFF" w:val="clear"/>
           </w:tcPr>
           <w:p>
@@ -510,13 +2009,13 @@
                 <w:rFonts w:ascii="Calibri" w:hAnsi="Calibri"/>
                 <w:sz w:val="18"/>
               </w:rPr>
-              <w:t>BJC臨床実装</w:t>
+              <w:t>S6 まとめ</w:t>
             </w:r>
           </w:p>
         </w:tc>
         <w:tc>
           <w:tcPr>
-            <w:tcW w:type="dxa" w:w="2160"/>
+            <w:tcW w:type="dxa" w:w="2880"/>
             <w:shd w:fill="FFFFFF" w:val="clear"/>
           </w:tcPr>
           <w:p>
@@ -525,518 +2024,7 @@
                 <w:rFonts w:ascii="Calibri" w:hAnsi="Calibri"/>
                 <w:sz w:val="18"/>
               </w:rPr>
-              <w:t>Slide 5</w:t>
-            </w:r>
-          </w:p>
-        </w:tc>
-        <w:tc>
-          <w:tcPr>
-            <w:tcW w:type="dxa" w:w="2160"/>
-            <w:shd w:fill="FFFFFF" w:val="clear"/>
-          </w:tcPr>
-          <w:p>
-            <w:r>
-              <w:rPr>
-                <w:rFonts w:ascii="Calibri" w:hAnsi="Calibri"/>
-                <w:sz w:val="18"/>
-              </w:rPr>
-              <w:t>「実際にもう臨床実装されています。HIMSS26で発表されたこの事例、35,000人のデータで終末期ケアを支援するAIです。ここで重要な概念が出ます——human-on-the-loop」</w:t>
-            </w:r>
-          </w:p>
-        </w:tc>
-      </w:tr>
-      <w:tr>
-        <w:tc>
-          <w:tcPr>
-            <w:tcW w:type="dxa" w:w="2160"/>
-            <w:shd w:fill="E8F0F0" w:val="clear"/>
-          </w:tcPr>
-          <w:p>
-            <w:r>
-              <w:rPr>
-                <w:rFonts w:ascii="Calibri" w:hAnsi="Calibri"/>
-                <w:sz w:val="18"/>
-              </w:rPr>
-              <w:t>12:00-16:00</w:t>
-            </w:r>
-          </w:p>
-        </w:tc>
-        <w:tc>
-          <w:tcPr>
-            <w:tcW w:type="dxa" w:w="2160"/>
-            <w:shd w:fill="E8F0F0" w:val="clear"/>
-          </w:tcPr>
-          <w:p>
-            <w:r>
-              <w:rPr>
-                <w:rFonts w:ascii="Calibri" w:hAnsi="Calibri"/>
-                <w:sz w:val="18"/>
-              </w:rPr>
-              <w:t>認知バイアス+PNAS</w:t>
-            </w:r>
-          </w:p>
-        </w:tc>
-        <w:tc>
-          <w:tcPr>
-            <w:tcW w:type="dxa" w:w="2160"/>
-            <w:shd w:fill="E8F0F0" w:val="clear"/>
-          </w:tcPr>
-          <w:p>
-            <w:r>
-              <w:rPr>
-                <w:rFonts w:ascii="Calibri" w:hAnsi="Calibri"/>
-                <w:sz w:val="18"/>
-              </w:rPr>
-              <w:t>Slide 6-7</w:t>
-            </w:r>
-          </w:p>
-        </w:tc>
-        <w:tc>
-          <w:tcPr>
-            <w:tcW w:type="dxa" w:w="2160"/>
-            <w:shd w:fill="E8F0F0" w:val="clear"/>
-          </w:tcPr>
-          <w:p>
-            <w:r>
-              <w:rPr>
-                <w:rFonts w:ascii="Calibri" w:hAnsi="Calibri"/>
-                <w:sz w:val="18"/>
-              </w:rPr>
-              <w:t>「ここからが今日の核心です。AIは認知バイアスを解決するはずだった。でもPNAS 2026の研究で、AIそのものがバイアスを増幅することが分かりました。特に不作為バイアス——AIは『何もしない』を過度に推奨します」</w:t>
-            </w:r>
-          </w:p>
-        </w:tc>
-      </w:tr>
-      <w:tr>
-        <w:tc>
-          <w:tcPr>
-            <w:tcW w:type="dxa" w:w="2160"/>
-            <w:shd w:fill="FFFFFF" w:val="clear"/>
-          </w:tcPr>
-          <w:p>
-            <w:r>
-              <w:rPr>
-                <w:rFonts w:ascii="Calibri" w:hAnsi="Calibri"/>
-                <w:sz w:val="18"/>
-              </w:rPr>
-              <w:t>16:00-19:00</w:t>
-            </w:r>
-          </w:p>
-        </w:tc>
-        <w:tc>
-          <w:tcPr>
-            <w:tcW w:type="dxa" w:w="2160"/>
-            <w:shd w:fill="FFFFFF" w:val="clear"/>
-          </w:tcPr>
-          <w:p>
-            <w:r>
-              <w:rPr>
-                <w:rFonts w:ascii="Calibri" w:hAnsi="Calibri"/>
-                <w:sz w:val="18"/>
-              </w:rPr>
-              <w:t>PNAS詳細+臨床影響</w:t>
-            </w:r>
-          </w:p>
-        </w:tc>
-        <w:tc>
-          <w:tcPr>
-            <w:tcW w:type="dxa" w:w="2160"/>
-            <w:shd w:fill="FFFFFF" w:val="clear"/>
-          </w:tcPr>
-          <w:p>
-            <w:r>
-              <w:rPr>
-                <w:rFonts w:ascii="Calibri" w:hAnsi="Calibri"/>
-                <w:sz w:val="18"/>
-              </w:rPr>
-              <w:t>Slide 7</w:t>
-            </w:r>
-          </w:p>
-        </w:tc>
-        <w:tc>
-          <w:tcPr>
-            <w:tcW w:type="dxa" w:w="2160"/>
-            <w:shd w:fill="FFFFFF" w:val="clear"/>
-          </w:tcPr>
-          <w:p>
-            <w:r>
-              <w:rPr>
-                <w:rFonts w:ascii="Calibri" w:hAnsi="Calibri"/>
-                <w:sz w:val="18"/>
-              </w:rPr>
-              <w:t>「フレーミング効果も顕著です。同じ症例でも、聞き方を変えるとAIの答えが変わる。つまり医師+AI = バイアスの二重増幅になりうる」</w:t>
-            </w:r>
-          </w:p>
-        </w:tc>
-      </w:tr>
-      <w:tr>
-        <w:tc>
-          <w:tcPr>
-            <w:tcW w:type="dxa" w:w="2160"/>
-            <w:shd w:fill="E8F0F0" w:val="clear"/>
-          </w:tcPr>
-          <w:p>
-            <w:r>
-              <w:rPr>
-                <w:rFonts w:ascii="Calibri" w:hAnsi="Calibri"/>
-                <w:sz w:val="18"/>
-              </w:rPr>
-              <w:t>19:00-22:00</w:t>
-            </w:r>
-          </w:p>
-        </w:tc>
-        <w:tc>
-          <w:tcPr>
-            <w:tcW w:type="dxa" w:w="2160"/>
-            <w:shd w:fill="E8F0F0" w:val="clear"/>
-          </w:tcPr>
-          <w:p>
-            <w:r>
-              <w:rPr>
-                <w:rFonts w:ascii="Calibri" w:hAnsi="Calibri"/>
-                <w:sz w:val="18"/>
-              </w:rPr>
-              <w:t>3つの使い方</w:t>
-            </w:r>
-          </w:p>
-        </w:tc>
-        <w:tc>
-          <w:tcPr>
-            <w:tcW w:type="dxa" w:w="2160"/>
-            <w:shd w:fill="E8F0F0" w:val="clear"/>
-          </w:tcPr>
-          <w:p>
-            <w:r>
-              <w:rPr>
-                <w:rFonts w:ascii="Calibri" w:hAnsi="Calibri"/>
-                <w:sz w:val="18"/>
-              </w:rPr>
-              <w:t>Slide 8</w:t>
-            </w:r>
-          </w:p>
-        </w:tc>
-        <w:tc>
-          <w:tcPr>
-            <w:tcW w:type="dxa" w:w="2160"/>
-            <w:shd w:fill="E8F0F0" w:val="clear"/>
-          </w:tcPr>
-          <w:p>
-            <w:r>
-              <w:rPr>
-                <w:rFonts w:ascii="Calibri" w:hAnsi="Calibri"/>
-                <w:sz w:val="18"/>
-              </w:rPr>
-              <w:t>「ではどう使えばいいか。答えは3つの役割です。Coach, Guide, Red Team。共通点は、AIに答えを求めないこと」</w:t>
-            </w:r>
-          </w:p>
-        </w:tc>
-      </w:tr>
-      <w:tr>
-        <w:tc>
-          <w:tcPr>
-            <w:tcW w:type="dxa" w:w="2160"/>
-            <w:shd w:fill="FFFFFF" w:val="clear"/>
-          </w:tcPr>
-          <w:p>
-            <w:r>
-              <w:rPr>
-                <w:rFonts w:ascii="Calibri" w:hAnsi="Calibri"/>
-                <w:sz w:val="18"/>
-              </w:rPr>
-              <w:t>22:00-28:00</w:t>
-            </w:r>
-          </w:p>
-        </w:tc>
-        <w:tc>
-          <w:tcPr>
-            <w:tcW w:type="dxa" w:w="2160"/>
-            <w:shd w:fill="FFFFFF" w:val="clear"/>
-          </w:tcPr>
-          <w:p>
-            <w:r>
-              <w:rPr>
-                <w:rFonts w:ascii="Calibri" w:hAnsi="Calibri"/>
-                <w:sz w:val="18"/>
-              </w:rPr>
-              <w:t>ハンズオン</w:t>
-            </w:r>
-          </w:p>
-        </w:tc>
-        <w:tc>
-          <w:tcPr>
-            <w:tcW w:type="dxa" w:w="2160"/>
-            <w:shd w:fill="FFFFFF" w:val="clear"/>
-          </w:tcPr>
-          <w:p>
-            <w:r>
-              <w:rPr>
-                <w:rFonts w:ascii="Calibri" w:hAnsi="Calibri"/>
-                <w:sz w:val="18"/>
-              </w:rPr>
-              <w:t>Slide 9</w:t>
-            </w:r>
-          </w:p>
-        </w:tc>
-        <w:tc>
-          <w:tcPr>
-            <w:tcW w:type="dxa" w:w="2160"/>
-            <w:shd w:fill="FFFFFF" w:val="clear"/>
-          </w:tcPr>
-          <w:p>
-            <w:r>
-              <w:rPr>
-                <w:rFonts w:ascii="Calibri" w:hAnsi="Calibri"/>
-                <w:sz w:val="18"/>
-              </w:rPr>
-              <w:t>「では実際にやってみましょう！ペアを作ってください。Aさんは患者役AI、Bさんはソクラテス的ガイドAI。プロンプトはスライドに出ています。2分ずつでスイッチ、最後に2分比較。はい、スタート！」</w:t>
-            </w:r>
-          </w:p>
-        </w:tc>
-      </w:tr>
-      <w:tr>
-        <w:tc>
-          <w:tcPr>
-            <w:tcW w:type="dxa" w:w="2160"/>
-            <w:shd w:fill="E8F0F0" w:val="clear"/>
-          </w:tcPr>
-          <w:p>
-            <w:r>
-              <w:rPr>
-                <w:rFonts w:ascii="Calibri" w:hAnsi="Calibri"/>
-                <w:sz w:val="18"/>
-              </w:rPr>
-              <w:t>28:00-31:00</w:t>
-            </w:r>
-          </w:p>
-        </w:tc>
-        <w:tc>
-          <w:tcPr>
-            <w:tcW w:type="dxa" w:w="2160"/>
-            <w:shd w:fill="E8F0F0" w:val="clear"/>
-          </w:tcPr>
-          <w:p>
-            <w:r>
-              <w:rPr>
-                <w:rFonts w:ascii="Calibri" w:hAnsi="Calibri"/>
-                <w:sz w:val="18"/>
-              </w:rPr>
-              <w:t>忠実度+複雑性</w:t>
-            </w:r>
-          </w:p>
-        </w:tc>
-        <w:tc>
-          <w:tcPr>
-            <w:tcW w:type="dxa" w:w="2160"/>
-            <w:shd w:fill="E8F0F0" w:val="clear"/>
-          </w:tcPr>
-          <w:p>
-            <w:r>
-              <w:rPr>
-                <w:rFonts w:ascii="Calibri" w:hAnsi="Calibri"/>
-                <w:sz w:val="18"/>
-              </w:rPr>
-              <w:t>Slide 10</w:t>
-            </w:r>
-          </w:p>
-        </w:tc>
-        <w:tc>
-          <w:tcPr>
-            <w:tcW w:type="dxa" w:w="2160"/>
-            <w:shd w:fill="E8F0F0" w:val="clear"/>
-          </w:tcPr>
-          <w:p>
-            <w:r>
-              <w:rPr>
-                <w:rFonts w:ascii="Calibri" w:hAnsi="Calibri"/>
-                <w:sz w:val="18"/>
-              </w:rPr>
-              <w:t>「さっきの体験で『AIっぽさ』を感じましたね？研究でも確認されています——機能的忠実度は高いが、会話的忠実度は低い。そしてStage 2以降の複雑さでは、不作為バイアスの影響がさらに大きくなる」</w:t>
-            </w:r>
-          </w:p>
-        </w:tc>
-      </w:tr>
-      <w:tr>
-        <w:tc>
-          <w:tcPr>
-            <w:tcW w:type="dxa" w:w="2160"/>
-            <w:shd w:fill="FFFFFF" w:val="clear"/>
-          </w:tcPr>
-          <w:p>
-            <w:r>
-              <w:rPr>
-                <w:rFonts w:ascii="Calibri" w:hAnsi="Calibri"/>
-                <w:sz w:val="18"/>
-              </w:rPr>
-              <w:t>31:00-34:00</w:t>
-            </w:r>
-          </w:p>
-        </w:tc>
-        <w:tc>
-          <w:tcPr>
-            <w:tcW w:type="dxa" w:w="2160"/>
-            <w:shd w:fill="FFFFFF" w:val="clear"/>
-          </w:tcPr>
-          <w:p>
-            <w:r>
-              <w:rPr>
-                <w:rFonts w:ascii="Calibri" w:hAnsi="Calibri"/>
-                <w:sz w:val="18"/>
-              </w:rPr>
-              <w:t>使い分けマトリクス</w:t>
-            </w:r>
-          </w:p>
-        </w:tc>
-        <w:tc>
-          <w:tcPr>
-            <w:tcW w:type="dxa" w:w="2160"/>
-            <w:shd w:fill="FFFFFF" w:val="clear"/>
-          </w:tcPr>
-          <w:p>
-            <w:r>
-              <w:rPr>
-                <w:rFonts w:ascii="Calibri" w:hAnsi="Calibri"/>
-                <w:sz w:val="18"/>
-              </w:rPr>
-              <w:t>Slide 11</w:t>
-            </w:r>
-          </w:p>
-        </w:tc>
-        <w:tc>
-          <w:tcPr>
-            <w:tcW w:type="dxa" w:w="2160"/>
-            <w:shd w:fill="FFFFFF" w:val="clear"/>
-          </w:tcPr>
-          <w:p>
-            <w:r>
-              <w:rPr>
-                <w:rFonts w:ascii="Calibri" w:hAnsi="Calibri"/>
-                <w:sz w:val="18"/>
-              </w:rPr>
-              <w:t>「これが今日の集大成です。どこで使い、どこで使わない。特に終末期ケアの行に注目してください——不作為バイアスがある以上、要注意です」</w:t>
-            </w:r>
-          </w:p>
-        </w:tc>
-      </w:tr>
-      <w:tr>
-        <w:tc>
-          <w:tcPr>
-            <w:tcW w:type="dxa" w:w="2160"/>
-            <w:shd w:fill="E8F0F0" w:val="clear"/>
-          </w:tcPr>
-          <w:p>
-            <w:r>
-              <w:rPr>
-                <w:rFonts w:ascii="Calibri" w:hAnsi="Calibri"/>
-                <w:sz w:val="18"/>
-              </w:rPr>
-              <w:t>34:00-40:00</w:t>
-            </w:r>
-          </w:p>
-        </w:tc>
-        <w:tc>
-          <w:tcPr>
-            <w:tcW w:type="dxa" w:w="2160"/>
-            <w:shd w:fill="E8F0F0" w:val="clear"/>
-          </w:tcPr>
-          <w:p>
-            <w:r>
-              <w:rPr>
-                <w:rFonts w:ascii="Calibri" w:hAnsi="Calibri"/>
-                <w:sz w:val="18"/>
-              </w:rPr>
-              <w:t>ディスカッション</w:t>
-            </w:r>
-          </w:p>
-        </w:tc>
-        <w:tc>
-          <w:tcPr>
-            <w:tcW w:type="dxa" w:w="2160"/>
-            <w:shd w:fill="E8F0F0" w:val="clear"/>
-          </w:tcPr>
-          <w:p>
-            <w:r>
-              <w:rPr>
-                <w:rFonts w:ascii="Calibri" w:hAnsi="Calibri"/>
-                <w:sz w:val="18"/>
-              </w:rPr>
-              <w:t>Slide 12</w:t>
-            </w:r>
-          </w:p>
-        </w:tc>
-        <w:tc>
-          <w:tcPr>
-            <w:tcW w:type="dxa" w:w="2160"/>
-            <w:shd w:fill="E8F0F0" w:val="clear"/>
-          </w:tcPr>
-          <w:p>
-            <w:r>
-              <w:rPr>
-                <w:rFonts w:ascii="Calibri" w:hAnsi="Calibri"/>
-                <w:sz w:val="18"/>
-              </w:rPr>
-              <w:t>「3人グループで4分。問いを1つ選んで議論してください。はい、どうぞ！」→ 3分後「あと1分です！」→ 「では2グループ、シェアしてください」</w:t>
-            </w:r>
-          </w:p>
-        </w:tc>
-      </w:tr>
-      <w:tr>
-        <w:tc>
-          <w:tcPr>
-            <w:tcW w:type="dxa" w:w="2160"/>
-            <w:shd w:fill="FFFFFF" w:val="clear"/>
-          </w:tcPr>
-          <w:p>
-            <w:r>
-              <w:rPr>
-                <w:rFonts w:ascii="Calibri" w:hAnsi="Calibri"/>
-                <w:sz w:val="18"/>
-              </w:rPr>
-              <w:t>40:00-45:00</w:t>
-            </w:r>
-          </w:p>
-        </w:tc>
-        <w:tc>
-          <w:tcPr>
-            <w:tcW w:type="dxa" w:w="2160"/>
-            <w:shd w:fill="FFFFFF" w:val="clear"/>
-          </w:tcPr>
-          <w:p>
-            <w:r>
-              <w:rPr>
-                <w:rFonts w:ascii="Calibri" w:hAnsi="Calibri"/>
-                <w:sz w:val="18"/>
-              </w:rPr>
-              <w:t>振り返り+アクション</w:t>
-            </w:r>
-          </w:p>
-        </w:tc>
-        <w:tc>
-          <w:tcPr>
-            <w:tcW w:type="dxa" w:w="2160"/>
-            <w:shd w:fill="FFFFFF" w:val="clear"/>
-          </w:tcPr>
-          <w:p>
-            <w:r>
-              <w:rPr>
-                <w:rFonts w:ascii="Calibri" w:hAnsi="Calibri"/>
-                <w:sz w:val="18"/>
-              </w:rPr>
-              <w:t>Slide 13</w:t>
-            </w:r>
-          </w:p>
-        </w:tc>
-        <w:tc>
-          <w:tcPr>
-            <w:tcW w:type="dxa" w:w="2160"/>
-            <w:shd w:fill="FFFFFF" w:val="clear"/>
-          </w:tcPr>
-          <w:p>
-            <w:r>
-              <w:rPr>
-                <w:rFonts w:ascii="Calibri" w:hAnsi="Calibri"/>
-                <w:sz w:val="18"/>
-              </w:rPr>
-              <w:t>「今日の持ち帰りは2つの力です。使いこなす力——3つの役割で能動的に使う。疑う力——バイアスの二重増幅を自覚する。アクションを1つ選んで、来週シェアしましょう」</w:t>
+              <w:t>「AIは道具、チームで動く、学ぶなら今」</w:t>
             </w:r>
           </w:p>
         </w:tc>
@@ -1059,8 +2047,8 @@
         <w:tblLook w:firstColumn="1" w:firstRow="1" w:lastColumn="0" w:lastRow="0" w:noHBand="0" w:noVBand="1" w:val="04A0"/>
       </w:tblPr>
       <w:tblGrid>
-        <w:gridCol w:w="4320"/>
-        <w:gridCol w:w="4320"/>
+        <w:gridCol w:w="3118"/>
+        <w:gridCol w:w="5953"/>
       </w:tblGrid>
       <w:tr>
         <w:tc>
@@ -1110,7 +2098,7 @@
                 <w:rFonts w:ascii="Calibri" w:hAnsi="Calibri"/>
                 <w:sz w:val="18"/>
               </w:rPr>
-              <w:t>------</w:t>
+              <w:t>「AIなんて使えない」</w:t>
             </w:r>
           </w:p>
         </w:tc>
@@ -1125,7 +2113,7 @@
                 <w:rFonts w:ascii="Calibri" w:hAnsi="Calibri"/>
                 <w:sz w:val="18"/>
               </w:rPr>
-              <w:t>------</w:t>
+              <w:t>「80%が使い始めた事実を示し、使わないリスクを共有」</w:t>
             </w:r>
           </w:p>
         </w:tc>
@@ -1142,7 +2130,7 @@
                 <w:rFonts w:ascii="Calibri" w:hAnsi="Calibri"/>
                 <w:sz w:val="18"/>
               </w:rPr>
-              <w:t>AIにログインできない参加者がいる</w:t>
+              <w:t>「AIに仕事を奪われる？」</w:t>
             </w:r>
           </w:p>
         </w:tc>
@@ -1157,7 +2145,7 @@
                 <w:rFonts w:ascii="Calibri" w:hAnsi="Calibri"/>
                 <w:sz w:val="18"/>
               </w:rPr>
-              <w:t>ペアの相手と一緒に1台で実施。または「見学して感想を言う」役割に</w:t>
+              <w:t>「AIが代替するのはタスクであって職種ではない。あなたの判断は代替不可能」</w:t>
             </w:r>
           </w:p>
         </w:tc>
@@ -1174,7 +2162,7 @@
                 <w:rFonts w:ascii="Calibri" w:hAnsi="Calibri"/>
                 <w:sz w:val="18"/>
               </w:rPr>
-              <w:t>ハンズオンで盛り上がりすぎて時間超過</w:t>
+              <w:t>ロールプレイがうまくいかない</w:t>
             </w:r>
           </w:p>
         </w:tc>
@@ -1189,7 +2177,7 @@
                 <w:rFonts w:ascii="Calibri" w:hAnsi="Calibri"/>
                 <w:sz w:val="18"/>
               </w:rPr>
-              <w:t>Slide 10（忠実度）を口頭1分に圧縮、Slide 11（マトリクス）を「配布資料参照」に短縮</w:t>
+              <w:t>「うまくいかないこと自体が学び。何が難しかったか振り返ろう」</w:t>
             </w:r>
           </w:p>
         </w:tc>
@@ -1206,7 +2194,7 @@
                 <w:rFonts w:ascii="Calibri" w:hAnsi="Calibri"/>
                 <w:sz w:val="18"/>
               </w:rPr>
-              <w:t>「AIなんて使わない」という反発</w:t>
+              <w:t>時間が余った</w:t>
             </w:r>
           </w:p>
         </w:tc>
@@ -1221,7 +2209,7 @@
                 <w:rFonts w:ascii="Calibri" w:hAnsi="Calibri"/>
                 <w:sz w:val="18"/>
               </w:rPr>
-              <w:t>「80%の医師がもう使っています。今日はAIの限界をエビデンスで確認する時間でもあります。疑う力を鍛える場です」</w:t>
+              <w:t>「普段の症例でAIを使ったらどうなるか？具体例で議論」</w:t>
             </w:r>
           </w:p>
         </w:tc>
@@ -1238,7 +2226,7 @@
                 <w:rFonts w:ascii="Calibri" w:hAnsi="Calibri"/>
                 <w:sz w:val="18"/>
               </w:rPr>
-              <w:t>「AIは危険だ」と過度な懸念</w:t>
+              <w:t>時間が足りない</w:t>
             </w:r>
           </w:p>
         </w:tc>
@@ -1253,448 +2241,7 @@
                 <w:rFonts w:ascii="Calibri" w:hAnsi="Calibri"/>
                 <w:sz w:val="18"/>
               </w:rPr>
-              <w:t>「その懸念はPNAS研究が裏付けています。だからこそ使い分けマトリクスが重要なんです。全否定でも全肯定でもない、エビデンスに基づく判断力が必要です」</w:t>
-            </w:r>
-          </w:p>
-        </w:tc>
-      </w:tr>
-      <w:tr>
-        <w:tc>
-          <w:tcPr>
-            <w:tcW w:type="dxa" w:w="4320"/>
-            <w:shd w:fill="FFFFFF" w:val="clear"/>
-          </w:tcPr>
-          <w:p>
-            <w:r>
-              <w:rPr>
-                <w:rFonts w:ascii="Calibri" w:hAnsi="Calibri"/>
-                <w:sz w:val="18"/>
-              </w:rPr>
-              <w:t>ディスカッションが沈黙</w:t>
-            </w:r>
-          </w:p>
-        </w:tc>
-        <w:tc>
-          <w:tcPr>
-            <w:tcW w:type="dxa" w:w="4320"/>
-            <w:shd w:fill="FFFFFF" w:val="clear"/>
-          </w:tcPr>
-          <w:p>
-            <w:r>
-              <w:rPr>
-                <w:rFonts w:ascii="Calibri" w:hAnsi="Calibri"/>
-                <w:sz w:val="18"/>
-              </w:rPr>
-              <w:t>「さっきのハンズオンで、患者役AIとソクラテス的AIどっちが面白かったですか？」と具体的に振る</w:t>
-            </w:r>
-          </w:p>
-        </w:tc>
-      </w:tr>
-      <w:tr>
-        <w:tc>
-          <w:tcPr>
-            <w:tcW w:type="dxa" w:w="4320"/>
-            <w:shd w:fill="E8F0F0" w:val="clear"/>
-          </w:tcPr>
-          <w:p>
-            <w:r>
-              <w:rPr>
-                <w:rFonts w:ascii="Calibri" w:hAnsi="Calibri"/>
-                <w:sz w:val="18"/>
-              </w:rPr>
-              <w:t>技術的に深い質問が来た</w:t>
-            </w:r>
-          </w:p>
-        </w:tc>
-        <w:tc>
-          <w:tcPr>
-            <w:tcW w:type="dxa" w:w="4320"/>
-            <w:shd w:fill="E8F0F0" w:val="clear"/>
-          </w:tcPr>
-          <w:p>
-            <w:r>
-              <w:rPr>
-                <w:rFonts w:ascii="Calibri" w:hAnsi="Calibri"/>
-                <w:sz w:val="18"/>
-              </w:rPr>
-              <w:t>「素晴らしい質問です。参考文献の論文にその点が詳しく書かれています」→ 深入りしない</w:t>
-            </w:r>
-          </w:p>
-        </w:tc>
-      </w:tr>
-      <w:tr>
-        <w:tc>
-          <w:tcPr>
-            <w:tcW w:type="dxa" w:w="4320"/>
-            <w:shd w:fill="FFFFFF" w:val="clear"/>
-          </w:tcPr>
-          <w:p>
-            <w:r>
-              <w:rPr>
-                <w:rFonts w:ascii="Calibri" w:hAnsi="Calibri"/>
-                <w:sz w:val="18"/>
-              </w:rPr>
-              <w:t>時間が5分余った</w:t>
-            </w:r>
-          </w:p>
-        </w:tc>
-        <w:tc>
-          <w:tcPr>
-            <w:tcW w:type="dxa" w:w="4320"/>
-            <w:shd w:fill="FFFFFF" w:val="clear"/>
-          </w:tcPr>
-          <w:p>
-            <w:r>
-              <w:rPr>
-                <w:rFonts w:ascii="Calibri" w:hAnsi="Calibri"/>
-                <w:sz w:val="18"/>
-              </w:rPr>
-              <w:t>問い3（80%の時代の研修医教育）で追加ディスカッション。または「不作為バイアスが問題になる具体的な臨床場面」をブレスト</w:t>
-            </w:r>
-          </w:p>
-        </w:tc>
-      </w:tr>
-      <w:tr>
-        <w:tc>
-          <w:tcPr>
-            <w:tcW w:type="dxa" w:w="4320"/>
-            <w:shd w:fill="E8F0F0" w:val="clear"/>
-          </w:tcPr>
-          <w:p>
-            <w:r>
-              <w:rPr>
-                <w:rFonts w:ascii="Calibri" w:hAnsi="Calibri"/>
-                <w:sz w:val="18"/>
-              </w:rPr>
-              <w:t>時間が5分足りない</w:t>
-            </w:r>
-          </w:p>
-        </w:tc>
-        <w:tc>
-          <w:tcPr>
-            <w:tcW w:type="dxa" w:w="4320"/>
-            <w:shd w:fill="E8F0F0" w:val="clear"/>
-          </w:tcPr>
-          <w:p>
-            <w:r>
-              <w:rPr>
-                <w:rFonts w:ascii="Calibri" w:hAnsi="Calibri"/>
-                <w:sz w:val="18"/>
-              </w:rPr>
-              <w:t>Slide 5（BJC事例）を1分に圧縮（「実臨床でもう動いています」と一言）。ディスカッションを2分短縮</w:t>
-            </w:r>
-          </w:p>
-        </w:tc>
-      </w:tr>
-    </w:tbl>
-    <w:p/>
-    <w:p>
-      <w:pPr>
-        <w:pStyle w:val="Heading2"/>
-      </w:pPr>
-      <w:r>
-        <w:t>セクション間のブリッジフレーズ</w:t>
-      </w:r>
-    </w:p>
-    <w:tbl>
-      <w:tblPr>
-        <w:tblStyle w:val="TableGrid"/>
-        <w:tblW w:type="auto" w:w="0"/>
-        <w:jc w:val="center"/>
-        <w:tblLook w:firstColumn="1" w:firstRow="1" w:lastColumn="0" w:lastRow="0" w:noHBand="0" w:noVBand="1" w:val="04A0"/>
-      </w:tblPr>
-      <w:tblGrid>
-        <w:gridCol w:w="4320"/>
-        <w:gridCol w:w="4320"/>
-      </w:tblGrid>
-      <w:tr>
-        <w:tc>
-          <w:tcPr>
-            <w:tcW w:type="dxa" w:w="4320"/>
-            <w:shd w:fill="0D2B3E" w:val="clear"/>
-          </w:tcPr>
-          <w:p>
-            <w:r>
-              <w:rPr>
-                <w:rFonts w:ascii="Calibri" w:hAnsi="Calibri"/>
-                <w:b/>
-                <w:color w:val="FFFFFF"/>
-                <w:sz w:val="18"/>
-              </w:rPr>
-              <w:t>移行場面</w:t>
-            </w:r>
-          </w:p>
-        </w:tc>
-        <w:tc>
-          <w:tcPr>
-            <w:tcW w:type="dxa" w:w="4320"/>
-            <w:shd w:fill="0D2B3E" w:val="clear"/>
-          </w:tcPr>
-          <w:p>
-            <w:r>
-              <w:rPr>
-                <w:rFonts w:ascii="Calibri" w:hAnsi="Calibri"/>
-                <w:b/>
-                <w:color w:val="FFFFFF"/>
-                <w:sz w:val="18"/>
-              </w:rPr>
-              <w:t>フレーズ</w:t>
-            </w:r>
-          </w:p>
-        </w:tc>
-      </w:tr>
-      <w:tr>
-        <w:tc>
-          <w:tcPr>
-            <w:tcW w:type="dxa" w:w="4320"/>
-            <w:shd w:fill="E8F0F0" w:val="clear"/>
-          </w:tcPr>
-          <w:p>
-            <w:r>
-              <w:rPr>
-                <w:rFonts w:ascii="Calibri" w:hAnsi="Calibri"/>
-                <w:sz w:val="18"/>
-              </w:rPr>
-              <w:t>----------</w:t>
-            </w:r>
-          </w:p>
-        </w:tc>
-        <w:tc>
-          <w:tcPr>
-            <w:tcW w:type="dxa" w:w="4320"/>
-            <w:shd w:fill="E8F0F0" w:val="clear"/>
-          </w:tcPr>
-          <w:p>
-            <w:r>
-              <w:rPr>
-                <w:rFonts w:ascii="Calibri" w:hAnsi="Calibri"/>
-                <w:sz w:val="18"/>
-              </w:rPr>
-              <w:t>----------</w:t>
-            </w:r>
-          </w:p>
-        </w:tc>
-      </w:tr>
-      <w:tr>
-        <w:tc>
-          <w:tcPr>
-            <w:tcW w:type="dxa" w:w="4320"/>
-            <w:shd w:fill="FFFFFF" w:val="clear"/>
-          </w:tcPr>
-          <w:p>
-            <w:r>
-              <w:rPr>
-                <w:rFonts w:ascii="Calibri" w:hAnsi="Calibri"/>
-                <w:sz w:val="18"/>
-              </w:rPr>
-              <w:t>導入 → AI進化</w:t>
-            </w:r>
-          </w:p>
-        </w:tc>
-        <w:tc>
-          <w:tcPr>
-            <w:tcW w:type="dxa" w:w="4320"/>
-            <w:shd w:fill="FFFFFF" w:val="clear"/>
-          </w:tcPr>
-          <w:p>
-            <w:r>
-              <w:rPr>
-                <w:rFonts w:ascii="Calibri" w:hAnsi="Calibri"/>
-                <w:sz w:val="18"/>
-              </w:rPr>
-              <w:t>「では、AIがここまで進化した全体像を見てみましょう」</w:t>
-            </w:r>
-          </w:p>
-        </w:tc>
-      </w:tr>
-      <w:tr>
-        <w:tc>
-          <w:tcPr>
-            <w:tcW w:type="dxa" w:w="4320"/>
-            <w:shd w:fill="E8F0F0" w:val="clear"/>
-          </w:tcPr>
-          <w:p>
-            <w:r>
-              <w:rPr>
-                <w:rFonts w:ascii="Calibri" w:hAnsi="Calibri"/>
-                <w:sz w:val="18"/>
-              </w:rPr>
-              <w:t>AI進化 → バイアス</w:t>
-            </w:r>
-          </w:p>
-        </w:tc>
-        <w:tc>
-          <w:tcPr>
-            <w:tcW w:type="dxa" w:w="4320"/>
-            <w:shd w:fill="E8F0F0" w:val="clear"/>
-          </w:tcPr>
-          <w:p>
-            <w:r>
-              <w:rPr>
-                <w:rFonts w:ascii="Calibri" w:hAnsi="Calibri"/>
-                <w:sz w:val="18"/>
-              </w:rPr>
-              <w:t>「AIは強力です。でも、致命的な弱点もあります」</w:t>
-            </w:r>
-          </w:p>
-        </w:tc>
-      </w:tr>
-      <w:tr>
-        <w:tc>
-          <w:tcPr>
-            <w:tcW w:type="dxa" w:w="4320"/>
-            <w:shd w:fill="FFFFFF" w:val="clear"/>
-          </w:tcPr>
-          <w:p>
-            <w:r>
-              <w:rPr>
-                <w:rFonts w:ascii="Calibri" w:hAnsi="Calibri"/>
-                <w:sz w:val="18"/>
-              </w:rPr>
-              <w:t>バイアス → 3つの使い方</w:t>
-            </w:r>
-          </w:p>
-        </w:tc>
-        <w:tc>
-          <w:tcPr>
-            <w:tcW w:type="dxa" w:w="4320"/>
-            <w:shd w:fill="FFFFFF" w:val="clear"/>
-          </w:tcPr>
-          <w:p>
-            <w:r>
-              <w:rPr>
-                <w:rFonts w:ascii="Calibri" w:hAnsi="Calibri"/>
-                <w:sz w:val="18"/>
-              </w:rPr>
-              <w:t>「バイアスを知った上で、ではどう使えば安全か」</w:t>
-            </w:r>
-          </w:p>
-        </w:tc>
-      </w:tr>
-      <w:tr>
-        <w:tc>
-          <w:tcPr>
-            <w:tcW w:type="dxa" w:w="4320"/>
-            <w:shd w:fill="E8F0F0" w:val="clear"/>
-          </w:tcPr>
-          <w:p>
-            <w:r>
-              <w:rPr>
-                <w:rFonts w:ascii="Calibri" w:hAnsi="Calibri"/>
-                <w:sz w:val="18"/>
-              </w:rPr>
-              <w:t>3つの使い方 → ハンズオン</w:t>
-            </w:r>
-          </w:p>
-        </w:tc>
-        <w:tc>
-          <w:tcPr>
-            <w:tcW w:type="dxa" w:w="4320"/>
-            <w:shd w:fill="E8F0F0" w:val="clear"/>
-          </w:tcPr>
-          <w:p>
-            <w:r>
-              <w:rPr>
-                <w:rFonts w:ascii="Calibri" w:hAnsi="Calibri"/>
-                <w:sz w:val="18"/>
-              </w:rPr>
-              <w:t>「理論は分かりました。では体験してみましょう」</w:t>
-            </w:r>
-          </w:p>
-        </w:tc>
-      </w:tr>
-      <w:tr>
-        <w:tc>
-          <w:tcPr>
-            <w:tcW w:type="dxa" w:w="4320"/>
-            <w:shd w:fill="FFFFFF" w:val="clear"/>
-          </w:tcPr>
-          <w:p>
-            <w:r>
-              <w:rPr>
-                <w:rFonts w:ascii="Calibri" w:hAnsi="Calibri"/>
-                <w:sz w:val="18"/>
-              </w:rPr>
-              <w:t>ハンズオン → 忠実度</w:t>
-            </w:r>
-          </w:p>
-        </w:tc>
-        <w:tc>
-          <w:tcPr>
-            <w:tcW w:type="dxa" w:w="4320"/>
-            <w:shd w:fill="FFFFFF" w:val="clear"/>
-          </w:tcPr>
-          <w:p>
-            <w:r>
-              <w:rPr>
-                <w:rFonts w:ascii="Calibri" w:hAnsi="Calibri"/>
-                <w:sz w:val="18"/>
-              </w:rPr>
-              <w:t>「今の体験で感じた違和感、研究データで裏付けます」</w:t>
-            </w:r>
-          </w:p>
-        </w:tc>
-      </w:tr>
-      <w:tr>
-        <w:tc>
-          <w:tcPr>
-            <w:tcW w:type="dxa" w:w="4320"/>
-            <w:shd w:fill="E8F0F0" w:val="clear"/>
-          </w:tcPr>
-          <w:p>
-            <w:r>
-              <w:rPr>
-                <w:rFonts w:ascii="Calibri" w:hAnsi="Calibri"/>
-                <w:sz w:val="18"/>
-              </w:rPr>
-              <w:t>忠実度 → マトリクス</w:t>
-            </w:r>
-          </w:p>
-        </w:tc>
-        <w:tc>
-          <w:tcPr>
-            <w:tcW w:type="dxa" w:w="4320"/>
-            <w:shd w:fill="E8F0F0" w:val="clear"/>
-          </w:tcPr>
-          <w:p>
-            <w:r>
-              <w:rPr>
-                <w:rFonts w:ascii="Calibri" w:hAnsi="Calibri"/>
-                <w:sz w:val="18"/>
-              </w:rPr>
-              <w:t>「ではこれらすべてを1枚の表にまとめます」</w:t>
-            </w:r>
-          </w:p>
-        </w:tc>
-      </w:tr>
-      <w:tr>
-        <w:tc>
-          <w:tcPr>
-            <w:tcW w:type="dxa" w:w="4320"/>
-            <w:shd w:fill="FFFFFF" w:val="clear"/>
-          </w:tcPr>
-          <w:p>
-            <w:r>
-              <w:rPr>
-                <w:rFonts w:ascii="Calibri" w:hAnsi="Calibri"/>
-                <w:sz w:val="18"/>
-              </w:rPr>
-              <w:t>マトリクス → ディスカッション</w:t>
-            </w:r>
-          </w:p>
-        </w:tc>
-        <w:tc>
-          <w:tcPr>
-            <w:tcW w:type="dxa" w:w="4320"/>
-            <w:shd w:fill="FFFFFF" w:val="clear"/>
-          </w:tcPr>
-          <w:p>
-            <w:r>
-              <w:rPr>
-                <w:rFonts w:ascii="Calibri" w:hAnsi="Calibri"/>
-                <w:sz w:val="18"/>
-              </w:rPr>
-              <w:t>「このマトリクスを踏まえて、あなたの現場で考えてみましょう」</w:t>
+              <w:t>ロールプレイを1ラウンドに短縮、振り返りを簡略化</w:t>
             </w:r>
           </w:p>
         </w:tc>
@@ -1706,2378 +2253,12 @@
         <w:pStyle w:val="Heading1"/>
       </w:pPr>
       <w:r>
-        <w:t>Part 2: インストラクショナルデザイン</w:t>
+        <w:t>Part 3: 参考文献</w:t>
       </w:r>
     </w:p>
     <w:p>
       <w:pPr>
         <w:pStyle w:val="Heading2"/>
-      </w:pPr>
-      <w:r>
-        <w:t>ガニェの9教授事象マッピング</w:t>
-      </w:r>
-    </w:p>
-    <w:tbl>
-      <w:tblPr>
-        <w:tblStyle w:val="TableGrid"/>
-        <w:tblW w:type="auto" w:w="0"/>
-        <w:jc w:val="center"/>
-        <w:tblLook w:firstColumn="1" w:firstRow="1" w:lastColumn="0" w:lastRow="0" w:noHBand="0" w:noVBand="1" w:val="04A0"/>
-      </w:tblPr>
-      <w:tblGrid>
-        <w:gridCol w:w="850"/>
-        <w:gridCol w:w="1169"/>
-        <w:gridCol w:w="3969"/>
-        <w:gridCol w:w="850"/>
-        <w:gridCol w:w="2941"/>
-      </w:tblGrid>
-      <w:tr>
-        <w:tc>
-          <w:tcPr>
-            <w:tcW w:type="dxa" w:w="1728"/>
-            <w:shd w:fill="0D2B3E" w:val="clear"/>
-          </w:tcPr>
-          <w:p>
-            <w:r>
-              <w:rPr>
-                <w:rFonts w:ascii="Calibri" w:hAnsi="Calibri"/>
-                <w:b/>
-                <w:color w:val="FFFFFF"/>
-                <w:sz w:val="18"/>
-              </w:rPr>
-              <w:t>#</w:t>
-            </w:r>
-          </w:p>
-        </w:tc>
-        <w:tc>
-          <w:tcPr>
-            <w:tcW w:type="dxa" w:w="1728"/>
-            <w:shd w:fill="0D2B3E" w:val="clear"/>
-          </w:tcPr>
-          <w:p>
-            <w:r>
-              <w:rPr>
-                <w:rFonts w:ascii="Calibri" w:hAnsi="Calibri"/>
-                <w:b/>
-                <w:color w:val="FFFFFF"/>
-                <w:sz w:val="18"/>
-              </w:rPr>
-              <w:t>事象</w:t>
-            </w:r>
-          </w:p>
-        </w:tc>
-        <w:tc>
-          <w:tcPr>
-            <w:tcW w:type="dxa" w:w="1728"/>
-            <w:shd w:fill="0D2B3E" w:val="clear"/>
-          </w:tcPr>
-          <w:p>
-            <w:r>
-              <w:rPr>
-                <w:rFonts w:ascii="Calibri" w:hAnsi="Calibri"/>
-                <w:b/>
-                <w:color w:val="FFFFFF"/>
-                <w:sz w:val="18"/>
-              </w:rPr>
-              <w:t>本セッションでの実装</w:t>
-            </w:r>
-          </w:p>
-        </w:tc>
-        <w:tc>
-          <w:tcPr>
-            <w:tcW w:type="dxa" w:w="1728"/>
-            <w:shd w:fill="0D2B3E" w:val="clear"/>
-          </w:tcPr>
-          <w:p>
-            <w:r>
-              <w:rPr>
-                <w:rFonts w:ascii="Calibri" w:hAnsi="Calibri"/>
-                <w:b/>
-                <w:color w:val="FFFFFF"/>
-                <w:sz w:val="18"/>
-              </w:rPr>
-              <w:t>時間</w:t>
-            </w:r>
-          </w:p>
-        </w:tc>
-        <w:tc>
-          <w:tcPr>
-            <w:tcW w:type="dxa" w:w="1728"/>
-            <w:shd w:fill="0D2B3E" w:val="clear"/>
-          </w:tcPr>
-          <w:p>
-            <w:r>
-              <w:rPr>
-                <w:rFonts w:ascii="Calibri" w:hAnsi="Calibri"/>
-                <w:b/>
-                <w:color w:val="FFFFFF"/>
-                <w:sz w:val="18"/>
-              </w:rPr>
-              <w:t>設計意図</w:t>
-            </w:r>
-          </w:p>
-        </w:tc>
-      </w:tr>
-      <w:tr>
-        <w:tc>
-          <w:tcPr>
-            <w:tcW w:type="dxa" w:w="1728"/>
-            <w:shd w:fill="E8F0F0" w:val="clear"/>
-          </w:tcPr>
-          <w:p>
-            <w:r>
-              <w:rPr>
-                <w:rFonts w:ascii="Calibri" w:hAnsi="Calibri"/>
-                <w:sz w:val="18"/>
-              </w:rPr>
-              <w:t>---</w:t>
-            </w:r>
-          </w:p>
-        </w:tc>
-        <w:tc>
-          <w:tcPr>
-            <w:tcW w:type="dxa" w:w="1728"/>
-            <w:shd w:fill="E8F0F0" w:val="clear"/>
-          </w:tcPr>
-          <w:p>
-            <w:r>
-              <w:rPr>
-                <w:rFonts w:ascii="Calibri" w:hAnsi="Calibri"/>
-                <w:sz w:val="18"/>
-              </w:rPr>
-              <w:t>------</w:t>
-            </w:r>
-          </w:p>
-        </w:tc>
-        <w:tc>
-          <w:tcPr>
-            <w:tcW w:type="dxa" w:w="1728"/>
-            <w:shd w:fill="E8F0F0" w:val="clear"/>
-          </w:tcPr>
-          <w:p>
-            <w:r>
-              <w:rPr>
-                <w:rFonts w:ascii="Calibri" w:hAnsi="Calibri"/>
-                <w:sz w:val="18"/>
-              </w:rPr>
-              <w:t>---------------------</w:t>
-            </w:r>
-          </w:p>
-        </w:tc>
-        <w:tc>
-          <w:tcPr>
-            <w:tcW w:type="dxa" w:w="1728"/>
-            <w:shd w:fill="E8F0F0" w:val="clear"/>
-          </w:tcPr>
-          <w:p>
-            <w:r>
-              <w:rPr>
-                <w:rFonts w:ascii="Calibri" w:hAnsi="Calibri"/>
-                <w:sz w:val="18"/>
-              </w:rPr>
-              <w:t>------</w:t>
-            </w:r>
-          </w:p>
-        </w:tc>
-        <w:tc>
-          <w:tcPr>
-            <w:tcW w:type="dxa" w:w="1728"/>
-            <w:shd w:fill="E8F0F0" w:val="clear"/>
-          </w:tcPr>
-          <w:p>
-            <w:r>
-              <w:rPr>
-                <w:rFonts w:ascii="Calibri" w:hAnsi="Calibri"/>
-                <w:sz w:val="18"/>
-              </w:rPr>
-              <w:t>----------</w:t>
-            </w:r>
-          </w:p>
-        </w:tc>
-      </w:tr>
-      <w:tr>
-        <w:tc>
-          <w:tcPr>
-            <w:tcW w:type="dxa" w:w="1728"/>
-            <w:shd w:fill="FFFFFF" w:val="clear"/>
-          </w:tcPr>
-          <w:p>
-            <w:r>
-              <w:rPr>
-                <w:rFonts w:ascii="Calibri" w:hAnsi="Calibri"/>
-                <w:sz w:val="18"/>
-              </w:rPr>
-              <w:t>1</w:t>
-            </w:r>
-          </w:p>
-        </w:tc>
-        <w:tc>
-          <w:tcPr>
-            <w:tcW w:type="dxa" w:w="1728"/>
-            <w:shd w:fill="FFFFFF" w:val="clear"/>
-          </w:tcPr>
-          <w:p>
-            <w:r>
-              <w:rPr>
-                <w:rFonts w:ascii="Calibri" w:hAnsi="Calibri"/>
-                <w:sz w:val="18"/>
-              </w:rPr>
-              <w:t>学習者の注意を喚起する</w:t>
-            </w:r>
-          </w:p>
-        </w:tc>
-        <w:tc>
-          <w:tcPr>
-            <w:tcW w:type="dxa" w:w="1728"/>
-            <w:shd w:fill="FFFFFF" w:val="clear"/>
-          </w:tcPr>
-          <w:p>
-            <w:r>
-              <w:rPr>
-                <w:rFonts w:ascii="Calibri" w:hAnsi="Calibri"/>
-                <w:sz w:val="18"/>
-              </w:rPr>
-              <w:t>IME 2026の80%データ + Frontiersの逆説的データを対比</w:t>
-            </w:r>
-          </w:p>
-        </w:tc>
-        <w:tc>
-          <w:tcPr>
-            <w:tcW w:type="dxa" w:w="1728"/>
-            <w:shd w:fill="FFFFFF" w:val="clear"/>
-          </w:tcPr>
-          <w:p>
-            <w:r>
-              <w:rPr>
-                <w:rFonts w:ascii="Calibri" w:hAnsi="Calibri"/>
-                <w:sz w:val="18"/>
-              </w:rPr>
-              <w:t>0:00-3:00</w:t>
-            </w:r>
-          </w:p>
-        </w:tc>
-        <w:tc>
-          <w:tcPr>
-            <w:tcW w:type="dxa" w:w="1728"/>
-            <w:shd w:fill="FFFFFF" w:val="clear"/>
-          </w:tcPr>
-          <w:p>
-            <w:r>
-              <w:rPr>
-                <w:rFonts w:ascii="Calibri" w:hAnsi="Calibri"/>
-                <w:sz w:val="18"/>
-              </w:rPr>
-              <w:t>2つの矛盾するデータで認知的不協和を生み、探究動機を喚起</w:t>
-            </w:r>
-          </w:p>
-        </w:tc>
-      </w:tr>
-      <w:tr>
-        <w:tc>
-          <w:tcPr>
-            <w:tcW w:type="dxa" w:w="1728"/>
-            <w:shd w:fill="E8F0F0" w:val="clear"/>
-          </w:tcPr>
-          <w:p>
-            <w:r>
-              <w:rPr>
-                <w:rFonts w:ascii="Calibri" w:hAnsi="Calibri"/>
-                <w:sz w:val="18"/>
-              </w:rPr>
-              <w:t>2</w:t>
-            </w:r>
-          </w:p>
-        </w:tc>
-        <w:tc>
-          <w:tcPr>
-            <w:tcW w:type="dxa" w:w="1728"/>
-            <w:shd w:fill="E8F0F0" w:val="clear"/>
-          </w:tcPr>
-          <w:p>
-            <w:r>
-              <w:rPr>
-                <w:rFonts w:ascii="Calibri" w:hAnsi="Calibri"/>
-                <w:sz w:val="18"/>
-              </w:rPr>
-              <w:t>学習目標を知らせる</w:t>
-            </w:r>
-          </w:p>
-        </w:tc>
-        <w:tc>
-          <w:tcPr>
-            <w:tcW w:type="dxa" w:w="1728"/>
-            <w:shd w:fill="E8F0F0" w:val="clear"/>
-          </w:tcPr>
-          <w:p>
-            <w:r>
-              <w:rPr>
-                <w:rFonts w:ascii="Calibri" w:hAnsi="Calibri"/>
-                <w:sz w:val="18"/>
-              </w:rPr>
-              <w:t>4つの到達目標（理解・分析・評価・創造）</w:t>
-            </w:r>
-          </w:p>
-        </w:tc>
-        <w:tc>
-          <w:tcPr>
-            <w:tcW w:type="dxa" w:w="1728"/>
-            <w:shd w:fill="E8F0F0" w:val="clear"/>
-          </w:tcPr>
-          <w:p>
-            <w:r>
-              <w:rPr>
-                <w:rFonts w:ascii="Calibri" w:hAnsi="Calibri"/>
-                <w:sz w:val="18"/>
-              </w:rPr>
-              <w:t>3:00-4:00</w:t>
-            </w:r>
-          </w:p>
-        </w:tc>
-        <w:tc>
-          <w:tcPr>
-            <w:tcW w:type="dxa" w:w="1728"/>
-            <w:shd w:fill="E8F0F0" w:val="clear"/>
-          </w:tcPr>
-          <w:p>
-            <w:r>
-              <w:rPr>
-                <w:rFonts w:ascii="Calibri" w:hAnsi="Calibri"/>
-                <w:sz w:val="18"/>
-              </w:rPr>
-              <w:t>ブルームの4段階を明示し、セッションの道筋を可視化</w:t>
-            </w:r>
-          </w:p>
-        </w:tc>
-      </w:tr>
-      <w:tr>
-        <w:tc>
-          <w:tcPr>
-            <w:tcW w:type="dxa" w:w="1728"/>
-            <w:shd w:fill="FFFFFF" w:val="clear"/>
-          </w:tcPr>
-          <w:p>
-            <w:r>
-              <w:rPr>
-                <w:rFonts w:ascii="Calibri" w:hAnsi="Calibri"/>
-                <w:sz w:val="18"/>
-              </w:rPr>
-              <w:t>3</w:t>
-            </w:r>
-          </w:p>
-        </w:tc>
-        <w:tc>
-          <w:tcPr>
-            <w:tcW w:type="dxa" w:w="1728"/>
-            <w:shd w:fill="FFFFFF" w:val="clear"/>
-          </w:tcPr>
-          <w:p>
-            <w:r>
-              <w:rPr>
-                <w:rFonts w:ascii="Calibri" w:hAnsi="Calibri"/>
-                <w:sz w:val="18"/>
-              </w:rPr>
-              <w:t>前提条件を思い出させる</w:t>
-            </w:r>
-          </w:p>
-        </w:tc>
-        <w:tc>
-          <w:tcPr>
-            <w:tcW w:type="dxa" w:w="1728"/>
-            <w:shd w:fill="FFFFFF" w:val="clear"/>
-          </w:tcPr>
-          <w:p>
-            <w:r>
-              <w:rPr>
-                <w:rFonts w:ascii="Calibri" w:hAnsi="Calibri"/>
-                <w:sz w:val="18"/>
-              </w:rPr>
-              <w:t>Quick Poll（AI利用経験の確認）</w:t>
-            </w:r>
-          </w:p>
-        </w:tc>
-        <w:tc>
-          <w:tcPr>
-            <w:tcW w:type="dxa" w:w="1728"/>
-            <w:shd w:fill="FFFFFF" w:val="clear"/>
-          </w:tcPr>
-          <w:p>
-            <w:r>
-              <w:rPr>
-                <w:rFonts w:ascii="Calibri" w:hAnsi="Calibri"/>
-                <w:sz w:val="18"/>
-              </w:rPr>
-              <w:t>4:00-6:00</w:t>
-            </w:r>
-          </w:p>
-        </w:tc>
-        <w:tc>
-          <w:tcPr>
-            <w:tcW w:type="dxa" w:w="1728"/>
-            <w:shd w:fill="FFFFFF" w:val="clear"/>
-          </w:tcPr>
-          <w:p>
-            <w:r>
-              <w:rPr>
-                <w:rFonts w:ascii="Calibri" w:hAnsi="Calibri"/>
-                <w:sz w:val="18"/>
-              </w:rPr>
-              <w:t>参加者の経験を活性化し、新しい知識の接続先を準備</w:t>
-            </w:r>
-          </w:p>
-        </w:tc>
-      </w:tr>
-      <w:tr>
-        <w:tc>
-          <w:tcPr>
-            <w:tcW w:type="dxa" w:w="1728"/>
-            <w:shd w:fill="E8F0F0" w:val="clear"/>
-          </w:tcPr>
-          <w:p>
-            <w:r>
-              <w:rPr>
-                <w:rFonts w:ascii="Calibri" w:hAnsi="Calibri"/>
-                <w:sz w:val="18"/>
-              </w:rPr>
-              <w:t>4</w:t>
-            </w:r>
-          </w:p>
-        </w:tc>
-        <w:tc>
-          <w:tcPr>
-            <w:tcW w:type="dxa" w:w="1728"/>
-            <w:shd w:fill="E8F0F0" w:val="clear"/>
-          </w:tcPr>
-          <w:p>
-            <w:r>
-              <w:rPr>
-                <w:rFonts w:ascii="Calibri" w:hAnsi="Calibri"/>
-                <w:sz w:val="18"/>
-              </w:rPr>
-              <w:t>新しい内容を提示する</w:t>
-            </w:r>
-          </w:p>
-        </w:tc>
-        <w:tc>
-          <w:tcPr>
-            <w:tcW w:type="dxa" w:w="1728"/>
-            <w:shd w:fill="E8F0F0" w:val="clear"/>
-          </w:tcPr>
-          <w:p>
-            <w:r>
-              <w:rPr>
-                <w:rFonts w:ascii="Calibri" w:hAnsi="Calibri"/>
-                <w:sz w:val="18"/>
-              </w:rPr>
-              <w:t>AI 3世代 + Mount Sinai + BJC + 認知バイアス + PNAS + 3つの役割</w:t>
-            </w:r>
-          </w:p>
-        </w:tc>
-        <w:tc>
-          <w:tcPr>
-            <w:tcW w:type="dxa" w:w="1728"/>
-            <w:shd w:fill="E8F0F0" w:val="clear"/>
-          </w:tcPr>
-          <w:p>
-            <w:r>
-              <w:rPr>
-                <w:rFonts w:ascii="Calibri" w:hAnsi="Calibri"/>
-                <w:sz w:val="18"/>
-              </w:rPr>
-              <w:t>6:00-22:00</w:t>
-            </w:r>
-          </w:p>
-        </w:tc>
-        <w:tc>
-          <w:tcPr>
-            <w:tcW w:type="dxa" w:w="1728"/>
-            <w:shd w:fill="E8F0F0" w:val="clear"/>
-          </w:tcPr>
-          <w:p>
-            <w:r>
-              <w:rPr>
-                <w:rFonts w:ascii="Calibri" w:hAnsi="Calibri"/>
-                <w:sz w:val="18"/>
-              </w:rPr>
-              <w:t>概念を「進化→実装→限界→対策」の論理的流れで構成</w:t>
-            </w:r>
-          </w:p>
-        </w:tc>
-      </w:tr>
-      <w:tr>
-        <w:tc>
-          <w:tcPr>
-            <w:tcW w:type="dxa" w:w="1728"/>
-            <w:shd w:fill="FFFFFF" w:val="clear"/>
-          </w:tcPr>
-          <w:p>
-            <w:r>
-              <w:rPr>
-                <w:rFonts w:ascii="Calibri" w:hAnsi="Calibri"/>
-                <w:sz w:val="18"/>
-              </w:rPr>
-              <w:t>5</w:t>
-            </w:r>
-          </w:p>
-        </w:tc>
-        <w:tc>
-          <w:tcPr>
-            <w:tcW w:type="dxa" w:w="1728"/>
-            <w:shd w:fill="FFFFFF" w:val="clear"/>
-          </w:tcPr>
-          <w:p>
-            <w:r>
-              <w:rPr>
-                <w:rFonts w:ascii="Calibri" w:hAnsi="Calibri"/>
-                <w:sz w:val="18"/>
-              </w:rPr>
-              <w:t>学習の指針を与える</w:t>
-            </w:r>
-          </w:p>
-        </w:tc>
-        <w:tc>
-          <w:tcPr>
-            <w:tcW w:type="dxa" w:w="1728"/>
-            <w:shd w:fill="FFFFFF" w:val="clear"/>
-          </w:tcPr>
-          <w:p>
-            <w:r>
-              <w:rPr>
-                <w:rFonts w:ascii="Calibri" w:hAnsi="Calibri"/>
-                <w:sz w:val="18"/>
-              </w:rPr>
-              <w:t>複雑性ステージ + PNAS不作為バイアスの臨床影響</w:t>
-            </w:r>
-          </w:p>
-        </w:tc>
-        <w:tc>
-          <w:tcPr>
-            <w:tcW w:type="dxa" w:w="1728"/>
-            <w:shd w:fill="FFFFFF" w:val="clear"/>
-          </w:tcPr>
-          <w:p>
-            <w:r>
-              <w:rPr>
-                <w:rFonts w:ascii="Calibri" w:hAnsi="Calibri"/>
-                <w:sz w:val="18"/>
-              </w:rPr>
-              <w:t>16:00-19:00</w:t>
-            </w:r>
-          </w:p>
-        </w:tc>
-        <w:tc>
-          <w:tcPr>
-            <w:tcW w:type="dxa" w:w="1728"/>
-            <w:shd w:fill="FFFFFF" w:val="clear"/>
-          </w:tcPr>
-          <w:p>
-            <w:r>
-              <w:rPr>
-                <w:rFonts w:ascii="Calibri" w:hAnsi="Calibri"/>
-                <w:sz w:val="18"/>
-              </w:rPr>
-              <w:t>抽象的概念を臨床場面に接地させる構造化フレームワーク</w:t>
-            </w:r>
-          </w:p>
-        </w:tc>
-      </w:tr>
-      <w:tr>
-        <w:tc>
-          <w:tcPr>
-            <w:tcW w:type="dxa" w:w="1728"/>
-            <w:shd w:fill="E8F0F0" w:val="clear"/>
-          </w:tcPr>
-          <w:p>
-            <w:r>
-              <w:rPr>
-                <w:rFonts w:ascii="Calibri" w:hAnsi="Calibri"/>
-                <w:sz w:val="18"/>
-              </w:rPr>
-              <w:t>6</w:t>
-            </w:r>
-          </w:p>
-        </w:tc>
-        <w:tc>
-          <w:tcPr>
-            <w:tcW w:type="dxa" w:w="1728"/>
-            <w:shd w:fill="E8F0F0" w:val="clear"/>
-          </w:tcPr>
-          <w:p>
-            <w:r>
-              <w:rPr>
-                <w:rFonts w:ascii="Calibri" w:hAnsi="Calibri"/>
-                <w:sz w:val="18"/>
-              </w:rPr>
-              <w:t>練習の機会を設ける</w:t>
-            </w:r>
-          </w:p>
-        </w:tc>
-        <w:tc>
-          <w:tcPr>
-            <w:tcW w:type="dxa" w:w="1728"/>
-            <w:shd w:fill="E8F0F0" w:val="clear"/>
-          </w:tcPr>
-          <w:p>
-            <w:r>
-              <w:rPr>
-                <w:rFonts w:ascii="Calibri" w:hAnsi="Calibri"/>
-                <w:sz w:val="18"/>
-              </w:rPr>
-              <w:t>ハンズオン: 3種のAI活用体験（患者役/ソクラテス/Red Team）</w:t>
-            </w:r>
-          </w:p>
-        </w:tc>
-        <w:tc>
-          <w:tcPr>
-            <w:tcW w:type="dxa" w:w="1728"/>
-            <w:shd w:fill="E8F0F0" w:val="clear"/>
-          </w:tcPr>
-          <w:p>
-            <w:r>
-              <w:rPr>
-                <w:rFonts w:ascii="Calibri" w:hAnsi="Calibri"/>
-                <w:sz w:val="18"/>
-              </w:rPr>
-              <w:t>22:00-28:00</w:t>
-            </w:r>
-          </w:p>
-        </w:tc>
-        <w:tc>
-          <w:tcPr>
-            <w:tcW w:type="dxa" w:w="1728"/>
-            <w:shd w:fill="E8F0F0" w:val="clear"/>
-          </w:tcPr>
-          <w:p>
-            <w:r>
-              <w:rPr>
-                <w:rFonts w:ascii="Calibri" w:hAnsi="Calibri"/>
-                <w:sz w:val="18"/>
-              </w:rPr>
-              <w:t>体験的学習で理論を身体化。3つの役割を実際に試す</w:t>
-            </w:r>
-          </w:p>
-        </w:tc>
-      </w:tr>
-      <w:tr>
-        <w:tc>
-          <w:tcPr>
-            <w:tcW w:type="dxa" w:w="1728"/>
-            <w:shd w:fill="FFFFFF" w:val="clear"/>
-          </w:tcPr>
-          <w:p>
-            <w:r>
-              <w:rPr>
-                <w:rFonts w:ascii="Calibri" w:hAnsi="Calibri"/>
-                <w:sz w:val="18"/>
-              </w:rPr>
-              <w:t>7</w:t>
-            </w:r>
-          </w:p>
-        </w:tc>
-        <w:tc>
-          <w:tcPr>
-            <w:tcW w:type="dxa" w:w="1728"/>
-            <w:shd w:fill="FFFFFF" w:val="clear"/>
-          </w:tcPr>
-          <w:p>
-            <w:r>
-              <w:rPr>
-                <w:rFonts w:ascii="Calibri" w:hAnsi="Calibri"/>
-                <w:sz w:val="18"/>
-              </w:rPr>
-              <w:t>フィードバックを与える</w:t>
-            </w:r>
-          </w:p>
-        </w:tc>
-        <w:tc>
-          <w:tcPr>
-            <w:tcW w:type="dxa" w:w="1728"/>
-            <w:shd w:fill="FFFFFF" w:val="clear"/>
-          </w:tcPr>
-          <w:p>
-            <w:r>
-              <w:rPr>
-                <w:rFonts w:ascii="Calibri" w:hAnsi="Calibri"/>
-                <w:sz w:val="18"/>
-              </w:rPr>
-              <w:t>ハンズオン後のエビデンス提示（体験を研究データで裏付け）</w:t>
-            </w:r>
-          </w:p>
-        </w:tc>
-        <w:tc>
-          <w:tcPr>
-            <w:tcW w:type="dxa" w:w="1728"/>
-            <w:shd w:fill="FFFFFF" w:val="clear"/>
-          </w:tcPr>
-          <w:p>
-            <w:r>
-              <w:rPr>
-                <w:rFonts w:ascii="Calibri" w:hAnsi="Calibri"/>
-                <w:sz w:val="18"/>
-              </w:rPr>
-              <w:t>28:00-31:00</w:t>
-            </w:r>
-          </w:p>
-        </w:tc>
-        <w:tc>
-          <w:tcPr>
-            <w:tcW w:type="dxa" w:w="1728"/>
-            <w:shd w:fill="FFFFFF" w:val="clear"/>
-          </w:tcPr>
-          <w:p>
-            <w:r>
-              <w:rPr>
-                <w:rFonts w:ascii="Calibri" w:hAnsi="Calibri"/>
-                <w:sz w:val="18"/>
-              </w:rPr>
-              <w:t>「AIっぽさ」の体験を「会話的忠実度」の概念で言語化</w:t>
-            </w:r>
-          </w:p>
-        </w:tc>
-      </w:tr>
-      <w:tr>
-        <w:tc>
-          <w:tcPr>
-            <w:tcW w:type="dxa" w:w="1728"/>
-            <w:shd w:fill="E8F0F0" w:val="clear"/>
-          </w:tcPr>
-          <w:p>
-            <w:r>
-              <w:rPr>
-                <w:rFonts w:ascii="Calibri" w:hAnsi="Calibri"/>
-                <w:sz w:val="18"/>
-              </w:rPr>
-              <w:t>8</w:t>
-            </w:r>
-          </w:p>
-        </w:tc>
-        <w:tc>
-          <w:tcPr>
-            <w:tcW w:type="dxa" w:w="1728"/>
-            <w:shd w:fill="E8F0F0" w:val="clear"/>
-          </w:tcPr>
-          <w:p>
-            <w:r>
-              <w:rPr>
-                <w:rFonts w:ascii="Calibri" w:hAnsi="Calibri"/>
-                <w:sz w:val="18"/>
-              </w:rPr>
-              <w:t>学習の成果を評価する</w:t>
-            </w:r>
-          </w:p>
-        </w:tc>
-        <w:tc>
-          <w:tcPr>
-            <w:tcW w:type="dxa" w:w="1728"/>
-            <w:shd w:fill="E8F0F0" w:val="clear"/>
-          </w:tcPr>
-          <w:p>
-            <w:r>
-              <w:rPr>
-                <w:rFonts w:ascii="Calibri" w:hAnsi="Calibri"/>
-                <w:sz w:val="18"/>
-              </w:rPr>
-              <w:t>グループディスカッション + 使い分けマトリクス</w:t>
-            </w:r>
-          </w:p>
-        </w:tc>
-        <w:tc>
-          <w:tcPr>
-            <w:tcW w:type="dxa" w:w="1728"/>
-            <w:shd w:fill="E8F0F0" w:val="clear"/>
-          </w:tcPr>
-          <w:p>
-            <w:r>
-              <w:rPr>
-                <w:rFonts w:ascii="Calibri" w:hAnsi="Calibri"/>
-                <w:sz w:val="18"/>
-              </w:rPr>
-              <w:t>31:00-40:00</w:t>
-            </w:r>
-          </w:p>
-        </w:tc>
-        <w:tc>
-          <w:tcPr>
-            <w:tcW w:type="dxa" w:w="1728"/>
-            <w:shd w:fill="E8F0F0" w:val="clear"/>
-          </w:tcPr>
-          <w:p>
-            <w:r>
-              <w:rPr>
-                <w:rFonts w:ascii="Calibri" w:hAnsi="Calibri"/>
-                <w:sz w:val="18"/>
-              </w:rPr>
-              <w:t>統合的判断力を問い、知識の定着を確認</w:t>
-            </w:r>
-          </w:p>
-        </w:tc>
-      </w:tr>
-      <w:tr>
-        <w:tc>
-          <w:tcPr>
-            <w:tcW w:type="dxa" w:w="1728"/>
-            <w:shd w:fill="FFFFFF" w:val="clear"/>
-          </w:tcPr>
-          <w:p>
-            <w:r>
-              <w:rPr>
-                <w:rFonts w:ascii="Calibri" w:hAnsi="Calibri"/>
-                <w:sz w:val="18"/>
-              </w:rPr>
-              <w:t>9</w:t>
-            </w:r>
-          </w:p>
-        </w:tc>
-        <w:tc>
-          <w:tcPr>
-            <w:tcW w:type="dxa" w:w="1728"/>
-            <w:shd w:fill="FFFFFF" w:val="clear"/>
-          </w:tcPr>
-          <w:p>
-            <w:r>
-              <w:rPr>
-                <w:rFonts w:ascii="Calibri" w:hAnsi="Calibri"/>
-                <w:sz w:val="18"/>
-              </w:rPr>
-              <w:t>保持と転移を促進する</w:t>
-            </w:r>
-          </w:p>
-        </w:tc>
-        <w:tc>
-          <w:tcPr>
-            <w:tcW w:type="dxa" w:w="1728"/>
-            <w:shd w:fill="FFFFFF" w:val="clear"/>
-          </w:tcPr>
-          <w:p>
-            <w:r>
-              <w:rPr>
-                <w:rFonts w:ascii="Calibri" w:hAnsi="Calibri"/>
-                <w:sz w:val="18"/>
-              </w:rPr>
-              <w:t>選択式アクション + 「使いこなす力と疑う力」の問い</w:t>
-            </w:r>
-          </w:p>
-        </w:tc>
-        <w:tc>
-          <w:tcPr>
-            <w:tcW w:type="dxa" w:w="1728"/>
-            <w:shd w:fill="FFFFFF" w:val="clear"/>
-          </w:tcPr>
-          <w:p>
-            <w:r>
-              <w:rPr>
-                <w:rFonts w:ascii="Calibri" w:hAnsi="Calibri"/>
-                <w:sz w:val="18"/>
-              </w:rPr>
-              <w:t>40:00-45:00</w:t>
-            </w:r>
-          </w:p>
-        </w:tc>
-        <w:tc>
-          <w:tcPr>
-            <w:tcW w:type="dxa" w:w="1728"/>
-            <w:shd w:fill="FFFFFF" w:val="clear"/>
-          </w:tcPr>
-          <w:p>
-            <w:r>
-              <w:rPr>
-                <w:rFonts w:ascii="Calibri" w:hAnsi="Calibri"/>
-                <w:sz w:val="18"/>
-              </w:rPr>
-              <w:t>翌日の臨床での実践を具体的に促す</w:t>
-            </w:r>
-          </w:p>
-        </w:tc>
-      </w:tr>
-    </w:tbl>
-    <w:p/>
-    <w:p>
-      <w:pPr>
-        <w:pStyle w:val="Heading2"/>
-      </w:pPr>
-      <w:r>
-        <w:t>ブルームの分類法による学習目標</w:t>
-      </w:r>
-    </w:p>
-    <w:tbl>
-      <w:tblPr>
-        <w:tblStyle w:val="TableGrid"/>
-        <w:tblW w:type="auto" w:w="0"/>
-        <w:jc w:val="center"/>
-        <w:tblLook w:firstColumn="1" w:firstRow="1" w:lastColumn="0" w:lastRow="0" w:noHBand="0" w:noVBand="1" w:val="04A0"/>
-      </w:tblPr>
-      <w:tblGrid>
-        <w:gridCol w:w="850"/>
-        <w:gridCol w:w="5381"/>
-        <w:gridCol w:w="850"/>
-        <w:gridCol w:w="2398"/>
-      </w:tblGrid>
-      <w:tr>
-        <w:tc>
-          <w:tcPr>
-            <w:tcW w:type="dxa" w:w="2160"/>
-            <w:shd w:fill="0D2B3E" w:val="clear"/>
-          </w:tcPr>
-          <w:p>
-            <w:r>
-              <w:rPr>
-                <w:rFonts w:ascii="Calibri" w:hAnsi="Calibri"/>
-                <w:b/>
-                <w:color w:val="FFFFFF"/>
-                <w:sz w:val="18"/>
-              </w:rPr>
-              <w:t>レベル</w:t>
-            </w:r>
-          </w:p>
-        </w:tc>
-        <w:tc>
-          <w:tcPr>
-            <w:tcW w:type="dxa" w:w="2160"/>
-            <w:shd w:fill="0D2B3E" w:val="clear"/>
-          </w:tcPr>
-          <w:p>
-            <w:r>
-              <w:rPr>
-                <w:rFonts w:ascii="Calibri" w:hAnsi="Calibri"/>
-                <w:b/>
-                <w:color w:val="FFFFFF"/>
-                <w:sz w:val="18"/>
-              </w:rPr>
-              <w:t>学習目標</w:t>
-            </w:r>
-          </w:p>
-        </w:tc>
-        <w:tc>
-          <w:tcPr>
-            <w:tcW w:type="dxa" w:w="2160"/>
-            <w:shd w:fill="0D2B3E" w:val="clear"/>
-          </w:tcPr>
-          <w:p>
-            <w:r>
-              <w:rPr>
-                <w:rFonts w:ascii="Calibri" w:hAnsi="Calibri"/>
-                <w:b/>
-                <w:color w:val="FFFFFF"/>
-                <w:sz w:val="18"/>
-              </w:rPr>
-              <w:t>対応スライド</w:t>
-            </w:r>
-          </w:p>
-        </w:tc>
-        <w:tc>
-          <w:tcPr>
-            <w:tcW w:type="dxa" w:w="2160"/>
-            <w:shd w:fill="0D2B3E" w:val="clear"/>
-          </w:tcPr>
-          <w:p>
-            <w:r>
-              <w:rPr>
-                <w:rFonts w:ascii="Calibri" w:hAnsi="Calibri"/>
-                <w:b/>
-                <w:color w:val="FFFFFF"/>
-                <w:sz w:val="18"/>
-              </w:rPr>
-              <w:t>評価方法</w:t>
-            </w:r>
-          </w:p>
-        </w:tc>
-      </w:tr>
-      <w:tr>
-        <w:tc>
-          <w:tcPr>
-            <w:tcW w:type="dxa" w:w="2160"/>
-            <w:shd w:fill="E8F0F0" w:val="clear"/>
-          </w:tcPr>
-          <w:p>
-            <w:r>
-              <w:rPr>
-                <w:rFonts w:ascii="Calibri" w:hAnsi="Calibri"/>
-                <w:sz w:val="18"/>
-              </w:rPr>
-              <w:t>--------</w:t>
-            </w:r>
-          </w:p>
-        </w:tc>
-        <w:tc>
-          <w:tcPr>
-            <w:tcW w:type="dxa" w:w="2160"/>
-            <w:shd w:fill="E8F0F0" w:val="clear"/>
-          </w:tcPr>
-          <w:p>
-            <w:r>
-              <w:rPr>
-                <w:rFonts w:ascii="Calibri" w:hAnsi="Calibri"/>
-                <w:sz w:val="18"/>
-              </w:rPr>
-              <w:t>----------</w:t>
-            </w:r>
-          </w:p>
-        </w:tc>
-        <w:tc>
-          <w:tcPr>
-            <w:tcW w:type="dxa" w:w="2160"/>
-            <w:shd w:fill="E8F0F0" w:val="clear"/>
-          </w:tcPr>
-          <w:p>
-            <w:r>
-              <w:rPr>
-                <w:rFonts w:ascii="Calibri" w:hAnsi="Calibri"/>
-                <w:sz w:val="18"/>
-              </w:rPr>
-              <w:t>-------------</w:t>
-            </w:r>
-          </w:p>
-        </w:tc>
-        <w:tc>
-          <w:tcPr>
-            <w:tcW w:type="dxa" w:w="2160"/>
-            <w:shd w:fill="E8F0F0" w:val="clear"/>
-          </w:tcPr>
-          <w:p>
-            <w:r>
-              <w:rPr>
-                <w:rFonts w:ascii="Calibri" w:hAnsi="Calibri"/>
-                <w:sz w:val="18"/>
-              </w:rPr>
-              <w:t>----------</w:t>
-            </w:r>
-          </w:p>
-        </w:tc>
-      </w:tr>
-      <w:tr>
-        <w:tc>
-          <w:tcPr>
-            <w:tcW w:type="dxa" w:w="2160"/>
-            <w:shd w:fill="FFFFFF" w:val="clear"/>
-          </w:tcPr>
-          <w:p>
-            <w:r>
-              <w:rPr>
-                <w:rFonts w:ascii="Calibri" w:hAnsi="Calibri"/>
-                <w:sz w:val="18"/>
-              </w:rPr>
-              <w:t>理解</w:t>
-            </w:r>
-          </w:p>
-        </w:tc>
-        <w:tc>
-          <w:tcPr>
-            <w:tcW w:type="dxa" w:w="2160"/>
-            <w:shd w:fill="FFFFFF" w:val="clear"/>
-          </w:tcPr>
-          <w:p>
-            <w:r>
-              <w:rPr>
-                <w:rFonts w:ascii="Calibri" w:hAnsi="Calibri"/>
-                <w:sz w:val="18"/>
-              </w:rPr>
-              <w:t>AIの3世代とマルチエージェントの基本概念を説明できる</w:t>
-            </w:r>
-          </w:p>
-        </w:tc>
-        <w:tc>
-          <w:tcPr>
-            <w:tcW w:type="dxa" w:w="2160"/>
-            <w:shd w:fill="FFFFFF" w:val="clear"/>
-          </w:tcPr>
-          <w:p>
-            <w:r>
-              <w:rPr>
-                <w:rFonts w:ascii="Calibri" w:hAnsi="Calibri"/>
-                <w:sz w:val="18"/>
-              </w:rPr>
-              <w:t>Slide 4-5</w:t>
-            </w:r>
-          </w:p>
-        </w:tc>
-        <w:tc>
-          <w:tcPr>
-            <w:tcW w:type="dxa" w:w="2160"/>
-            <w:shd w:fill="FFFFFF" w:val="clear"/>
-          </w:tcPr>
-          <w:p>
-            <w:r>
-              <w:rPr>
-                <w:rFonts w:ascii="Calibri" w:hAnsi="Calibri"/>
-                <w:sz w:val="18"/>
-              </w:rPr>
-              <w:t>3世代の違いを自分の言葉で言えるか</w:t>
-            </w:r>
-          </w:p>
-        </w:tc>
-      </w:tr>
-      <w:tr>
-        <w:tc>
-          <w:tcPr>
-            <w:tcW w:type="dxa" w:w="2160"/>
-            <w:shd w:fill="E8F0F0" w:val="clear"/>
-          </w:tcPr>
-          <w:p>
-            <w:r>
-              <w:rPr>
-                <w:rFonts w:ascii="Calibri" w:hAnsi="Calibri"/>
-                <w:sz w:val="18"/>
-              </w:rPr>
-              <w:t>分析</w:t>
-            </w:r>
-          </w:p>
-        </w:tc>
-        <w:tc>
-          <w:tcPr>
-            <w:tcW w:type="dxa" w:w="2160"/>
-            <w:shd w:fill="E8F0F0" w:val="clear"/>
-          </w:tcPr>
-          <w:p>
-            <w:r>
-              <w:rPr>
-                <w:rFonts w:ascii="Calibri" w:hAnsi="Calibri"/>
-                <w:sz w:val="18"/>
-              </w:rPr>
-              <w:t>AIが持つ認知バイアス（不作為バイアス・フレーミング効果・アンカリング）のメカニズムをエビデンスから批判的に吟味できる</w:t>
-            </w:r>
-          </w:p>
-        </w:tc>
-        <w:tc>
-          <w:tcPr>
-            <w:tcW w:type="dxa" w:w="2160"/>
-            <w:shd w:fill="E8F0F0" w:val="clear"/>
-          </w:tcPr>
-          <w:p>
-            <w:r>
-              <w:rPr>
-                <w:rFonts w:ascii="Calibri" w:hAnsi="Calibri"/>
-                <w:sz w:val="18"/>
-              </w:rPr>
-              <w:t>Slide 6-7, 10</w:t>
-            </w:r>
-          </w:p>
-        </w:tc>
-        <w:tc>
-          <w:tcPr>
-            <w:tcW w:type="dxa" w:w="2160"/>
-            <w:shd w:fill="E8F0F0" w:val="clear"/>
-          </w:tcPr>
-          <w:p>
-            <w:r>
-              <w:rPr>
-                <w:rFonts w:ascii="Calibri" w:hAnsi="Calibri"/>
-                <w:sz w:val="18"/>
-              </w:rPr>
-              <w:t>PNASとFrontiers研究の臨床的含意を述べられるか</w:t>
-            </w:r>
-          </w:p>
-        </w:tc>
-      </w:tr>
-      <w:tr>
-        <w:tc>
-          <w:tcPr>
-            <w:tcW w:type="dxa" w:w="2160"/>
-            <w:shd w:fill="FFFFFF" w:val="clear"/>
-          </w:tcPr>
-          <w:p>
-            <w:r>
-              <w:rPr>
-                <w:rFonts w:ascii="Calibri" w:hAnsi="Calibri"/>
-                <w:sz w:val="18"/>
-              </w:rPr>
-              <w:t>評価</w:t>
-            </w:r>
-          </w:p>
-        </w:tc>
-        <w:tc>
-          <w:tcPr>
-            <w:tcW w:type="dxa" w:w="2160"/>
-            <w:shd w:fill="FFFFFF" w:val="clear"/>
-          </w:tcPr>
-          <w:p>
-            <w:r>
-              <w:rPr>
-                <w:rFonts w:ascii="Calibri" w:hAnsi="Calibri"/>
-                <w:sz w:val="18"/>
-              </w:rPr>
-              <w:t>AIを使うべき場面と逆効果になる場面を、複雑性ステージと忠実度の概念で判断できる</w:t>
-            </w:r>
-          </w:p>
-        </w:tc>
-        <w:tc>
-          <w:tcPr>
-            <w:tcW w:type="dxa" w:w="2160"/>
-            <w:shd w:fill="FFFFFF" w:val="clear"/>
-          </w:tcPr>
-          <w:p>
-            <w:r>
-              <w:rPr>
-                <w:rFonts w:ascii="Calibri" w:hAnsi="Calibri"/>
-                <w:sz w:val="18"/>
-              </w:rPr>
-              <w:t>Slide 10-11</w:t>
-            </w:r>
-          </w:p>
-        </w:tc>
-        <w:tc>
-          <w:tcPr>
-            <w:tcW w:type="dxa" w:w="2160"/>
-            <w:shd w:fill="FFFFFF" w:val="clear"/>
-          </w:tcPr>
-          <w:p>
-            <w:r>
-              <w:rPr>
-                <w:rFonts w:ascii="Calibri" w:hAnsi="Calibri"/>
-                <w:sz w:val="18"/>
-              </w:rPr>
-              <w:t>使い分けマトリクスを自分の臨床に適用して説明できるか</w:t>
-            </w:r>
-          </w:p>
-        </w:tc>
-      </w:tr>
-      <w:tr>
-        <w:tc>
-          <w:tcPr>
-            <w:tcW w:type="dxa" w:w="2160"/>
-            <w:shd w:fill="E8F0F0" w:val="clear"/>
-          </w:tcPr>
-          <w:p>
-            <w:r>
-              <w:rPr>
-                <w:rFonts w:ascii="Calibri" w:hAnsi="Calibri"/>
-                <w:sz w:val="18"/>
-              </w:rPr>
-              <w:t>創造</w:t>
-            </w:r>
-          </w:p>
-        </w:tc>
-        <w:tc>
-          <w:tcPr>
-            <w:tcW w:type="dxa" w:w="2160"/>
-            <w:shd w:fill="E8F0F0" w:val="clear"/>
-          </w:tcPr>
-          <w:p>
-            <w:r>
-              <w:rPr>
-                <w:rFonts w:ascii="Calibri" w:hAnsi="Calibri"/>
-                <w:sz w:val="18"/>
-              </w:rPr>
-              <w:t>自分の研修にAIをどう組み込むかの具体的な提案を立てられる</w:t>
-            </w:r>
-          </w:p>
-        </w:tc>
-        <w:tc>
-          <w:tcPr>
-            <w:tcW w:type="dxa" w:w="2160"/>
-            <w:shd w:fill="E8F0F0" w:val="clear"/>
-          </w:tcPr>
-          <w:p>
-            <w:r>
-              <w:rPr>
-                <w:rFonts w:ascii="Calibri" w:hAnsi="Calibri"/>
-                <w:sz w:val="18"/>
-              </w:rPr>
-              <w:t>Slide 12-13</w:t>
-            </w:r>
-          </w:p>
-        </w:tc>
-        <w:tc>
-          <w:tcPr>
-            <w:tcW w:type="dxa" w:w="2160"/>
-            <w:shd w:fill="E8F0F0" w:val="clear"/>
-          </w:tcPr>
-          <w:p>
-            <w:r>
-              <w:rPr>
-                <w:rFonts w:ascii="Calibri" w:hAnsi="Calibri"/>
-                <w:sz w:val="18"/>
-              </w:rPr>
-              <w:t>ディスカッションで具体案が出るか</w:t>
-            </w:r>
-          </w:p>
-        </w:tc>
-      </w:tr>
-    </w:tbl>
-    <w:p/>
-    <w:p>
-      <w:pPr>
-        <w:pStyle w:val="Heading2"/>
-      </w:pPr>
-      <w:r>
-        <w:t>設計上のポイント</w:t>
-      </w:r>
-    </w:p>
-    <w:p>
-      <w:pPr>
-        <w:pStyle w:val="Heading3"/>
-      </w:pPr>
-      <w:r>
-        <w:t>統合の設計思想</w:t>
-      </w:r>
-    </w:p>
-    <w:p>
-      <w:pPr>
-        <w:pStyle w:val="ListBullet"/>
-      </w:pPr>
-      <w:r>
-        <w:t>3セッション分を「対立構造」で統合: 「AIは強力」（Mount Sinai, BJC, IME）vs「AIには罠がある」（PNAS, Frontiers, JMIR）の緊張関係を軸にした</w:t>
-      </w:r>
-    </w:p>
-    <w:p>
-      <w:pPr>
-        <w:pStyle w:val="ListBullet"/>
-      </w:pPr>
-      <w:r>
-        <w:t>「使うかどうか」から「どう教育に組み込むか」への移行: IME 2026の80%データを冒頭に置くことで、「使わない」という選択肢を最初から外し、「どう使うか」の議論に集中させる</w:t>
-      </w:r>
-    </w:p>
-    <w:p>
-      <w:pPr>
-        <w:pStyle w:val="ListBullet"/>
-      </w:pPr>
-      <w:r>
-        <w:t>PNAS研究の追加による深化: 3/25版では「AIを使うとバイアスが増幅される」は臨床データのみだったが、PNAS研究により「AIそのものにバイアスがある」という構造的問題として位置づけ直した</w:t>
-      </w:r>
-    </w:p>
-    <w:p>
-      <w:pPr>
-        <w:pStyle w:val="Heading3"/>
-      </w:pPr>
-      <w:r>
-        <w:t>30分→45分の拡張設計</w:t>
-      </w:r>
-    </w:p>
-    <w:p>
-      <w:pPr>
-        <w:pStyle w:val="ListBullet"/>
-      </w:pPr>
-      <w:r>
-        <w:t>追加15分の配分: IME導入データ（+2分）、BJC臨床実装（+2分）、PNAS詳細（+3分）、ハンズオン拡張（+1分）、ディスカッション拡張（+2分）、振り返り拡張（+5分）</w:t>
-      </w:r>
-    </w:p>
-    <w:p>
-      <w:pPr>
-        <w:pStyle w:val="ListBullet"/>
-      </w:pPr>
-      <w:r>
-        <w:t>ハンズオンを中盤に維持（「体験→理論」の順序は変えない）</w:t>
-      </w:r>
-    </w:p>
-    <w:p>
-      <w:pPr>
-        <w:pStyle w:val="ListBullet"/>
-      </w:pPr>
-      <w:r>
-        <w:t>振り返りを5分に拡張し、選択式アクションで個別化</w:t>
-      </w:r>
-    </w:p>
-    <w:p>
-      <w:pPr>
-        <w:pStyle w:val="Heading3"/>
-      </w:pPr>
-      <w:r>
-        <w:t>なぜこの順番か</w:t>
-      </w:r>
-    </w:p>
-    <w:p>
-      <w:pPr>
-        <w:pStyle w:val="ListBullet"/>
-      </w:pPr>
-      <w:r>
-        <w:t>衝撃（IME 80%）→ 進化の全体像 → 実装事例 → 限界発見 → 対策 → 体験 → 構造的理解 → 統合判断 の流れ</w:t>
-      </w:r>
-    </w:p>
-    <w:p>
-      <w:pPr>
-        <w:pStyle w:val="ListBullet"/>
-      </w:pPr>
-      <w:r>
-        <w:t>3/25版の「衝撃→体験→理論」を維持しつつ、前段に「進化の全体像」と「実装事例」を追加し、AIの力を十分に理解した上で限界を論じる構成</w:t>
-      </w:r>
-    </w:p>
-    <w:p>
-      <w:pPr>
-        <w:pStyle w:val="ListBullet"/>
-      </w:pPr>
-      <w:r>
-        <w:t>PNAS研究を「バイアスセクション」に統合し、体験前に「何を見るべきか」の視点を与えてからハンズオンに入る</w:t>
-      </w:r>
-    </w:p>
-    <w:p>
-      <w:pPr>
-        <w:pStyle w:val="Heading3"/>
-      </w:pPr>
-      <w:r>
-        <w:t>時間調整の優先度（カットする場合）</w:t>
-      </w:r>
-    </w:p>
-    <w:p>
-      <w:pPr>
-        <w:pStyle w:val="ListBullet"/>
-      </w:pPr>
-      <w:r>
-        <w:t>最後にカット: Slide 5（BJC事例）→ 口頭1分に圧縮可能</w:t>
-      </w:r>
-    </w:p>
-    <w:p>
-      <w:pPr>
-        <w:pStyle w:val="ListBullet"/>
-      </w:pPr>
-      <w:r>
-        <w:t>次にカット: Slide 10の複雑性ステージ → 「Stage 1は得意、Stage 2は苦手」と一言に</w:t>
-      </w:r>
-    </w:p>
-    <w:p>
-      <w:pPr>
-        <w:pStyle w:val="ListBullet"/>
-      </w:pPr>
-      <w:r>
-        <w:t>絶対にカットしない: Slide 1（導入データ）、Slide 7（PNAS）、Slide 9（ハンズオン）、Slide 13（振り返り）</w:t>
-      </w:r>
-    </w:p>
-    <w:p>
-      <w:pPr>
-        <w:pStyle w:val="Heading1"/>
-      </w:pPr>
-      <w:r>
-        <w:t>Part 3: 参加者用チートシート（配布用・別ページ）</w:t>
-      </w:r>
-    </w:p>
-    <w:p>
-      <w:pPr>
-        <w:pStyle w:val="Heading2"/>
-      </w:pPr>
-      <w:r>
-        <w:t>AI時代の臨床推論 — 参加者チートシート</w:t>
-      </w:r>
-    </w:p>
-    <w:p>
-      <w:pPr>
-        <w:pStyle w:val="Heading3"/>
-      </w:pPr>
-      <w:r>
-        <w:t>今日のデータ（覚えておくべき数字）</w:t>
-      </w:r>
-    </w:p>
-    <w:tbl>
-      <w:tblPr>
-        <w:tblStyle w:val="TableGrid"/>
-        <w:tblW w:type="auto" w:w="0"/>
-        <w:jc w:val="center"/>
-        <w:tblLook w:firstColumn="1" w:firstRow="1" w:lastColumn="0" w:lastRow="0" w:noHBand="0" w:noVBand="1" w:val="04A0"/>
-      </w:tblPr>
-      <w:tblGrid>
-        <w:gridCol w:w="1471"/>
-        <w:gridCol w:w="2615"/>
-        <w:gridCol w:w="4985"/>
-      </w:tblGrid>
-      <w:tr>
-        <w:tc>
-          <w:tcPr>
-            <w:tcW w:type="dxa" w:w="2880"/>
-            <w:shd w:fill="0D2B3E" w:val="clear"/>
-          </w:tcPr>
-          <w:p>
-            <w:r>
-              <w:rPr>
-                <w:rFonts w:ascii="Calibri" w:hAnsi="Calibri"/>
-                <w:b/>
-                <w:color w:val="FFFFFF"/>
-                <w:sz w:val="18"/>
-              </w:rPr>
-              <w:t>データ</w:t>
-            </w:r>
-          </w:p>
-        </w:tc>
-        <w:tc>
-          <w:tcPr>
-            <w:tcW w:type="dxa" w:w="2880"/>
-            <w:shd w:fill="0D2B3E" w:val="clear"/>
-          </w:tcPr>
-          <w:p>
-            <w:r>
-              <w:rPr>
-                <w:rFonts w:ascii="Calibri" w:hAnsi="Calibri"/>
-                <w:b/>
-                <w:color w:val="FFFFFF"/>
-                <w:sz w:val="18"/>
-              </w:rPr>
-              <w:t>出典</w:t>
-            </w:r>
-          </w:p>
-        </w:tc>
-        <w:tc>
-          <w:tcPr>
-            <w:tcW w:type="dxa" w:w="2880"/>
-            <w:shd w:fill="0D2B3E" w:val="clear"/>
-          </w:tcPr>
-          <w:p>
-            <w:r>
-              <w:rPr>
-                <w:rFonts w:ascii="Calibri" w:hAnsi="Calibri"/>
-                <w:b/>
-                <w:color w:val="FFFFFF"/>
-                <w:sz w:val="18"/>
-              </w:rPr>
-              <w:t>意味</w:t>
-            </w:r>
-          </w:p>
-        </w:tc>
-      </w:tr>
-      <w:tr>
-        <w:tc>
-          <w:tcPr>
-            <w:tcW w:type="dxa" w:w="2880"/>
-            <w:shd w:fill="E8F0F0" w:val="clear"/>
-          </w:tcPr>
-          <w:p>
-            <w:r>
-              <w:rPr>
-                <w:rFonts w:ascii="Calibri" w:hAnsi="Calibri"/>
-                <w:sz w:val="18"/>
-              </w:rPr>
-              <w:t>--------</w:t>
-            </w:r>
-          </w:p>
-        </w:tc>
-        <w:tc>
-          <w:tcPr>
-            <w:tcW w:type="dxa" w:w="2880"/>
-            <w:shd w:fill="E8F0F0" w:val="clear"/>
-          </w:tcPr>
-          <w:p>
-            <w:r>
-              <w:rPr>
-                <w:rFonts w:ascii="Calibri" w:hAnsi="Calibri"/>
-                <w:sz w:val="18"/>
-              </w:rPr>
-              <w:t>------</w:t>
-            </w:r>
-          </w:p>
-        </w:tc>
-        <w:tc>
-          <w:tcPr>
-            <w:tcW w:type="dxa" w:w="2880"/>
-            <w:shd w:fill="E8F0F0" w:val="clear"/>
-          </w:tcPr>
-          <w:p>
-            <w:r>
-              <w:rPr>
-                <w:rFonts w:ascii="Calibri" w:hAnsi="Calibri"/>
-                <w:sz w:val="18"/>
-              </w:rPr>
-              <w:t>------</w:t>
-            </w:r>
-          </w:p>
-        </w:tc>
-      </w:tr>
-      <w:tr>
-        <w:tc>
-          <w:tcPr>
-            <w:tcW w:type="dxa" w:w="2880"/>
-            <w:shd w:fill="FFFFFF" w:val="clear"/>
-          </w:tcPr>
-          <w:p>
-            <w:r>
-              <w:rPr>
-                <w:rFonts w:ascii="Calibri" w:hAnsi="Calibri"/>
-                <w:sz w:val="18"/>
-              </w:rPr>
-              <w:t>80%超</w:t>
-            </w:r>
-          </w:p>
-        </w:tc>
-        <w:tc>
-          <w:tcPr>
-            <w:tcW w:type="dxa" w:w="2880"/>
-            <w:shd w:fill="FFFFFF" w:val="clear"/>
-          </w:tcPr>
-          <w:p>
-            <w:r>
-              <w:rPr>
-                <w:rFonts w:ascii="Calibri" w:hAnsi="Calibri"/>
-                <w:sz w:val="18"/>
-              </w:rPr>
-              <w:t>AMA/IME 2026</w:t>
-            </w:r>
-          </w:p>
-        </w:tc>
-        <w:tc>
-          <w:tcPr>
-            <w:tcW w:type="dxa" w:w="2880"/>
-            <w:shd w:fill="FFFFFF" w:val="clear"/>
-          </w:tcPr>
-          <w:p>
-            <w:r>
-              <w:rPr>
-                <w:rFonts w:ascii="Calibri" w:hAnsi="Calibri"/>
-                <w:sz w:val="18"/>
-              </w:rPr>
-              <w:t>医師のAI臨床活用率</w:t>
-            </w:r>
-          </w:p>
-        </w:tc>
-      </w:tr>
-      <w:tr>
-        <w:tc>
-          <w:tcPr>
-            <w:tcW w:type="dxa" w:w="2880"/>
-            <w:shd w:fill="E8F0F0" w:val="clear"/>
-          </w:tcPr>
-          <w:p>
-            <w:r>
-              <w:rPr>
-                <w:rFonts w:ascii="Calibri" w:hAnsi="Calibri"/>
-                <w:sz w:val="18"/>
-              </w:rPr>
-              <w:t>76%</w:t>
-            </w:r>
-          </w:p>
-        </w:tc>
-        <w:tc>
-          <w:tcPr>
-            <w:tcW w:type="dxa" w:w="2880"/>
-            <w:shd w:fill="E8F0F0" w:val="clear"/>
-          </w:tcPr>
-          <w:p>
-            <w:r>
-              <w:rPr>
-                <w:rFonts w:ascii="Calibri" w:hAnsi="Calibri"/>
-                <w:sz w:val="18"/>
-              </w:rPr>
-              <w:t>AMA 2026</w:t>
-            </w:r>
-          </w:p>
-        </w:tc>
-        <w:tc>
-          <w:tcPr>
-            <w:tcW w:type="dxa" w:w="2880"/>
-            <w:shd w:fill="E8F0F0" w:val="clear"/>
-          </w:tcPr>
-          <w:p>
-            <w:r>
-              <w:rPr>
-                <w:rFonts w:ascii="Calibri" w:hAnsi="Calibri"/>
-                <w:sz w:val="18"/>
-              </w:rPr>
-              <w:t>AIで能力向上を実感した医師の割合</w:t>
-            </w:r>
-          </w:p>
-        </w:tc>
-      </w:tr>
-      <w:tr>
-        <w:tc>
-          <w:tcPr>
-            <w:tcW w:type="dxa" w:w="2880"/>
-            <w:shd w:fill="FFFFFF" w:val="clear"/>
-          </w:tcPr>
-          <w:p>
-            <w:r>
-              <w:rPr>
-                <w:rFonts w:ascii="Calibri" w:hAnsi="Calibri"/>
-                <w:sz w:val="18"/>
-              </w:rPr>
-              <w:t>90% &gt; 76%</w:t>
-            </w:r>
-          </w:p>
-        </w:tc>
-        <w:tc>
-          <w:tcPr>
-            <w:tcW w:type="dxa" w:w="2880"/>
-            <w:shd w:fill="FFFFFF" w:val="clear"/>
-          </w:tcPr>
-          <w:p>
-            <w:r>
-              <w:rPr>
-                <w:rFonts w:ascii="Calibri" w:hAnsi="Calibri"/>
-                <w:sz w:val="18"/>
-              </w:rPr>
-              <w:t>Frontiers 2025</w:t>
-            </w:r>
-          </w:p>
-        </w:tc>
-        <w:tc>
-          <w:tcPr>
-            <w:tcW w:type="dxa" w:w="2880"/>
-            <w:shd w:fill="FFFFFF" w:val="clear"/>
-          </w:tcPr>
-          <w:p>
-            <w:r>
-              <w:rPr>
-                <w:rFonts w:ascii="Calibri" w:hAnsi="Calibri"/>
-                <w:sz w:val="18"/>
-              </w:rPr>
-              <w:t>AI単独 &gt; 医師+AI（バイアスの二重増幅）</w:t>
-            </w:r>
-          </w:p>
-        </w:tc>
-      </w:tr>
-      <w:tr>
-        <w:tc>
-          <w:tcPr>
-            <w:tcW w:type="dxa" w:w="2880"/>
-            <w:shd w:fill="E8F0F0" w:val="clear"/>
-          </w:tcPr>
-          <w:p>
-            <w:r>
-              <w:rPr>
-                <w:rFonts w:ascii="Calibri" w:hAnsi="Calibri"/>
-                <w:sz w:val="18"/>
-              </w:rPr>
-              <w:t>65分の1</w:t>
-            </w:r>
-          </w:p>
-        </w:tc>
-        <w:tc>
-          <w:tcPr>
-            <w:tcW w:type="dxa" w:w="2880"/>
-            <w:shd w:fill="E8F0F0" w:val="clear"/>
-          </w:tcPr>
-          <w:p>
-            <w:r>
-              <w:rPr>
-                <w:rFonts w:ascii="Calibri" w:hAnsi="Calibri"/>
-                <w:sz w:val="18"/>
-              </w:rPr>
-              <w:t>Mount Sinai 2026</w:t>
-            </w:r>
-          </w:p>
-        </w:tc>
-        <w:tc>
-          <w:tcPr>
-            <w:tcW w:type="dxa" w:w="2880"/>
-            <w:shd w:fill="E8F0F0" w:val="clear"/>
-          </w:tcPr>
-          <w:p>
-            <w:r>
-              <w:rPr>
-                <w:rFonts w:ascii="Calibri" w:hAnsi="Calibri"/>
-                <w:sz w:val="18"/>
-              </w:rPr>
-              <w:t>マルチエージェントのコスト削減率</w:t>
-            </w:r>
-          </w:p>
-        </w:tc>
-      </w:tr>
-    </w:tbl>
-    <w:p/>
-    <w:p>
-      <w:pPr>
-        <w:pStyle w:val="Heading3"/>
-      </w:pPr>
-      <w:r>
-        <w:t>認知バイアス早見表</w:t>
-      </w:r>
-    </w:p>
-    <w:tbl>
-      <w:tblPr>
-        <w:tblStyle w:val="TableGrid"/>
-        <w:tblW w:type="auto" w:w="0"/>
-        <w:jc w:val="center"/>
-        <w:tblLook w:firstColumn="1" w:firstRow="1" w:lastColumn="0" w:lastRow="0" w:noHBand="0" w:noVBand="1" w:val="04A0"/>
-      </w:tblPr>
-      <w:tblGrid>
-        <w:gridCol w:w="2268"/>
-        <w:gridCol w:w="2268"/>
-        <w:gridCol w:w="1134"/>
-        <w:gridCol w:w="3402"/>
-      </w:tblGrid>
-      <w:tr>
-        <w:tc>
-          <w:tcPr>
-            <w:tcW w:type="dxa" w:w="2160"/>
-            <w:shd w:fill="0D2B3E" w:val="clear"/>
-          </w:tcPr>
-          <w:p>
-            <w:r>
-              <w:rPr>
-                <w:rFonts w:ascii="Calibri" w:hAnsi="Calibri"/>
-                <w:b/>
-                <w:color w:val="FFFFFF"/>
-                <w:sz w:val="18"/>
-              </w:rPr>
-              <w:t>バイアス</w:t>
-            </w:r>
-          </w:p>
-        </w:tc>
-        <w:tc>
-          <w:tcPr>
-            <w:tcW w:type="dxa" w:w="2160"/>
-            <w:shd w:fill="0D2B3E" w:val="clear"/>
-          </w:tcPr>
-          <w:p>
-            <w:r>
-              <w:rPr>
-                <w:rFonts w:ascii="Calibri" w:hAnsi="Calibri"/>
-                <w:b/>
-                <w:color w:val="FFFFFF"/>
-                <w:sz w:val="18"/>
-              </w:rPr>
-              <w:t>人間</w:t>
-            </w:r>
-          </w:p>
-        </w:tc>
-        <w:tc>
-          <w:tcPr>
-            <w:tcW w:type="dxa" w:w="2160"/>
-            <w:shd w:fill="0D2B3E" w:val="clear"/>
-          </w:tcPr>
-          <w:p>
-            <w:r>
-              <w:rPr>
-                <w:rFonts w:ascii="Calibri" w:hAnsi="Calibri"/>
-                <w:b/>
-                <w:color w:val="FFFFFF"/>
-                <w:sz w:val="18"/>
-              </w:rPr>
-              <w:t>AI</w:t>
-            </w:r>
-          </w:p>
-        </w:tc>
-        <w:tc>
-          <w:tcPr>
-            <w:tcW w:type="dxa" w:w="2160"/>
-            <w:shd w:fill="0D2B3E" w:val="clear"/>
-          </w:tcPr>
-          <w:p>
-            <w:r>
-              <w:rPr>
-                <w:rFonts w:ascii="Calibri" w:hAnsi="Calibri"/>
-                <w:b/>
-                <w:color w:val="FFFFFF"/>
-                <w:sz w:val="18"/>
-              </w:rPr>
-              <w:t>対策</w:t>
-            </w:r>
-          </w:p>
-        </w:tc>
-      </w:tr>
-      <w:tr>
-        <w:tc>
-          <w:tcPr>
-            <w:tcW w:type="dxa" w:w="2160"/>
-            <w:shd w:fill="E8F0F0" w:val="clear"/>
-          </w:tcPr>
-          <w:p>
-            <w:r>
-              <w:rPr>
-                <w:rFonts w:ascii="Calibri" w:hAnsi="Calibri"/>
-                <w:sz w:val="18"/>
-              </w:rPr>
-              <w:t>----------</w:t>
-            </w:r>
-          </w:p>
-        </w:tc>
-        <w:tc>
-          <w:tcPr>
-            <w:tcW w:type="dxa" w:w="2160"/>
-            <w:shd w:fill="E8F0F0" w:val="clear"/>
-          </w:tcPr>
-          <w:p>
-            <w:r>
-              <w:rPr>
-                <w:rFonts w:ascii="Calibri" w:hAnsi="Calibri"/>
-                <w:sz w:val="18"/>
-              </w:rPr>
-              <w:t>------</w:t>
-            </w:r>
-          </w:p>
-        </w:tc>
-        <w:tc>
-          <w:tcPr>
-            <w:tcW w:type="dxa" w:w="2160"/>
-            <w:shd w:fill="E8F0F0" w:val="clear"/>
-          </w:tcPr>
-          <w:p>
-            <w:r>
-              <w:rPr>
-                <w:rFonts w:ascii="Calibri" w:hAnsi="Calibri"/>
-                <w:sz w:val="18"/>
-              </w:rPr>
-              <w:t>-----</w:t>
-            </w:r>
-          </w:p>
-        </w:tc>
-        <w:tc>
-          <w:tcPr>
-            <w:tcW w:type="dxa" w:w="2160"/>
-            <w:shd w:fill="E8F0F0" w:val="clear"/>
-          </w:tcPr>
-          <w:p>
-            <w:r>
-              <w:rPr>
-                <w:rFonts w:ascii="Calibri" w:hAnsi="Calibri"/>
-                <w:sz w:val="18"/>
-              </w:rPr>
-              <w:t>------</w:t>
-            </w:r>
-          </w:p>
-        </w:tc>
-      </w:tr>
-      <w:tr>
-        <w:tc>
-          <w:tcPr>
-            <w:tcW w:type="dxa" w:w="2160"/>
-            <w:shd w:fill="FFFFFF" w:val="clear"/>
-          </w:tcPr>
-          <w:p>
-            <w:r>
-              <w:rPr>
-                <w:rFonts w:ascii="Calibri" w:hAnsi="Calibri"/>
-                <w:sz w:val="18"/>
-              </w:rPr>
-              <w:t>アンカリング</w:t>
-            </w:r>
-          </w:p>
-        </w:tc>
-        <w:tc>
-          <w:tcPr>
-            <w:tcW w:type="dxa" w:w="2160"/>
-            <w:shd w:fill="FFFFFF" w:val="clear"/>
-          </w:tcPr>
-          <w:p>
-            <w:r>
-              <w:rPr>
-                <w:rFonts w:ascii="Calibri" w:hAnsi="Calibri"/>
-                <w:sz w:val="18"/>
-              </w:rPr>
-              <w:t>最初の仮説に固執</w:t>
-            </w:r>
-          </w:p>
-        </w:tc>
-        <w:tc>
-          <w:tcPr>
-            <w:tcW w:type="dxa" w:w="2160"/>
-            <w:shd w:fill="FFFFFF" w:val="clear"/>
-          </w:tcPr>
-          <w:p>
-            <w:r>
-              <w:rPr>
-                <w:rFonts w:ascii="Calibri" w:hAnsi="Calibri"/>
-                <w:sz w:val="18"/>
-              </w:rPr>
-              <w:t>同様に発生</w:t>
-            </w:r>
-          </w:p>
-        </w:tc>
-        <w:tc>
-          <w:tcPr>
-            <w:tcW w:type="dxa" w:w="2160"/>
-            <w:shd w:fill="FFFFFF" w:val="clear"/>
-          </w:tcPr>
-          <w:p>
-            <w:r>
-              <w:rPr>
-                <w:rFonts w:ascii="Calibri" w:hAnsi="Calibri"/>
-                <w:sz w:val="18"/>
-              </w:rPr>
-              <w:t>Red Team Partnerで反論させる</w:t>
-            </w:r>
-          </w:p>
-        </w:tc>
-      </w:tr>
-      <w:tr>
-        <w:tc>
-          <w:tcPr>
-            <w:tcW w:type="dxa" w:w="2160"/>
-            <w:shd w:fill="E8F0F0" w:val="clear"/>
-          </w:tcPr>
-          <w:p>
-            <w:r>
-              <w:rPr>
-                <w:rFonts w:ascii="Calibri" w:hAnsi="Calibri"/>
-                <w:sz w:val="18"/>
-              </w:rPr>
-              <w:t>プレマチュアクロージャー</w:t>
-            </w:r>
-          </w:p>
-        </w:tc>
-        <w:tc>
-          <w:tcPr>
-            <w:tcW w:type="dxa" w:w="2160"/>
-            <w:shd w:fill="E8F0F0" w:val="clear"/>
-          </w:tcPr>
-          <w:p>
-            <w:r>
-              <w:rPr>
-                <w:rFonts w:ascii="Calibri" w:hAnsi="Calibri"/>
-                <w:sz w:val="18"/>
-              </w:rPr>
-              <w:t>早期に診断確定</w:t>
-            </w:r>
-          </w:p>
-        </w:tc>
-        <w:tc>
-          <w:tcPr>
-            <w:tcW w:type="dxa" w:w="2160"/>
-            <w:shd w:fill="E8F0F0" w:val="clear"/>
-          </w:tcPr>
-          <w:p>
-            <w:r>
-              <w:rPr>
-                <w:rFonts w:ascii="Calibri" w:hAnsi="Calibri"/>
-                <w:sz w:val="18"/>
-              </w:rPr>
-              <w:t>—</w:t>
-            </w:r>
-          </w:p>
-        </w:tc>
-        <w:tc>
-          <w:tcPr>
-            <w:tcW w:type="dxa" w:w="2160"/>
-            <w:shd w:fill="E8F0F0" w:val="clear"/>
-          </w:tcPr>
-          <w:p>
-            <w:r>
-              <w:rPr>
-                <w:rFonts w:ascii="Calibri" w:hAnsi="Calibri"/>
-                <w:sz w:val="18"/>
-              </w:rPr>
-              <w:t>Framework Coachで網羅性チェック</w:t>
-            </w:r>
-          </w:p>
-        </w:tc>
-      </w:tr>
-      <w:tr>
-        <w:tc>
-          <w:tcPr>
-            <w:tcW w:type="dxa" w:w="2160"/>
-            <w:shd w:fill="FFFFFF" w:val="clear"/>
-          </w:tcPr>
-          <w:p>
-            <w:r>
-              <w:rPr>
-                <w:rFonts w:ascii="Calibri" w:hAnsi="Calibri"/>
-                <w:sz w:val="18"/>
-              </w:rPr>
-              <w:t>利用可能性H</w:t>
-            </w:r>
-          </w:p>
-        </w:tc>
-        <w:tc>
-          <w:tcPr>
-            <w:tcW w:type="dxa" w:w="2160"/>
-            <w:shd w:fill="FFFFFF" w:val="clear"/>
-          </w:tcPr>
-          <w:p>
-            <w:r>
-              <w:rPr>
-                <w:rFonts w:ascii="Calibri" w:hAnsi="Calibri"/>
-                <w:sz w:val="18"/>
-              </w:rPr>
-              <w:t>最近の経験に引きずられる</w:t>
-            </w:r>
-          </w:p>
-        </w:tc>
-        <w:tc>
-          <w:tcPr>
-            <w:tcW w:type="dxa" w:w="2160"/>
-            <w:shd w:fill="FFFFFF" w:val="clear"/>
-          </w:tcPr>
-          <w:p>
-            <w:r>
-              <w:rPr>
-                <w:rFonts w:ascii="Calibri" w:hAnsi="Calibri"/>
-                <w:sz w:val="18"/>
-              </w:rPr>
-              <w:t>—</w:t>
-            </w:r>
-          </w:p>
-        </w:tc>
-        <w:tc>
-          <w:tcPr>
-            <w:tcW w:type="dxa" w:w="2160"/>
-            <w:shd w:fill="FFFFFF" w:val="clear"/>
-          </w:tcPr>
-          <w:p>
-            <w:r>
-              <w:rPr>
-                <w:rFonts w:ascii="Calibri" w:hAnsi="Calibri"/>
-                <w:sz w:val="18"/>
-              </w:rPr>
-              <w:t>Socratic Guideで問い直す</w:t>
-            </w:r>
-          </w:p>
-        </w:tc>
-      </w:tr>
-      <w:tr>
-        <w:tc>
-          <w:tcPr>
-            <w:tcW w:type="dxa" w:w="2160"/>
-            <w:shd w:fill="E8F0F0" w:val="clear"/>
-          </w:tcPr>
-          <w:p>
-            <w:r>
-              <w:rPr>
-                <w:rFonts w:ascii="Calibri" w:hAnsi="Calibri"/>
-                <w:sz w:val="18"/>
-              </w:rPr>
-              <w:t>不作為バイアス</w:t>
-            </w:r>
-          </w:p>
-        </w:tc>
-        <w:tc>
-          <w:tcPr>
-            <w:tcW w:type="dxa" w:w="2160"/>
-            <w:shd w:fill="E8F0F0" w:val="clear"/>
-          </w:tcPr>
-          <w:p>
-            <w:r>
-              <w:rPr>
-                <w:rFonts w:ascii="Calibri" w:hAnsi="Calibri"/>
-                <w:sz w:val="18"/>
-              </w:rPr>
-              <w:t>あり</w:t>
-            </w:r>
-          </w:p>
-        </w:tc>
-        <w:tc>
-          <w:tcPr>
-            <w:tcW w:type="dxa" w:w="2160"/>
-            <w:shd w:fill="E8F0F0" w:val="clear"/>
-          </w:tcPr>
-          <w:p>
-            <w:r>
-              <w:rPr>
-                <w:rFonts w:ascii="Calibri" w:hAnsi="Calibri"/>
-                <w:sz w:val="18"/>
-              </w:rPr>
-              <w:t>人間より強い</w:t>
-            </w:r>
-          </w:p>
-        </w:tc>
-        <w:tc>
-          <w:tcPr>
-            <w:tcW w:type="dxa" w:w="2160"/>
-            <w:shd w:fill="E8F0F0" w:val="clear"/>
-          </w:tcPr>
-          <w:p>
-            <w:r>
-              <w:rPr>
-                <w:rFonts w:ascii="Calibri" w:hAnsi="Calibri"/>
-                <w:sz w:val="18"/>
-              </w:rPr>
-              <w:t>AIの「何もしない」推奨を疑う</w:t>
-            </w:r>
-          </w:p>
-        </w:tc>
-      </w:tr>
-      <w:tr>
-        <w:tc>
-          <w:tcPr>
-            <w:tcW w:type="dxa" w:w="2160"/>
-            <w:shd w:fill="FFFFFF" w:val="clear"/>
-          </w:tcPr>
-          <w:p>
-            <w:r>
-              <w:rPr>
-                <w:rFonts w:ascii="Calibri" w:hAnsi="Calibri"/>
-                <w:sz w:val="18"/>
-              </w:rPr>
-              <w:t>フレーミング効果</w:t>
-            </w:r>
-          </w:p>
-        </w:tc>
-        <w:tc>
-          <w:tcPr>
-            <w:tcW w:type="dxa" w:w="2160"/>
-            <w:shd w:fill="FFFFFF" w:val="clear"/>
-          </w:tcPr>
-          <w:p>
-            <w:r>
-              <w:rPr>
-                <w:rFonts w:ascii="Calibri" w:hAnsi="Calibri"/>
-                <w:sz w:val="18"/>
-              </w:rPr>
-              <w:t>あり</w:t>
-            </w:r>
-          </w:p>
-        </w:tc>
-        <w:tc>
-          <w:tcPr>
-            <w:tcW w:type="dxa" w:w="2160"/>
-            <w:shd w:fill="FFFFFF" w:val="clear"/>
-          </w:tcPr>
-          <w:p>
-            <w:r>
-              <w:rPr>
-                <w:rFonts w:ascii="Calibri" w:hAnsi="Calibri"/>
-                <w:sz w:val="18"/>
-              </w:rPr>
-              <w:t>顕著</w:t>
-            </w:r>
-          </w:p>
-        </w:tc>
-        <w:tc>
-          <w:tcPr>
-            <w:tcW w:type="dxa" w:w="2160"/>
-            <w:shd w:fill="FFFFFF" w:val="clear"/>
-          </w:tcPr>
-          <w:p>
-            <w:r>
-              <w:rPr>
-                <w:rFonts w:ascii="Calibri" w:hAnsi="Calibri"/>
-                <w:sz w:val="18"/>
-              </w:rPr>
-              <w:t>同じ質問を言い換えて再度聞く</w:t>
-            </w:r>
-          </w:p>
-        </w:tc>
-      </w:tr>
-    </w:tbl>
-    <w:p/>
-    <w:p>
-      <w:pPr>
-        <w:pStyle w:val="Heading3"/>
-      </w:pPr>
-      <w:r>
-        <w:t>AIの3つの使い方</w:t>
-      </w:r>
-    </w:p>
-    <w:p>
-      <w:r>
-        <w:rPr>
-          <w:rFonts w:ascii="Calibri" w:hAnsi="Calibri"/>
-          <w:b w:val="0"/>
-          <w:i w:val="0"/>
-          <w:sz w:val="18"/>
-        </w:rPr>
-        <w:t>1. Framework Coach    → 「見落としている鑑別は？」</w:t>
-        <w:br/>
-        <w:t>2. Socratic Guide     → 「なぜその診断だと思う？」</w:t>
-        <w:br/>
-        <w:t>3. Red Team Partner   → 「間違っていたら最も危険な見逃しは？」</w:t>
-      </w:r>
-    </w:p>
-    <w:p>
-      <w:r>
-        <w:rPr>
-          <w:rFonts w:ascii="Calibri" w:hAnsi="Calibri"/>
-          <w:b w:val="0"/>
-          <w:i/>
-        </w:rPr>
-        <w:t>**原則:** AIに「答え」を聞かない。「問い」を立てさせる。</w:t>
-      </w:r>
-    </w:p>
-    <w:p>
-      <w:pPr>
-        <w:pStyle w:val="Heading3"/>
-      </w:pPr>
-      <w:r>
-        <w:t>使い分け早見表</w:t>
-      </w:r>
-    </w:p>
-    <w:p>
-      <w:r>
-        <w:rPr>
-          <w:rFonts w:ascii="Calibri" w:hAnsi="Calibri"/>
-          <w:b w:val="0"/>
-          <w:i w:val="0"/>
-          <w:sz w:val="18"/>
-        </w:rPr>
-        <w:t>推奨:     OSCE練習 / 鑑別チェック / EBM文献要約</w:t>
-        <w:br/>
-        <w:t>非推奨:   複雑症例の答え合わせ / 共感練習</w:t>
-        <w:br/>
-        <w:t>要注意:   終末期ケア判断（不作為バイアスに注意）</w:t>
-        <w:br/>
-        <w:t>時期尚早: 多疾患シミュレーション</w:t>
-      </w:r>
-    </w:p>
-    <w:p>
-      <w:pPr>
-        <w:pStyle w:val="Heading3"/>
-      </w:pPr>
-      <w:r>
-        <w:t>複雑性ステージ早見表</w:t>
-      </w:r>
-    </w:p>
-    <w:p>
-      <w:r>
-        <w:rPr>
-          <w:rFonts w:ascii="Calibri" w:hAnsi="Calibri"/>
-          <w:b w:val="0"/>
-          <w:i w:val="0"/>
-          <w:sz w:val="18"/>
-        </w:rPr>
-        <w:t>Stage 1（安定）    → AIが得意   → 単一疾患、OSCE練習に使える</w:t>
-        <w:br/>
-        <w:t>Stage 2（創発）    → AIが苦手   → 多疾患、心理社会的文脈は人間の指導が必要</w:t>
-        <w:br/>
-        <w:t xml:space="preserve">                     + 不作為バイアスの影響が拡大</w:t>
-      </w:r>
-    </w:p>
-    <w:p>
-      <w:pPr>
-        <w:pStyle w:val="Heading3"/>
-      </w:pPr>
-      <w:r>
-        <w:t>明日からのアクション（1つ選んで実行）</w:t>
-      </w:r>
-    </w:p>
-    <w:p>
-      <w:r>
-        <w:rPr>
-          <w:rFonts w:ascii="Calibri" w:hAnsi="Calibri"/>
-          <w:b w:val="0"/>
-          <w:i w:val="0"/>
-        </w:rPr>
-        <w:t>選択肢A: ソクラテス的ガイドを試す</w:t>
-      </w:r>
-    </w:p>
-    <w:p>
-      <w:r>
-        <w:rPr>
-          <w:rFonts w:ascii="Calibri" w:hAnsi="Calibri"/>
-          <w:b w:val="0"/>
-          <w:i/>
-        </w:rPr>
-        <w:t>「45歳女性、倦怠感と微熱。私は甲状腺機能低下を疑っています。</w:t>
-        <w:br/>
-        <w:t>この患者で私が見落としている可能性のある鑑別診断を、</w:t>
-        <w:br/>
-        <w:t>最も危険なものから順に3つ挙げて、それぞれなぜ考えるべきか教えてください。」</w:t>
-      </w:r>
-    </w:p>
-    <w:p>
-      <w:r>
-        <w:rPr>
-          <w:rFonts w:ascii="Calibri" w:hAnsi="Calibri"/>
-          <w:b w:val="0"/>
-          <w:i w:val="0"/>
-        </w:rPr>
-        <w:t>選択肢B: Red Teamを試す</w:t>
-      </w:r>
-    </w:p>
-    <w:p>
-      <w:r>
-        <w:rPr>
-          <w:rFonts w:ascii="Calibri" w:hAnsi="Calibri"/>
-          <w:b w:val="0"/>
-          <w:i/>
-        </w:rPr>
-        <w:t>「私の診断が間違っているとしたら、最も危険な見逃しは何ですか？</w:t>
-        <w:br/>
-        <w:t>私の推論のどこに認知バイアスがかかっている可能性がありますか？」</w:t>
-      </w:r>
-    </w:p>
-    <w:p>
-      <w:r>
-        <w:rPr>
-          <w:rFonts w:ascii="Calibri" w:hAnsi="Calibri"/>
-          <w:b w:val="0"/>
-          <w:i w:val="0"/>
-        </w:rPr>
-        <w:t>選択肢C: フレーミング効果を検証する</w:t>
-      </w:r>
-    </w:p>
-    <w:p>
-      <w:r>
-        <w:rPr>
-          <w:rFonts w:ascii="Calibri" w:hAnsi="Calibri"/>
-          <w:b w:val="0"/>
-          <w:i/>
-        </w:rPr>
-        <w:t>同じ症例を2通りの聞き方でAIに質問し、答えが変わるかどうか確認する。</w:t>
-      </w:r>
-    </w:p>
-    <w:p>
-      <w:pPr>
-        <w:pStyle w:val="Heading3"/>
       </w:pPr>
       <w:r>
         <w:t>参考文献</w:t>
@@ -4088,7 +2269,23 @@
         <w:pStyle w:val="ListBullet"/>
       </w:pPr>
       <w:r>
-        <w:t>Mount Sinai (2026) — マルチエージェントAI実証研究</w:t>
+        <w:t>AMA — AI in Medicine Survey 2026: https://www.ama-assn.org/</w:t>
+      </w:r>
+    </w:p>
+    <w:p>
+      <w:pPr>
+        <w:pStyle w:val="ListBullet"/>
+      </w:pPr>
+      <w:r>
+        <w:t>IME 2026 Conference: https://www.ime-conference.org/</w:t>
+      </w:r>
+    </w:p>
+    <w:p>
+      <w:pPr>
+        <w:pStyle w:val="ListBullet"/>
+      </w:pPr>
+      <w:r>
+        <w:t>Mount Sinai — Multi-Agent Study: https://doi.org/10.1038/s41746-026-xxxxx</w:t>
       </w:r>
     </w:p>
     <w:p>
@@ -4098,15 +2295,6 @@
           <w:b w:val="0"/>
           <w:i w:val="0"/>
         </w:rPr>
-        <w:t>https://www.mountsinai.org/about/newsroom/2026/orchestrated-multi-agent-ai-systems-outperforms-single-agents-in-health-care</w:t>
-      </w:r>
-    </w:p>
-    <w:p>
-      <w:pPr>
-        <w:pStyle w:val="ListBullet"/>
-      </w:pPr>
-      <w:r>
-        <w:t>Frontiers in Digital Health (2025) — 臨床推論とAIの認知バイアス</w:t>
       </w:r>
     </w:p>
     <w:p>
@@ -4114,129 +2302,10 @@
         <w:rPr>
           <w:rFonts w:ascii="Calibri" w:hAnsi="Calibri"/>
           <w:b w:val="0"/>
-          <w:i w:val="0"/>
+          <w:i/>
+          <w:sz w:val="16"/>
         </w:rPr>
-        <w:t>https://www.frontiersin.org/journals/digital-health/articles/10.3389/fdgth.2025.1715440/full</w:t>
-      </w:r>
-    </w:p>
-    <w:p>
-      <w:pPr>
-        <w:pStyle w:val="ListBullet"/>
-      </w:pPr>
-      <w:r>
-        <w:t>PNAS (2026) — LLMが認知バイアスを増幅する</w:t>
-      </w:r>
-    </w:p>
-    <w:p>
-      <w:r>
-        <w:rPr>
-          <w:rFonts w:ascii="Calibri" w:hAnsi="Calibri"/>
-          <w:b w:val="0"/>
-          <w:i w:val="0"/>
-        </w:rPr>
-        <w:t>https://www.pnas.org/doi/10.1073/pnas.2412015122</w:t>
-      </w:r>
-    </w:p>
-    <w:p>
-      <w:pPr>
-        <w:pStyle w:val="ListBullet"/>
-      </w:pPr>
-      <w:r>
-        <w:t>JMIR (2026) — AI仮想患者の多施設検証 / システマティックレビュー</w:t>
-      </w:r>
-    </w:p>
-    <w:p>
-      <w:r>
-        <w:rPr>
-          <w:rFonts w:ascii="Calibri" w:hAnsi="Calibri"/>
-          <w:b w:val="0"/>
-          <w:i w:val="0"/>
-        </w:rPr>
-        <w:t>https://formative.jmir.org/2026/1/e88905</w:t>
-      </w:r>
-    </w:p>
-    <w:p>
-      <w:r>
-        <w:rPr>
-          <w:rFonts w:ascii="Calibri" w:hAnsi="Calibri"/>
-          <w:b w:val="0"/>
-          <w:i w:val="0"/>
-        </w:rPr>
-        <w:t>https://medinform.jmir.org/2026/1/e79039</w:t>
-      </w:r>
-    </w:p>
-    <w:p>
-      <w:pPr>
-        <w:pStyle w:val="ListBullet"/>
-      </w:pPr>
-      <w:r>
-        <w:t>IME 2026 — 医学教育イノベーション会議</w:t>
-      </w:r>
-    </w:p>
-    <w:p>
-      <w:r>
-        <w:rPr>
-          <w:rFonts w:ascii="Calibri" w:hAnsi="Calibri"/>
-          <w:b w:val="0"/>
-          <w:i w:val="0"/>
-        </w:rPr>
-        <w:t>https://news.med.miami.edu/innovations-in-medical-education-2026-explores-the-power-of-ai/</w:t>
-      </w:r>
-    </w:p>
-    <w:p>
-      <w:pPr>
-        <w:pStyle w:val="ListBullet"/>
-      </w:pPr>
-      <w:r>
-        <w:t>HIMSS26 — マルチAIエージェント臨床意思決定支援</w:t>
-      </w:r>
-    </w:p>
-    <w:p>
-      <w:r>
-        <w:rPr>
-          <w:rFonts w:ascii="Calibri" w:hAnsi="Calibri"/>
-          <w:b w:val="0"/>
-          <w:i w:val="0"/>
-        </w:rPr>
-        <w:t>https://www.healthcareitnews.com/news/how-multi-ai-agents-can-improve-clinical-decision-support</w:t>
-      </w:r>
-    </w:p>
-    <w:p>
-      <w:pPr>
-        <w:pStyle w:val="ListBullet"/>
-      </w:pPr>
-      <w:r>
-        <w:t>Aziz (2026) — Systems Thinking vs Complexity Science</w:t>
-      </w:r>
-    </w:p>
-    <w:p>
-      <w:r>
-        <w:rPr>
-          <w:rFonts w:ascii="Calibri" w:hAnsi="Calibri"/>
-          <w:b w:val="0"/>
-          <w:i w:val="0"/>
-        </w:rPr>
-        <w:t>https://stream.syscoi.com/2026/02/15/the-great-divide-systems-thinking-and-complexity-science-aziz-2026-linkedin/</w:t>
-      </w:r>
-    </w:p>
-    <w:p>
-      <w:r>
-        <w:rPr>
-          <w:rFonts w:ascii="Calibri" w:hAnsi="Calibri"/>
-          <w:b w:val="0"/>
-          <w:i w:val="0"/>
-        </w:rPr>
-        <w:t>Generated by Scribe Agent | Learning Design Lab | 2026-03-26</w:t>
-      </w:r>
-    </w:p>
-    <w:p>
-      <w:r>
-        <w:rPr>
-          <w:rFonts w:ascii="Calibri" w:hAnsi="Calibri"/>
-          <w:b w:val="0"/>
-          <w:i w:val="0"/>
-        </w:rPr>
-        <w:t>Integrated from: 2026-03-21, 2026-03-25, 2026-03-26 Briefing</w:t>
+        <w:t>Scribe Agent | AI Agent Team | 2026-03-26</w:t>
       </w:r>
     </w:p>
     <w:sectPr>

--- a/output/education/2026-03-26_ai-medical-education-integrated/ai-medical-education-integrated_guide_facilitator.docx
+++ b/output/education/2026-03-26_ai-medical-education-integrated/ai-medical-education-integrated_guide_facilitator.docx
@@ -2261,42 +2261,449 @@
         <w:pStyle w:val="Heading2"/>
       </w:pPr>
       <w:r>
-        <w:t>参考文献</w:t>
+        <w:t>QRコード付き参考文献</w:t>
       </w:r>
     </w:p>
-    <w:p>
-      <w:pPr>
-        <w:pStyle w:val="ListBullet"/>
-      </w:pPr>
-      <w:r>
-        <w:t>AMA — AI in Medicine Survey 2026: https://www.ama-assn.org/</w:t>
-      </w:r>
-    </w:p>
-    <w:p>
-      <w:pPr>
-        <w:pStyle w:val="ListBullet"/>
-      </w:pPr>
-      <w:r>
-        <w:t>IME 2026 Conference: https://www.ime-conference.org/</w:t>
-      </w:r>
-    </w:p>
-    <w:p>
-      <w:pPr>
-        <w:pStyle w:val="ListBullet"/>
-      </w:pPr>
-      <w:r>
-        <w:t>Mount Sinai — Multi-Agent Study: https://doi.org/10.1038/s41746-026-xxxxx</w:t>
-      </w:r>
-    </w:p>
-    <w:p>
-      <w:r>
-        <w:rPr>
-          <w:rFonts w:ascii="Calibri" w:hAnsi="Calibri"/>
-          <w:b w:val="0"/>
-          <w:i w:val="0"/>
-        </w:rPr>
-      </w:r>
-    </w:p>
+    <w:tbl>
+      <w:tblPr>
+        <w:tblW w:type="auto" w:w="0"/>
+        <w:jc w:val="center"/>
+        <w:tblLook w:firstColumn="1" w:firstRow="1" w:lastColumn="0" w:lastRow="0" w:noHBand="0" w:noVBand="1" w:val="04A0"/>
+      </w:tblPr>
+      <w:tblGrid>
+        <w:gridCol w:w="2160"/>
+        <w:gridCol w:w="2160"/>
+        <w:gridCol w:w="2160"/>
+        <w:gridCol w:w="2160"/>
+      </w:tblGrid>
+      <w:tr>
+        <w:tc>
+          <w:tcPr>
+            <w:tcW w:type="dxa" w:w="2160"/>
+          </w:tcPr>
+          <w:p>
+            <w:pPr>
+              <w:jc w:val="center"/>
+            </w:pPr>
+            <w:r>
+              <w:drawing>
+                <wp:inline xmlns:a="http://schemas.openxmlformats.org/drawingml/2006/main" xmlns:pic="http://schemas.openxmlformats.org/drawingml/2006/picture">
+                  <wp:extent cx="900000" cy="900000"/>
+                  <wp:docPr id="1" name="Picture 1"/>
+                  <wp:cNvGraphicFramePr>
+                    <a:graphicFrameLocks noChangeAspect="1"/>
+                  </wp:cNvGraphicFramePr>
+                  <a:graphic>
+                    <a:graphicData uri="http://schemas.openxmlformats.org/drawingml/2006/picture">
+                      <pic:pic>
+                        <pic:nvPicPr>
+                          <pic:cNvPr id="0" name="image.png"/>
+                          <pic:cNvPicPr/>
+                        </pic:nvPicPr>
+                        <pic:blipFill>
+                          <a:blip r:embed="rId9"/>
+                          <a:stretch>
+                            <a:fillRect/>
+                          </a:stretch>
+                        </pic:blipFill>
+                        <pic:spPr>
+                          <a:xfrm>
+                            <a:off x="0" y="0"/>
+                            <a:ext cx="900000" cy="900000"/>
+                          </a:xfrm>
+                          <a:prstGeom prst="rect"/>
+                        </pic:spPr>
+                      </pic:pic>
+                    </a:graphicData>
+                  </a:graphic>
+                </wp:inline>
+              </w:drawing>
+            </w:r>
+          </w:p>
+        </w:tc>
+        <w:tc>
+          <w:tcPr>
+            <w:tcW w:type="dxa" w:w="2160"/>
+          </w:tcPr>
+          <w:p>
+            <w:r>
+              <w:rPr>
+                <w:rFonts w:ascii="Calibri" w:hAnsi="Calibri"/>
+                <w:b/>
+                <w:sz w:val="16"/>
+              </w:rPr>
+              <w:t>Mount Sinai (2026)</w:t>
+              <w:br/>
+              <w:t>マルチエージェントAI実証研究</w:t>
+            </w:r>
+          </w:p>
+          <w:p>
+            <w:r>
+              <w:rPr>
+                <w:color w:val="444499"/>
+                <w:sz w:val="12"/>
+              </w:rPr>
+              <w:t>https://www.mountsinai.org/about/newsroom/2026/orchestr...</w:t>
+            </w:r>
+          </w:p>
+        </w:tc>
+        <w:tc>
+          <w:tcPr>
+            <w:tcW w:type="dxa" w:w="2160"/>
+          </w:tcPr>
+          <w:p>
+            <w:pPr>
+              <w:jc w:val="center"/>
+            </w:pPr>
+            <w:r>
+              <w:drawing>
+                <wp:inline xmlns:a="http://schemas.openxmlformats.org/drawingml/2006/main" xmlns:pic="http://schemas.openxmlformats.org/drawingml/2006/picture">
+                  <wp:extent cx="900000" cy="900000"/>
+                  <wp:docPr id="2" name="Picture 2"/>
+                  <wp:cNvGraphicFramePr>
+                    <a:graphicFrameLocks noChangeAspect="1"/>
+                  </wp:cNvGraphicFramePr>
+                  <a:graphic>
+                    <a:graphicData uri="http://schemas.openxmlformats.org/drawingml/2006/picture">
+                      <pic:pic>
+                        <pic:nvPicPr>
+                          <pic:cNvPr id="0" name="image.png"/>
+                          <pic:cNvPicPr/>
+                        </pic:nvPicPr>
+                        <pic:blipFill>
+                          <a:blip r:embed="rId10"/>
+                          <a:stretch>
+                            <a:fillRect/>
+                          </a:stretch>
+                        </pic:blipFill>
+                        <pic:spPr>
+                          <a:xfrm>
+                            <a:off x="0" y="0"/>
+                            <a:ext cx="900000" cy="900000"/>
+                          </a:xfrm>
+                          <a:prstGeom prst="rect"/>
+                        </pic:spPr>
+                      </pic:pic>
+                    </a:graphicData>
+                  </a:graphic>
+                </wp:inline>
+              </w:drawing>
+            </w:r>
+          </w:p>
+        </w:tc>
+        <w:tc>
+          <w:tcPr>
+            <w:tcW w:type="dxa" w:w="2160"/>
+          </w:tcPr>
+          <w:p>
+            <w:r>
+              <w:rPr>
+                <w:rFonts w:ascii="Calibri" w:hAnsi="Calibri"/>
+                <w:b/>
+                <w:sz w:val="16"/>
+              </w:rPr>
+              <w:t>Frontiers in Digital Health (2025)</w:t>
+              <w:br/>
+              <w:t>臨床推論とAIの認知バイアス</w:t>
+            </w:r>
+          </w:p>
+          <w:p>
+            <w:r>
+              <w:rPr>
+                <w:color w:val="444499"/>
+                <w:sz w:val="12"/>
+              </w:rPr>
+              <w:t>https://www.frontiersin.org/journals/digital-health/art...</w:t>
+            </w:r>
+          </w:p>
+        </w:tc>
+      </w:tr>
+      <w:tr>
+        <w:tc>
+          <w:tcPr>
+            <w:tcW w:type="dxa" w:w="2160"/>
+          </w:tcPr>
+          <w:p>
+            <w:pPr>
+              <w:jc w:val="center"/>
+            </w:pPr>
+            <w:r>
+              <w:drawing>
+                <wp:inline xmlns:a="http://schemas.openxmlformats.org/drawingml/2006/main" xmlns:pic="http://schemas.openxmlformats.org/drawingml/2006/picture">
+                  <wp:extent cx="900000" cy="900000"/>
+                  <wp:docPr id="3" name="Picture 3"/>
+                  <wp:cNvGraphicFramePr>
+                    <a:graphicFrameLocks noChangeAspect="1"/>
+                  </wp:cNvGraphicFramePr>
+                  <a:graphic>
+                    <a:graphicData uri="http://schemas.openxmlformats.org/drawingml/2006/picture">
+                      <pic:pic>
+                        <pic:nvPicPr>
+                          <pic:cNvPr id="0" name="image.png"/>
+                          <pic:cNvPicPr/>
+                        </pic:nvPicPr>
+                        <pic:blipFill>
+                          <a:blip r:embed="rId11"/>
+                          <a:stretch>
+                            <a:fillRect/>
+                          </a:stretch>
+                        </pic:blipFill>
+                        <pic:spPr>
+                          <a:xfrm>
+                            <a:off x="0" y="0"/>
+                            <a:ext cx="900000" cy="900000"/>
+                          </a:xfrm>
+                          <a:prstGeom prst="rect"/>
+                        </pic:spPr>
+                      </pic:pic>
+                    </a:graphicData>
+                  </a:graphic>
+                </wp:inline>
+              </w:drawing>
+            </w:r>
+          </w:p>
+        </w:tc>
+        <w:tc>
+          <w:tcPr>
+            <w:tcW w:type="dxa" w:w="2160"/>
+          </w:tcPr>
+          <w:p>
+            <w:r>
+              <w:rPr>
+                <w:rFonts w:ascii="Calibri" w:hAnsi="Calibri"/>
+                <w:b/>
+                <w:sz w:val="16"/>
+              </w:rPr>
+              <w:t>PNAS (2026)</w:t>
+              <w:br/>
+              <w:t>LLMが認知バイアスを増幅する</w:t>
+            </w:r>
+          </w:p>
+          <w:p>
+            <w:r>
+              <w:rPr>
+                <w:color w:val="444499"/>
+                <w:sz w:val="12"/>
+              </w:rPr>
+              <w:t>https://www.pnas.org/doi/10.1073/pnas.2412015122</w:t>
+            </w:r>
+          </w:p>
+        </w:tc>
+        <w:tc>
+          <w:tcPr>
+            <w:tcW w:type="dxa" w:w="2160"/>
+          </w:tcPr>
+          <w:p>
+            <w:pPr>
+              <w:jc w:val="center"/>
+            </w:pPr>
+            <w:r>
+              <w:drawing>
+                <wp:inline xmlns:a="http://schemas.openxmlformats.org/drawingml/2006/main" xmlns:pic="http://schemas.openxmlformats.org/drawingml/2006/picture">
+                  <wp:extent cx="900000" cy="900000"/>
+                  <wp:docPr id="4" name="Picture 4"/>
+                  <wp:cNvGraphicFramePr>
+                    <a:graphicFrameLocks noChangeAspect="1"/>
+                  </wp:cNvGraphicFramePr>
+                  <a:graphic>
+                    <a:graphicData uri="http://schemas.openxmlformats.org/drawingml/2006/picture">
+                      <pic:pic>
+                        <pic:nvPicPr>
+                          <pic:cNvPr id="0" name="image.png"/>
+                          <pic:cNvPicPr/>
+                        </pic:nvPicPr>
+                        <pic:blipFill>
+                          <a:blip r:embed="rId12"/>
+                          <a:stretch>
+                            <a:fillRect/>
+                          </a:stretch>
+                        </pic:blipFill>
+                        <pic:spPr>
+                          <a:xfrm>
+                            <a:off x="0" y="0"/>
+                            <a:ext cx="900000" cy="900000"/>
+                          </a:xfrm>
+                          <a:prstGeom prst="rect"/>
+                        </pic:spPr>
+                      </pic:pic>
+                    </a:graphicData>
+                  </a:graphic>
+                </wp:inline>
+              </w:drawing>
+            </w:r>
+          </w:p>
+        </w:tc>
+        <w:tc>
+          <w:tcPr>
+            <w:tcW w:type="dxa" w:w="2160"/>
+          </w:tcPr>
+          <w:p>
+            <w:r>
+              <w:rPr>
+                <w:rFonts w:ascii="Calibri" w:hAnsi="Calibri"/>
+                <w:b/>
+                <w:sz w:val="16"/>
+              </w:rPr>
+              <w:t>JMIR (2026)</w:t>
+              <w:br/>
+              <w:t>AI仮想患者の多施設検証</w:t>
+            </w:r>
+          </w:p>
+          <w:p>
+            <w:r>
+              <w:rPr>
+                <w:color w:val="444499"/>
+                <w:sz w:val="12"/>
+              </w:rPr>
+              <w:t>https://formative.jmir.org/2026/1/e88905</w:t>
+            </w:r>
+          </w:p>
+        </w:tc>
+      </w:tr>
+      <w:tr>
+        <w:tc>
+          <w:tcPr>
+            <w:tcW w:type="dxa" w:w="2160"/>
+          </w:tcPr>
+          <w:p>
+            <w:pPr>
+              <w:jc w:val="center"/>
+            </w:pPr>
+            <w:r>
+              <w:drawing>
+                <wp:inline xmlns:a="http://schemas.openxmlformats.org/drawingml/2006/main" xmlns:pic="http://schemas.openxmlformats.org/drawingml/2006/picture">
+                  <wp:extent cx="900000" cy="900000"/>
+                  <wp:docPr id="5" name="Picture 5"/>
+                  <wp:cNvGraphicFramePr>
+                    <a:graphicFrameLocks noChangeAspect="1"/>
+                  </wp:cNvGraphicFramePr>
+                  <a:graphic>
+                    <a:graphicData uri="http://schemas.openxmlformats.org/drawingml/2006/picture">
+                      <pic:pic>
+                        <pic:nvPicPr>
+                          <pic:cNvPr id="0" name="image.png"/>
+                          <pic:cNvPicPr/>
+                        </pic:nvPicPr>
+                        <pic:blipFill>
+                          <a:blip r:embed="rId13"/>
+                          <a:stretch>
+                            <a:fillRect/>
+                          </a:stretch>
+                        </pic:blipFill>
+                        <pic:spPr>
+                          <a:xfrm>
+                            <a:off x="0" y="0"/>
+                            <a:ext cx="900000" cy="900000"/>
+                          </a:xfrm>
+                          <a:prstGeom prst="rect"/>
+                        </pic:spPr>
+                      </pic:pic>
+                    </a:graphicData>
+                  </a:graphic>
+                </wp:inline>
+              </w:drawing>
+            </w:r>
+          </w:p>
+        </w:tc>
+        <w:tc>
+          <w:tcPr>
+            <w:tcW w:type="dxa" w:w="2160"/>
+          </w:tcPr>
+          <w:p>
+            <w:r>
+              <w:rPr>
+                <w:rFonts w:ascii="Calibri" w:hAnsi="Calibri"/>
+                <w:b/>
+                <w:sz w:val="16"/>
+              </w:rPr>
+              <w:t>IME 2026</w:t>
+              <w:br/>
+              <w:t>医学教育イノベーション会議</w:t>
+            </w:r>
+          </w:p>
+          <w:p>
+            <w:r>
+              <w:rPr>
+                <w:color w:val="444499"/>
+                <w:sz w:val="12"/>
+              </w:rPr>
+              <w:t>https://news.med.miami.edu/innovations-in-medical-educa...</w:t>
+            </w:r>
+          </w:p>
+        </w:tc>
+        <w:tc>
+          <w:tcPr>
+            <w:tcW w:type="dxa" w:w="2160"/>
+          </w:tcPr>
+          <w:p>
+            <w:pPr>
+              <w:jc w:val="center"/>
+            </w:pPr>
+            <w:r>
+              <w:drawing>
+                <wp:inline xmlns:a="http://schemas.openxmlformats.org/drawingml/2006/main" xmlns:pic="http://schemas.openxmlformats.org/drawingml/2006/picture">
+                  <wp:extent cx="900000" cy="900000"/>
+                  <wp:docPr id="6" name="Picture 6"/>
+                  <wp:cNvGraphicFramePr>
+                    <a:graphicFrameLocks noChangeAspect="1"/>
+                  </wp:cNvGraphicFramePr>
+                  <a:graphic>
+                    <a:graphicData uri="http://schemas.openxmlformats.org/drawingml/2006/picture">
+                      <pic:pic>
+                        <pic:nvPicPr>
+                          <pic:cNvPr id="0" name="image.png"/>
+                          <pic:cNvPicPr/>
+                        </pic:nvPicPr>
+                        <pic:blipFill>
+                          <a:blip r:embed="rId14"/>
+                          <a:stretch>
+                            <a:fillRect/>
+                          </a:stretch>
+                        </pic:blipFill>
+                        <pic:spPr>
+                          <a:xfrm>
+                            <a:off x="0" y="0"/>
+                            <a:ext cx="900000" cy="900000"/>
+                          </a:xfrm>
+                          <a:prstGeom prst="rect"/>
+                        </pic:spPr>
+                      </pic:pic>
+                    </a:graphicData>
+                  </a:graphic>
+                </wp:inline>
+              </w:drawing>
+            </w:r>
+          </w:p>
+        </w:tc>
+        <w:tc>
+          <w:tcPr>
+            <w:tcW w:type="dxa" w:w="2160"/>
+          </w:tcPr>
+          <w:p>
+            <w:r>
+              <w:rPr>
+                <w:rFonts w:ascii="Calibri" w:hAnsi="Calibri"/>
+                <w:b/>
+                <w:sz w:val="16"/>
+              </w:rPr>
+              <w:t>HIMSS26</w:t>
+              <w:br/>
+              <w:t>マルチAIエージェント臨床意思決定支援</w:t>
+            </w:r>
+          </w:p>
+          <w:p>
+            <w:r>
+              <w:rPr>
+                <w:color w:val="444499"/>
+                <w:sz w:val="12"/>
+              </w:rPr>
+              <w:t>https://www.healthcareitnews.com/news/how-multi-ai-agen...</w:t>
+            </w:r>
+          </w:p>
+        </w:tc>
+      </w:tr>
+    </w:tbl>
+    <w:p/>
     <w:p>
       <w:r>
         <w:rPr>

--- a/output/education/2026-03-26_ai-medical-education-integrated/ai-medical-education-integrated_guide_facilitator.docx
+++ b/output/education/2026-03-26_ai-medical-education-integrated/ai-medical-education-integrated_guide_facilitator.docx
@@ -2271,10 +2271,10 @@
         <w:tblLook w:firstColumn="1" w:firstRow="1" w:lastColumn="0" w:lastRow="0" w:noHBand="0" w:noVBand="1" w:val="04A0"/>
       </w:tblPr>
       <w:tblGrid>
-        <w:gridCol w:w="2160"/>
-        <w:gridCol w:w="2160"/>
-        <w:gridCol w:w="2160"/>
-        <w:gridCol w:w="2160"/>
+        <w:gridCol w:w="850"/>
+        <w:gridCol w:w="4112"/>
+        <w:gridCol w:w="850"/>
+        <w:gridCol w:w="4711"/>
       </w:tblGrid>
       <w:tr>
         <w:tc>
